--- a/mat282_midterm/MAT282_Midterm_Version_A_KEY.docx
+++ b/mat282_midterm/MAT282_Midterm_Version_A_KEY.docx
@@ -56,7 +56,7 @@
           <w:sz w:val="18"/>
           <w:szCs w:val="18"/>
         </w:rPr>
-        <w:t xml:space="preserve">Marking guide and worked solutions · 50 points · </w:t>
+        <w:t xml:space="preserve">Marking guide and worked solutions · 40 points · </w:t>
       </w:r>
       <w:r>
         <w:rPr>
@@ -115,15 +115,15 @@
                 <w:sz w:val="18"/>
                 <w:szCs w:val="18"/>
               </w:rPr>
-              <w:t xml:space="preserve">How to mark this exam.</w:t>
-            </w:r>
-            <w:r>
-              <w:rPr>
-                <w:rFonts w:ascii="Arial" w:cs="Arial" w:eastAsia="Arial" w:hAnsi="Arial"/>
-                <w:sz w:val="18"/>
-                <w:szCs w:val="18"/>
-              </w:rPr>
-              <w:t xml:space="preserve"> Stages 1, 6 and parts of 2, 3, 4 and 5 assess reasoning, so there is no single right answer: give the mark when the choice is sensible </w:t>
+              <w:t xml:space="preserve">How to mark.</w:t>
+            </w:r>
+            <w:r>
+              <w:rPr>
+                <w:rFonts w:ascii="Arial" w:cs="Arial" w:eastAsia="Arial" w:hAnsi="Arial"/>
+                <w:sz w:val="18"/>
+                <w:szCs w:val="18"/>
+              </w:rPr>
+              <w:t xml:space="preserve"> Sections 1 and 5 and the explanation parts of the others reward </w:t>
             </w:r>
             <w:r>
               <w:rPr>
@@ -133,15 +133,15 @@
                 <w:sz w:val="18"/>
                 <w:szCs w:val="18"/>
               </w:rPr>
-              <w:t xml:space="preserve">and defended with a reason or a number</w:t>
-            </w:r>
-            <w:r>
-              <w:rPr>
-                <w:rFonts w:ascii="Arial" w:cs="Arial" w:eastAsia="Arial" w:hAnsi="Arial"/>
-                <w:sz w:val="18"/>
-                <w:szCs w:val="18"/>
-              </w:rPr>
-              <w:t xml:space="preserve">. Apply </w:t>
+              <w:t xml:space="preserve">sensible reasoning that is defended with a reason or a number</w:t>
+            </w:r>
+            <w:r>
+              <w:rPr>
+                <w:rFonts w:ascii="Arial" w:cs="Arial" w:eastAsia="Arial" w:hAnsi="Arial"/>
+                <w:sz w:val="18"/>
+                <w:szCs w:val="18"/>
+              </w:rPr>
+              <w:t xml:space="preserve">; there is no single right model. Apply </w:t>
             </w:r>
             <w:r>
               <w:rPr>
@@ -159,7 +159,43 @@
                 <w:sz w:val="18"/>
                 <w:szCs w:val="18"/>
               </w:rPr>
-              <w:t xml:space="preserve"> from earlier answers. Accept rounding differences of ±0.02 in r, ±0.2 in t and ±0.5 in forecasts. The reference sheet fixes the exam’s rules of thumb (|z| &gt; 2 unusual, |t| &gt; 2 significant, |r| &gt; 0.7 heavy overlap between predictors); the course may use others, so change them in the key and on the sheet together. “Objective” gives the syllabus learning outcome (LO) and your category: </w:t>
+              <w:t xml:space="preserve"> from earlier answers. Accept rounding differences of ±0.02 in s and t and ±0.5 in forecasts. Rules used in this paper: a coefficient is </w:t>
+            </w:r>
+            <w:r>
+              <w:rPr>
+                <w:rFonts w:ascii="Arial" w:cs="Arial" w:eastAsia="Arial" w:hAnsi="Arial"/>
+                <w:b/>
+                <w:bCs/>
+                <w:sz w:val="18"/>
+                <w:szCs w:val="18"/>
+              </w:rPr>
+              <w:t xml:space="preserve">clearly different from zero if it is more than 2 standard errors from zero</w:t>
+            </w:r>
+            <w:r>
+              <w:rPr>
+                <w:rFonts w:ascii="Arial" w:cs="Arial" w:eastAsia="Arial" w:hAnsi="Arial"/>
+                <w:sz w:val="18"/>
+                <w:szCs w:val="18"/>
+              </w:rPr>
+              <w:t xml:space="preserve">; a t-test is </w:t>
+            </w:r>
+            <w:r>
+              <w:rPr>
+                <w:rFonts w:ascii="Arial" w:cs="Arial" w:eastAsia="Arial" w:hAnsi="Arial"/>
+                <w:b/>
+                <w:bCs/>
+                <w:sz w:val="18"/>
+                <w:szCs w:val="18"/>
+              </w:rPr>
+              <w:t xml:space="preserve">significant if p &lt; 0.05</w:t>
+            </w:r>
+            <w:r>
+              <w:rPr>
+                <w:rFonts w:ascii="Arial" w:cs="Arial" w:eastAsia="Arial" w:hAnsi="Arial"/>
+                <w:sz w:val="18"/>
+                <w:szCs w:val="18"/>
+              </w:rPr>
+              <w:t xml:space="preserve"> (two-tailed, T.TEST type 2); critical t for df = 8 is 2.31. Objective column: syllabus learning outcome (LO) and your category, </w:t>
             </w:r>
             <w:r>
               <w:rPr>
@@ -255,9 +291,9 @@
         </w:tblBorders>
       </w:tblPr>
       <w:tblGrid>
-        <w:gridCol w:w="500"/>
+        <w:gridCol w:w="700"/>
         <w:gridCol w:w="1500"/>
-        <w:gridCol w:w="5700"/>
+        <w:gridCol w:w="5500"/>
         <w:gridCol w:w="500"/>
         <w:gridCol w:w="2000"/>
       </w:tblGrid>
@@ -267,7 +303,7 @@
         </w:trPr>
         <w:tc>
           <w:tcPr>
-            <w:tcW w:type="dxa" w:w="500"/>
+            <w:tcW w:type="dxa" w:w="700"/>
             <w:tcBorders>
               <w:top w:val="single" w:color="808080" w:sz="4"/>
               <w:left w:val="single" w:color="808080" w:sz="4"/>
@@ -337,7 +373,7 @@
         </w:tc>
         <w:tc>
           <w:tcPr>
-            <w:tcW w:type="dxa" w:w="5700"/>
+            <w:tcW w:type="dxa" w:w="5500"/>
             <w:tcBorders>
               <w:top w:val="single" w:color="808080" w:sz="4"/>
               <w:left w:val="single" w:color="808080" w:sz="4"/>
@@ -447,7 +483,7 @@
         </w:trPr>
         <w:tc>
           <w:tcPr>
-            <w:tcW w:type="dxa" w:w="500"/>
+            <w:tcW w:type="dxa" w:w="700"/>
             <w:tcBorders>
               <w:top w:val="single" w:color="808080" w:sz="4"/>
               <w:left w:val="single" w:color="808080" w:sz="4"/>
@@ -475,7 +511,7 @@
                 <w:sz w:val="18"/>
                 <w:szCs w:val="18"/>
               </w:rPr>
-              <w:t xml:space="preserve">1</w:t>
+              <w:t xml:space="preserve">1a</w:t>
             </w:r>
           </w:p>
         </w:tc>
@@ -515,35 +551,35 @@
         </w:tc>
         <w:tc>
           <w:tcPr>
-            <w:tcW w:type="dxa" w:w="5700"/>
-            <w:tcBorders>
-              <w:top w:val="single" w:color="808080" w:sz="4"/>
-              <w:left w:val="single" w:color="808080" w:sz="4"/>
-              <w:bottom w:val="single" w:color="808080" w:sz="4"/>
-              <w:right w:val="single" w:color="808080" w:sz="4"/>
-            </w:tcBorders>
-            <w:tcMar>
-              <w:top w:type="dxa" w:w="40"/>
-              <w:left w:type="dxa" w:w="80"/>
-              <w:bottom w:type="dxa" w:w="40"/>
-              <w:right w:type="dxa" w:w="80"/>
-            </w:tcMar>
-            <w:vAlign w:val="center"/>
-          </w:tcPr>
-          <w:p>
-            <w:pPr>
-              <w:spacing w:after="0" w:before="0"/>
-              <w:jc w:val="left"/>
-            </w:pPr>
-            <w:r>
-              <w:rPr>
-                <w:rFonts w:ascii="Arial" w:cs="Arial" w:eastAsia="Arial" w:hAnsi="Arial"/>
-                <w:b w:val="false"/>
-                <w:bCs w:val="false"/>
-                <w:sz w:val="18"/>
-                <w:szCs w:val="18"/>
-              </w:rPr>
-              <w:t xml:space="preserve">Four variables, each with a sign and a mechanism. Plausible set: temperature (+, hot days want cold treats), weekend (+, more leisure time), beach_event (+, crowds nearby), price (−, law of demand). Also fine: sunshine (+), rainfall (−), humidity (−), post_change (either, with a reason).</w:t>
+            <w:tcW w:type="dxa" w:w="5500"/>
+            <w:tcBorders>
+              <w:top w:val="single" w:color="808080" w:sz="4"/>
+              <w:left w:val="single" w:color="808080" w:sz="4"/>
+              <w:bottom w:val="single" w:color="808080" w:sz="4"/>
+              <w:right w:val="single" w:color="808080" w:sz="4"/>
+            </w:tcBorders>
+            <w:tcMar>
+              <w:top w:type="dxa" w:w="40"/>
+              <w:left w:type="dxa" w:w="80"/>
+              <w:bottom w:type="dxa" w:w="40"/>
+              <w:right w:type="dxa" w:w="80"/>
+            </w:tcMar>
+            <w:vAlign w:val="center"/>
+          </w:tcPr>
+          <w:p>
+            <w:pPr>
+              <w:spacing w:after="0" w:before="0"/>
+              <w:jc w:val="left"/>
+            </w:pPr>
+            <w:r>
+              <w:rPr>
+                <w:rFonts w:ascii="Arial" w:cs="Arial" w:eastAsia="Arial" w:hAnsi="Arial"/>
+                <w:b w:val="false"/>
+                <w:bCs w:val="false"/>
+                <w:sz w:val="18"/>
+                <w:szCs w:val="18"/>
+              </w:rPr>
+              <w:t xml:space="preserve">Any three sensible inputs with a direction and a reason: temperature (up: hot days want cold treats), weekend (up: more leisure time), beach event (up: crowds nearby), planned price (down: dearer gelato sells less), sunshine (up, but overlaps with temperature).</w:t>
             </w:r>
           </w:p>
         </w:tc>
@@ -577,7 +613,7 @@
                 <w:sz w:val="18"/>
                 <w:szCs w:val="18"/>
               </w:rPr>
-              <w:t xml:space="preserve">4</w:t>
+              <w:t xml:space="preserve">3</w:t>
             </w:r>
           </w:p>
         </w:tc>
@@ -611,7 +647,7 @@
                 <w:sz w:val="18"/>
                 <w:szCs w:val="18"/>
               </w:rPr>
-              <w:t xml:space="preserve">1 per row: sign and a coherent mechanism. A “wrong” sign with a good reason scores; a sign with no reason does not.</w:t>
+              <w:t xml:space="preserve">1 per input: direction and a coherent reason. A “wrong” direction with a good reason scores; a direction with no reason does not.</w:t>
             </w:r>
           </w:p>
         </w:tc>
@@ -622,7 +658,7 @@
         </w:trPr>
         <w:tc>
           <w:tcPr>
-            <w:tcW w:type="dxa" w:w="500"/>
+            <w:tcW w:type="dxa" w:w="700"/>
             <w:tcBorders>
               <w:top w:val="single" w:color="808080" w:sz="4"/>
               <w:left w:val="single" w:color="808080" w:sz="4"/>
@@ -650,7 +686,7 @@
                 <w:sz w:val="18"/>
                 <w:szCs w:val="18"/>
               </w:rPr>
-              <w:t xml:space="preserve">2</w:t>
+              <w:t xml:space="preserve">1b</w:t>
             </w:r>
           </w:p>
         </w:tc>
@@ -684,42 +720,32 @@
                 <w:sz w:val="18"/>
                 <w:szCs w:val="18"/>
               </w:rPr>
-              <w:t xml:space="preserve">LO2, LO5 · Con</w:t>
-            </w:r>
-          </w:p>
-        </w:tc>
-        <w:tc>
-          <w:tcPr>
-            <w:tcW w:type="dxa" w:w="5700"/>
-            <w:tcBorders>
-              <w:top w:val="single" w:color="808080" w:sz="4"/>
-              <w:left w:val="single" w:color="808080" w:sz="4"/>
-              <w:bottom w:val="single" w:color="808080" w:sz="4"/>
-              <w:right w:val="single" w:color="808080" w:sz="4"/>
-            </w:tcBorders>
-            <w:tcMar>
-              <w:top w:type="dxa" w:w="40"/>
-              <w:left w:type="dxa" w:w="80"/>
-              <w:bottom w:type="dxa" w:w="40"/>
-              <w:right w:type="dxa" w:w="80"/>
-            </w:tcMar>
-            <w:vAlign w:val="center"/>
-          </w:tcPr>
-          <w:p>
-            <w:pPr>
-              <w:spacing w:after="0" w:before="0"/>
-              <w:jc w:val="left"/>
-            </w:pPr>
-            <w:r>
-              <w:rPr>
-                <w:rFonts w:ascii="Arial" w:cs="Arial" w:eastAsia="Arial" w:hAnsi="Arial"/>
-                <w:b w:val="false"/>
-                <w:bCs w:val="false"/>
-                <w:sz w:val="18"/>
-                <w:szCs w:val="18"/>
-              </w:rPr>
-              <w:t xml:space="preserve">Best answers: </w:t>
-            </w:r>
+              <w:t xml:space="preserve">LO5 · Con</w:t>
+            </w:r>
+          </w:p>
+        </w:tc>
+        <w:tc>
+          <w:tcPr>
+            <w:tcW w:type="dxa" w:w="5500"/>
+            <w:tcBorders>
+              <w:top w:val="single" w:color="808080" w:sz="4"/>
+              <w:left w:val="single" w:color="808080" w:sz="4"/>
+              <w:bottom w:val="single" w:color="808080" w:sz="4"/>
+              <w:right w:val="single" w:color="808080" w:sz="4"/>
+            </w:tcBorders>
+            <w:tcMar>
+              <w:top w:type="dxa" w:w="40"/>
+              <w:left w:type="dxa" w:w="80"/>
+              <w:bottom w:type="dxa" w:w="40"/>
+              <w:right w:type="dxa" w:w="80"/>
+            </w:tcMar>
+            <w:vAlign w:val="center"/>
+          </w:tcPr>
+          <w:p>
+            <w:pPr>
+              <w:spacing w:after="0" w:before="0"/>
+              <w:jc w:val="left"/>
+            </w:pPr>
             <w:r>
               <w:rPr>
                 <w:rFonts w:ascii="Arial" w:cs="Arial" w:eastAsia="Arial" w:hAnsi="Arial"/>
@@ -728,37 +754,17 @@
                 <w:sz w:val="18"/>
                 <w:szCs w:val="18"/>
               </w:rPr>
-              <w:t xml:space="preserve">iced_coffee_units</w:t>
-            </w:r>
-            <w:r>
-              <w:rPr>
-                <w:rFonts w:ascii="Arial" w:cs="Arial" w:eastAsia="Arial" w:hAnsi="Arial"/>
-                <w:b w:val="false"/>
-                <w:bCs w:val="false"/>
-                <w:sz w:val="18"/>
-                <w:szCs w:val="18"/>
-              </w:rPr>
-              <w:t xml:space="preserve"> (known only at closing time; caused by the same weather, so a symptom, not a cause) and </w:t>
-            </w:r>
-            <w:r>
-              <w:rPr>
-                <w:rFonts w:ascii="Arial" w:cs="Arial" w:eastAsia="Arial" w:hAnsi="Arial"/>
-                <w:b/>
-                <w:bCs/>
-                <w:sz w:val="18"/>
-                <w:szCs w:val="18"/>
-              </w:rPr>
-              <w:t xml:space="preserve">gelato_revenue_eur</w:t>
-            </w:r>
-            <w:r>
-              <w:rPr>
-                <w:rFonts w:ascii="Arial" w:cs="Arial" w:eastAsia="Arial" w:hAnsi="Arial"/>
-                <w:b w:val="false"/>
-                <w:bCs w:val="false"/>
-                <w:sz w:val="18"/>
-                <w:szCs w:val="18"/>
-              </w:rPr>
-              <w:t xml:space="preserve"> (price × units contains the outcome: circular). Also accept post_change (just a date flag that overlaps with price) or a weak-mechanism variable (wind) with a reason from how the café works.</w:t>
+              <w:t xml:space="preserve">Item 6</w:t>
+            </w:r>
+            <w:r>
+              <w:rPr>
+                <w:rFonts w:ascii="Arial" w:cs="Arial" w:eastAsia="Arial" w:hAnsi="Arial"/>
+                <w:b w:val="false"/>
+                <w:bCs w:val="false"/>
+                <w:sz w:val="18"/>
+                <w:szCs w:val="18"/>
+              </w:rPr>
+              <w:t xml:space="preserve">, iced coffee sales counted at closing time: it is not known before opening (only after the day) and it is driven by the same weather and day type, so it cannot be used to forecast.</w:t>
             </w:r>
           </w:p>
         </w:tc>
@@ -826,7 +832,7 @@
                 <w:sz w:val="18"/>
                 <w:szCs w:val="18"/>
               </w:rPr>
-              <w:t xml:space="preserve">1 per variable: must give a logical reason. “Not correlated” earns 0 (no data seen yet).</w:t>
+              <w:t xml:space="preserve">1 identifies item 6 + 1 the problem (not known in advance).</w:t>
             </w:r>
           </w:p>
         </w:tc>
@@ -837,7 +843,7 @@
         </w:trPr>
         <w:tc>
           <w:tcPr>
-            <w:tcW w:type="dxa" w:w="500"/>
+            <w:tcW w:type="dxa" w:w="700"/>
             <w:tcBorders>
               <w:top w:val="single" w:color="808080" w:sz="4"/>
               <w:left w:val="single" w:color="808080" w:sz="4"/>
@@ -865,7 +871,7 @@
                 <w:sz w:val="18"/>
                 <w:szCs w:val="18"/>
               </w:rPr>
-              <w:t xml:space="preserve">3</w:t>
+              <w:t xml:space="preserve">1c</w:t>
             </w:r>
           </w:p>
         </w:tc>
@@ -899,41 +905,71 @@
                 <w:sz w:val="18"/>
                 <w:szCs w:val="18"/>
               </w:rPr>
-              <w:t xml:space="preserve">LO1 · Con</w:t>
-            </w:r>
-          </w:p>
-        </w:tc>
-        <w:tc>
-          <w:tcPr>
-            <w:tcW w:type="dxa" w:w="5700"/>
-            <w:tcBorders>
-              <w:top w:val="single" w:color="808080" w:sz="4"/>
-              <w:left w:val="single" w:color="808080" w:sz="4"/>
-              <w:bottom w:val="single" w:color="808080" w:sz="4"/>
-              <w:right w:val="single" w:color="808080" w:sz="4"/>
-            </w:tcBorders>
-            <w:tcMar>
-              <w:top w:type="dxa" w:w="40"/>
-              <w:left w:type="dxa" w:w="80"/>
-              <w:bottom w:type="dxa" w:w="40"/>
-              <w:right w:type="dxa" w:w="80"/>
-            </w:tcMar>
-            <w:vAlign w:val="center"/>
-          </w:tcPr>
-          <w:p>
-            <w:pPr>
-              <w:spacing w:after="0" w:before="0"/>
-              <w:jc w:val="left"/>
-            </w:pPr>
-            <w:r>
-              <w:rPr>
-                <w:rFonts w:ascii="Arial" w:cs="Arial" w:eastAsia="Arial" w:hAnsi="Arial"/>
-                <w:b w:val="false"/>
-                <w:bCs w:val="false"/>
-                <w:sz w:val="18"/>
-                <w:szCs w:val="18"/>
-              </w:rPr>
-              <w:t xml:space="preserve">A result that contradicts the stated expectation: a coefficient with the opposite sign and |t| &gt; 2, or a coefficient whose |t| &lt; 2 (not distinguishable from zero).</w:t>
+              <w:t xml:space="preserve">LO3, LO5, LO6 · Con</w:t>
+            </w:r>
+          </w:p>
+        </w:tc>
+        <w:tc>
+          <w:tcPr>
+            <w:tcW w:type="dxa" w:w="5500"/>
+            <w:tcBorders>
+              <w:top w:val="single" w:color="808080" w:sz="4"/>
+              <w:left w:val="single" w:color="808080" w:sz="4"/>
+              <w:bottom w:val="single" w:color="808080" w:sz="4"/>
+              <w:right w:val="single" w:color="808080" w:sz="4"/>
+            </w:tcBorders>
+            <w:tcMar>
+              <w:top w:type="dxa" w:w="40"/>
+              <w:left w:type="dxa" w:w="80"/>
+              <w:bottom w:type="dxa" w:w="40"/>
+              <w:right w:type="dxa" w:w="80"/>
+            </w:tcMar>
+            <w:vAlign w:val="center"/>
+          </w:tcPr>
+          <w:p>
+            <w:pPr>
+              <w:spacing w:after="0" w:before="0"/>
+              <w:jc w:val="left"/>
+            </w:pPr>
+            <w:r>
+              <w:rPr>
+                <w:rFonts w:ascii="Arial" w:cs="Arial" w:eastAsia="Arial" w:hAnsi="Arial"/>
+                <w:b/>
+                <w:bCs/>
+                <w:sz w:val="18"/>
+                <w:szCs w:val="18"/>
+              </w:rPr>
+              <w:t xml:space="preserve">Not both.</w:t>
+            </w:r>
+            <w:r>
+              <w:rPr>
+                <w:rFonts w:ascii="Arial" w:cs="Arial" w:eastAsia="Arial" w:hAnsi="Arial"/>
+                <w:b w:val="false"/>
+                <w:bCs w:val="false"/>
+                <w:sz w:val="18"/>
+                <w:szCs w:val="18"/>
+              </w:rPr>
+              <w:t xml:space="preserve"> With r = 0.78 they carry mostly the same information, so LINEST cannot separate their effects: coefficients become unstable and their standard errors large (the model assumes inputs that are not duplicates of each other). Keep </w:t>
+            </w:r>
+            <w:r>
+              <w:rPr>
+                <w:rFonts w:ascii="Arial" w:cs="Arial" w:eastAsia="Arial" w:hAnsi="Arial"/>
+                <w:b/>
+                <w:bCs/>
+                <w:sz w:val="18"/>
+                <w:szCs w:val="18"/>
+              </w:rPr>
+              <w:t xml:space="preserve">temperature</w:t>
+            </w:r>
+            <w:r>
+              <w:rPr>
+                <w:rFonts w:ascii="Arial" w:cs="Arial" w:eastAsia="Arial" w:hAnsi="Arial"/>
+                <w:b w:val="false"/>
+                <w:bCs w:val="false"/>
+                <w:sz w:val="18"/>
+                <w:szCs w:val="18"/>
+              </w:rPr>
+              <w:t xml:space="preserve"> (r = 0.58 with sales vs 0.49; a more direct measure of heat).</w:t>
             </w:r>
           </w:p>
         </w:tc>
@@ -967,7 +1003,7 @@
                 <w:sz w:val="18"/>
                 <w:szCs w:val="18"/>
               </w:rPr>
-              <w:t xml:space="preserve">1</w:t>
+              <w:t xml:space="preserve">2</w:t>
             </w:r>
           </w:p>
         </w:tc>
@@ -1001,7 +1037,7 @@
                 <w:sz w:val="18"/>
                 <w:szCs w:val="18"/>
               </w:rPr>
-              <w:t xml:space="preserve">1: names a coefficient/t-statistic outcome, not a vague “if it does not work”.</w:t>
+              <w:t xml:space="preserve">1 overlap and why it is a problem + 1 a choice with a reason.</w:t>
             </w:r>
           </w:p>
         </w:tc>
@@ -1012,7 +1048,7 @@
         </w:trPr>
         <w:tc>
           <w:tcPr>
-            <w:tcW w:type="dxa" w:w="500"/>
+            <w:tcW w:type="dxa" w:w="700"/>
             <w:tcBorders>
               <w:top w:val="single" w:color="808080" w:sz="4"/>
               <w:left w:val="single" w:color="808080" w:sz="4"/>
@@ -1040,7 +1076,7 @@
                 <w:sz w:val="18"/>
                 <w:szCs w:val="18"/>
               </w:rPr>
-              <w:t xml:space="preserve">4</w:t>
+              <w:t xml:space="preserve">1d</w:t>
             </w:r>
           </w:p>
         </w:tc>
@@ -1074,41 +1110,41 @@
                 <w:sz w:val="18"/>
                 <w:szCs w:val="18"/>
               </w:rPr>
-              <w:t xml:space="preserve">LO2 · Con</w:t>
-            </w:r>
-          </w:p>
-        </w:tc>
-        <w:tc>
-          <w:tcPr>
-            <w:tcW w:type="dxa" w:w="5700"/>
-            <w:tcBorders>
-              <w:top w:val="single" w:color="808080" w:sz="4"/>
-              <w:left w:val="single" w:color="808080" w:sz="4"/>
-              <w:bottom w:val="single" w:color="808080" w:sz="4"/>
-              <w:right w:val="single" w:color="808080" w:sz="4"/>
-            </w:tcBorders>
-            <w:tcMar>
-              <w:top w:type="dxa" w:w="40"/>
-              <w:left w:type="dxa" w:w="80"/>
-              <w:bottom w:type="dxa" w:w="40"/>
-              <w:right w:type="dxa" w:w="80"/>
-            </w:tcMar>
-            <w:vAlign w:val="center"/>
-          </w:tcPr>
-          <w:p>
-            <w:pPr>
-              <w:spacing w:after="0" w:before="0"/>
-              <w:jc w:val="left"/>
-            </w:pPr>
-            <w:r>
-              <w:rPr>
-                <w:rFonts w:ascii="Arial" w:cs="Arial" w:eastAsia="Arial" w:hAnsi="Arial"/>
-                <w:b w:val="false"/>
-                <w:bCs w:val="false"/>
-                <w:sz w:val="18"/>
-                <w:szCs w:val="18"/>
-              </w:rPr>
-              <w:t xml:space="preserve">(a) Validity: the 0/1 coding treats a small yoga class and a 5,000-person festival the same, so it does not capture crowd size. (b) Reliability: two staff may disagree on whether a small gathering counts as “organised”; fix by recording expected attendance.</w:t>
+              <w:t xml:space="preserve">LO6 · Con</w:t>
+            </w:r>
+          </w:p>
+        </w:tc>
+        <w:tc>
+          <w:tcPr>
+            <w:tcW w:type="dxa" w:w="5500"/>
+            <w:tcBorders>
+              <w:top w:val="single" w:color="808080" w:sz="4"/>
+              <w:left w:val="single" w:color="808080" w:sz="4"/>
+              <w:bottom w:val="single" w:color="808080" w:sz="4"/>
+              <w:right w:val="single" w:color="808080" w:sz="4"/>
+            </w:tcBorders>
+            <w:tcMar>
+              <w:top w:type="dxa" w:w="40"/>
+              <w:left w:type="dxa" w:w="80"/>
+              <w:bottom w:type="dxa" w:w="40"/>
+              <w:right w:type="dxa" w:w="80"/>
+            </w:tcMar>
+            <w:vAlign w:val="center"/>
+          </w:tcPr>
+          <w:p>
+            <w:pPr>
+              <w:spacing w:after="0" w:before="0"/>
+              <w:jc w:val="left"/>
+            </w:pPr>
+            <w:r>
+              <w:rPr>
+                <w:rFonts w:ascii="Arial" w:cs="Arial" w:eastAsia="Arial" w:hAnsi="Arial"/>
+                <w:b w:val="false"/>
+                <w:bCs w:val="false"/>
+                <w:sz w:val="18"/>
+                <w:szCs w:val="18"/>
+              </w:rPr>
+              <w:t xml:space="preserve">Hold back some days, fit the model on the rest, predict the held-back days, then calculate their residuals and MAE.</w:t>
             </w:r>
           </w:p>
         </w:tc>
@@ -1142,7 +1178,7 @@
                 <w:sz w:val="18"/>
                 <w:szCs w:val="18"/>
               </w:rPr>
-              <w:t xml:space="preserve">2</w:t>
+              <w:t xml:space="preserve">1</w:t>
             </w:r>
           </w:p>
         </w:tc>
@@ -1176,7 +1212,7 @@
                 <w:sz w:val="18"/>
                 <w:szCs w:val="18"/>
               </w:rPr>
-              <w:t xml:space="preserve">1 validity (construct not captured) + 1 reliability (inconsistent recording).</w:t>
+              <w:t xml:space="preserve">1: a hold-out check with residuals/MAE (names the idea of unseen days).</w:t>
             </w:r>
           </w:p>
         </w:tc>
@@ -1187,7 +1223,7 @@
         </w:trPr>
         <w:tc>
           <w:tcPr>
-            <w:tcW w:type="dxa" w:w="500"/>
+            <w:tcW w:type="dxa" w:w="700"/>
             <w:tcBorders>
               <w:top w:val="single" w:color="808080" w:sz="4"/>
               <w:left w:val="single" w:color="808080" w:sz="4"/>
@@ -1215,7 +1251,7 @@
                 <w:sz w:val="18"/>
                 <w:szCs w:val="18"/>
               </w:rPr>
-              <w:t xml:space="preserve">5</w:t>
+              <w:t xml:space="preserve">2a</w:t>
             </w:r>
           </w:p>
         </w:tc>
@@ -1249,61 +1285,41 @@
                 <w:sz w:val="18"/>
                 <w:szCs w:val="18"/>
               </w:rPr>
-              <w:t xml:space="preserve">LO3 · Cal</w:t>
-            </w:r>
-          </w:p>
-        </w:tc>
-        <w:tc>
-          <w:tcPr>
-            <w:tcW w:type="dxa" w:w="5700"/>
-            <w:tcBorders>
-              <w:top w:val="single" w:color="808080" w:sz="4"/>
-              <w:left w:val="single" w:color="808080" w:sz="4"/>
-              <w:bottom w:val="single" w:color="808080" w:sz="4"/>
-              <w:right w:val="single" w:color="808080" w:sz="4"/>
-            </w:tcBorders>
-            <w:tcMar>
-              <w:top w:type="dxa" w:w="40"/>
-              <w:left w:type="dxa" w:w="80"/>
-              <w:bottom w:type="dxa" w:w="40"/>
-              <w:right w:type="dxa" w:w="80"/>
-            </w:tcMar>
-            <w:vAlign w:val="center"/>
-          </w:tcPr>
-          <w:p>
-            <w:pPr>
-              <w:spacing w:after="0" w:before="0"/>
-              <w:jc w:val="left"/>
-            </w:pPr>
-            <w:r>
-              <w:rPr>
-                <w:rFonts w:ascii="Arial" w:cs="Arial" w:eastAsia="Arial" w:hAnsi="Arial"/>
-                <w:b w:val="false"/>
-                <w:bCs w:val="false"/>
-                <w:sz w:val="18"/>
-                <w:szCs w:val="18"/>
-              </w:rPr>
-              <w:t xml:space="preserve">(a) Rainfall z = (14.0 − 0.76) ÷ 1.92 = 6.89; temperature z = (31.8 − 22.80) ÷ 3.43 = 2.62. (b) Rainfall: mean 0.76 &gt; median 0.00, </w:t>
-            </w:r>
-            <w:r>
-              <w:rPr>
-                <w:rFonts w:ascii="Arial" w:cs="Arial" w:eastAsia="Arial" w:hAnsi="Arial"/>
-                <w:b/>
-                <w:bCs/>
-                <w:sz w:val="18"/>
-                <w:szCs w:val="18"/>
-              </w:rPr>
-              <w:t xml:space="preserve">right-skewed</w:t>
-            </w:r>
-            <w:r>
-              <w:rPr>
-                <w:rFonts w:ascii="Arial" w:cs="Arial" w:eastAsia="Arial" w:hAnsi="Arial"/>
-                <w:b w:val="false"/>
-                <w:bCs w:val="false"/>
-                <w:sz w:val="18"/>
-                <w:szCs w:val="18"/>
-              </w:rPr>
-              <w:t xml:space="preserve">. Temperature: mean 22.80 ≈ median 22.90, roughly symmetric.</w:t>
+              <w:t xml:space="preserve">LO5, LO6 · Com</w:t>
+            </w:r>
+          </w:p>
+        </w:tc>
+        <w:tc>
+          <w:tcPr>
+            <w:tcW w:type="dxa" w:w="5500"/>
+            <w:tcBorders>
+              <w:top w:val="single" w:color="808080" w:sz="4"/>
+              <w:left w:val="single" w:color="808080" w:sz="4"/>
+              <w:bottom w:val="single" w:color="808080" w:sz="4"/>
+              <w:right w:val="single" w:color="808080" w:sz="4"/>
+            </w:tcBorders>
+            <w:tcMar>
+              <w:top w:type="dxa" w:w="40"/>
+              <w:left w:type="dxa" w:w="80"/>
+              <w:bottom w:type="dxa" w:w="40"/>
+              <w:right w:type="dxa" w:w="80"/>
+            </w:tcMar>
+            <w:vAlign w:val="center"/>
+          </w:tcPr>
+          <w:p>
+            <w:pPr>
+              <w:spacing w:after="0" w:before="0"/>
+              <w:jc w:val="left"/>
+            </w:pPr>
+            <w:r>
+              <w:rPr>
+                <w:rFonts w:ascii="Arial" w:cs="Arial" w:eastAsia="Arial" w:hAnsi="Arial"/>
+                <w:b w:val="false"/>
+                <w:bCs w:val="false"/>
+                <w:sz w:val="18"/>
+                <w:szCs w:val="18"/>
+              </w:rPr>
+              <w:t xml:space="preserve">Sales = 72.87 + 4.31 × temperature + 1.99 × sunshine + 27.09 × event  (ŷ = b + m₁x₁ + m₂x₂ + m₃x₃; the table shows Col A = m₃, Col B = m₂, Col C = m₁, Col D = b).</w:t>
             </w:r>
           </w:p>
         </w:tc>
@@ -1371,7 +1387,7 @@
                 <w:sz w:val="18"/>
                 <w:szCs w:val="18"/>
               </w:rPr>
-              <w:t xml:space="preserve">1 both z-scores + 1 shapes with the mean/median evidence.</w:t>
+              <w:t xml:space="preserve">1 correct numbers matched to the right variables + 1 correct equation form.</w:t>
             </w:r>
           </w:p>
         </w:tc>
@@ -1382,7 +1398,7 @@
         </w:trPr>
         <w:tc>
           <w:tcPr>
-            <w:tcW w:type="dxa" w:w="500"/>
+            <w:tcW w:type="dxa" w:w="700"/>
             <w:tcBorders>
               <w:top w:val="single" w:color="808080" w:sz="4"/>
               <w:left w:val="single" w:color="808080" w:sz="4"/>
@@ -1410,7 +1426,7 @@
                 <w:sz w:val="18"/>
                 <w:szCs w:val="18"/>
               </w:rPr>
-              <w:t xml:space="preserve">6</w:t>
+              <w:t xml:space="preserve">2b</w:t>
             </w:r>
           </w:p>
         </w:tc>
@@ -1444,41 +1460,41 @@
                 <w:sz w:val="18"/>
                 <w:szCs w:val="18"/>
               </w:rPr>
-              <w:t xml:space="preserve">LO3, LO4, LO5 · Con + Com</w:t>
-            </w:r>
-          </w:p>
-        </w:tc>
-        <w:tc>
-          <w:tcPr>
-            <w:tcW w:type="dxa" w:w="5700"/>
-            <w:tcBorders>
-              <w:top w:val="single" w:color="808080" w:sz="4"/>
-              <w:left w:val="single" w:color="808080" w:sz="4"/>
-              <w:bottom w:val="single" w:color="808080" w:sz="4"/>
-              <w:right w:val="single" w:color="808080" w:sz="4"/>
-            </w:tcBorders>
-            <w:tcMar>
-              <w:top w:type="dxa" w:w="40"/>
-              <w:left w:type="dxa" w:w="80"/>
-              <w:bottom w:type="dxa" w:w="40"/>
-              <w:right w:type="dxa" w:w="80"/>
-            </w:tcMar>
-            <w:vAlign w:val="center"/>
-          </w:tcPr>
-          <w:p>
-            <w:pPr>
-              <w:spacing w:after="0" w:before="0"/>
-              <w:jc w:val="left"/>
-            </w:pPr>
-            <w:r>
-              <w:rPr>
-                <w:rFonts w:ascii="Arial" w:cs="Arial" w:eastAsia="Arial" w:hAnsi="Arial"/>
-                <w:b w:val="false"/>
-                <w:bCs w:val="false"/>
-                <w:sz w:val="18"/>
-                <w:szCs w:val="18"/>
-              </w:rPr>
-              <w:t xml:space="preserve">(a) 133 of 168 days (79%) are exactly 0, so rainfall does not separate most days; the distribution is strongly right-skewed (mean 0.76, median 0, max 14, z = 6.9); in Figure 1 the dots stack at 0 and only a few wet days sit to the right, so the slope rests on few points; r² = 0.05. (b) Almost all the evidence comes from the 11 storm days: without them the effect cannot be distinguished from zero (|t| &lt; 2), so the result is fragile. (c) =IF(E2&gt;0,1,0). Accept equivalents such as =IF(E2&gt;=0.1,1,0) or =--(E2&gt;0).</w:t>
+              <w:t xml:space="preserve">LO6, LO7 · Con</w:t>
+            </w:r>
+          </w:p>
+        </w:tc>
+        <w:tc>
+          <w:tcPr>
+            <w:tcW w:type="dxa" w:w="5500"/>
+            <w:tcBorders>
+              <w:top w:val="single" w:color="808080" w:sz="4"/>
+              <w:left w:val="single" w:color="808080" w:sz="4"/>
+              <w:bottom w:val="single" w:color="808080" w:sz="4"/>
+              <w:right w:val="single" w:color="808080" w:sz="4"/>
+            </w:tcBorders>
+            <w:tcMar>
+              <w:top w:type="dxa" w:w="40"/>
+              <w:left w:type="dxa" w:w="80"/>
+              <w:bottom w:type="dxa" w:w="40"/>
+              <w:right w:type="dxa" w:w="80"/>
+            </w:tcMar>
+            <w:vAlign w:val="center"/>
+          </w:tcPr>
+          <w:p>
+            <w:pPr>
+              <w:spacing w:after="0" w:before="0"/>
+              <w:jc w:val="left"/>
+            </w:pPr>
+            <w:r>
+              <w:rPr>
+                <w:rFonts w:ascii="Arial" w:cs="Arial" w:eastAsia="Arial" w:hAnsi="Arial"/>
+                <w:b w:val="false"/>
+                <w:bCs w:val="false"/>
+                <w:sz w:val="18"/>
+                <w:szCs w:val="18"/>
+              </w:rPr>
+              <w:t xml:space="preserve">(i) 72.87 is the predicted sales when temperature = 0 °C, sunshine = 0 h and no event; it is not the sales on an average day (and 0 °C is outside the data). (ii) On event days the model predicts about 27 more cups than on days without an event, holding temperature and sunshine fixed; an association, not proof that events cause the sales. (iii) About 43% of the day-to-day variation in sales is explained; a typical forecast misses by about 27 cups (SE − Y).</w:t>
             </w:r>
           </w:p>
         </w:tc>
@@ -1546,7 +1562,7 @@
                 <w:sz w:val="18"/>
                 <w:szCs w:val="18"/>
               </w:rPr>
-              <w:t xml:space="preserve">1 explanation using Table 2/Figure 1 + 1 reading of the t-statistic change + 1 correct formula.</w:t>
+              <w:t xml:space="preserve">1 each: the corrected statement must keep units and “holding the others fixed”.</w:t>
             </w:r>
           </w:p>
         </w:tc>
@@ -1557,7 +1573,7 @@
         </w:trPr>
         <w:tc>
           <w:tcPr>
-            <w:tcW w:type="dxa" w:w="500"/>
+            <w:tcW w:type="dxa" w:w="700"/>
             <w:tcBorders>
               <w:top w:val="single" w:color="808080" w:sz="4"/>
               <w:left w:val="single" w:color="808080" w:sz="4"/>
@@ -1585,7 +1601,7 @@
                 <w:sz w:val="18"/>
                 <w:szCs w:val="18"/>
               </w:rPr>
-              <w:t xml:space="preserve">7</w:t>
+              <w:t xml:space="preserve">2c</w:t>
             </w:r>
           </w:p>
         </w:tc>
@@ -1619,41 +1635,41 @@
                 <w:sz w:val="18"/>
                 <w:szCs w:val="18"/>
               </w:rPr>
-              <w:t xml:space="preserve">LO3, LO6 · Cal + Con</w:t>
-            </w:r>
-          </w:p>
-        </w:tc>
-        <w:tc>
-          <w:tcPr>
-            <w:tcW w:type="dxa" w:w="5700"/>
-            <w:tcBorders>
-              <w:top w:val="single" w:color="808080" w:sz="4"/>
-              <w:left w:val="single" w:color="808080" w:sz="4"/>
-              <w:bottom w:val="single" w:color="808080" w:sz="4"/>
-              <w:right w:val="single" w:color="808080" w:sz="4"/>
-            </w:tcBorders>
-            <w:tcMar>
-              <w:top w:type="dxa" w:w="40"/>
-              <w:left w:type="dxa" w:w="80"/>
-              <w:bottom w:type="dxa" w:w="40"/>
-              <w:right w:type="dxa" w:w="80"/>
-            </w:tcMar>
-            <w:vAlign w:val="center"/>
-          </w:tcPr>
-          <w:p>
-            <w:pPr>
-              <w:spacing w:after="0" w:before="0"/>
-              <w:jc w:val="left"/>
-            </w:pPr>
-            <w:r>
-              <w:rPr>
-                <w:rFonts w:ascii="Arial" w:cs="Arial" w:eastAsia="Arial" w:hAnsi="Arial"/>
-                <w:b w:val="false"/>
-                <w:bCs w:val="false"/>
-                <w:sz w:val="18"/>
-                <w:szCs w:val="18"/>
-              </w:rPr>
-              <w:t xml:space="preserve">(a) z = (294 − 191.44) ÷ 35.84 = 2.86. (b) </w:t>
+              <w:t xml:space="preserve">LO6 · Cal + Con</w:t>
+            </w:r>
+          </w:p>
+        </w:tc>
+        <w:tc>
+          <w:tcPr>
+            <w:tcW w:type="dxa" w:w="5500"/>
+            <w:tcBorders>
+              <w:top w:val="single" w:color="808080" w:sz="4"/>
+              <w:left w:val="single" w:color="808080" w:sz="4"/>
+              <w:bottom w:val="single" w:color="808080" w:sz="4"/>
+              <w:right w:val="single" w:color="808080" w:sz="4"/>
+            </w:tcBorders>
+            <w:tcMar>
+              <w:top w:type="dxa" w:w="40"/>
+              <w:left w:type="dxa" w:w="80"/>
+              <w:bottom w:type="dxa" w:w="40"/>
+              <w:right w:type="dxa" w:w="80"/>
+            </w:tcMar>
+            <w:vAlign w:val="center"/>
+          </w:tcPr>
+          <w:p>
+            <w:pPr>
+              <w:spacing w:after="0" w:before="0"/>
+              <w:jc w:val="left"/>
+            </w:pPr>
+            <w:r>
+              <w:rPr>
+                <w:rFonts w:ascii="Arial" w:cs="Arial" w:eastAsia="Arial" w:hAnsi="Arial"/>
+                <w:b w:val="false"/>
+                <w:bCs w:val="false"/>
+                <w:sz w:val="18"/>
+                <w:szCs w:val="18"/>
+              </w:rPr>
+              <w:t xml:space="preserve">(a) </w:t>
             </w:r>
             <w:r>
               <w:rPr>
@@ -1663,37 +1679,17 @@
                 <w:sz w:val="18"/>
                 <w:szCs w:val="18"/>
               </w:rPr>
-              <w:t xml:space="preserve">Keep it.</w:t>
-            </w:r>
-            <w:r>
-              <w:rPr>
-                <w:rFonts w:ascii="Arial" w:cs="Arial" w:eastAsia="Arial" w:hAnsi="Arial"/>
-                <w:b w:val="false"/>
-                <w:bCs w:val="false"/>
-                <w:sz w:val="18"/>
-                <w:szCs w:val="18"/>
-              </w:rPr>
-              <w:t xml:space="preserve"> The extreme is explained by its inputs (hot, weekend, event, highest price): Model 4 predicts 279, so the residual is only +15, about 0.8 SE; removing it barely moves the slope; deleting it would discard exactly the high-demand days the café has to plan for. Check the </w:t>
-            </w:r>
-            <w:r>
-              <w:rPr>
-                <w:rFonts w:ascii="Arial" w:cs="Arial" w:eastAsia="Arial" w:hAnsi="Arial"/>
-                <w:b/>
-                <w:bCs/>
-                <w:sz w:val="18"/>
-                <w:szCs w:val="18"/>
-              </w:rPr>
-              <w:t xml:space="preserve">residual</w:t>
-            </w:r>
-            <w:r>
-              <w:rPr>
-                <w:rFonts w:ascii="Arial" w:cs="Arial" w:eastAsia="Arial" w:hAnsi="Arial"/>
-                <w:b w:val="false"/>
-                <w:bCs w:val="false"/>
-                <w:sz w:val="18"/>
-                <w:szCs w:val="18"/>
-              </w:rPr>
-              <w:t xml:space="preserve">, not the raw value.</w:t>
+              <w:t xml:space="preserve">Sunshine</w:t>
+            </w:r>
+            <w:r>
+              <w:rPr>
+                <w:rFonts w:ascii="Arial" w:cs="Arial" w:eastAsia="Arial" w:hAnsi="Arial"/>
+                <w:b w:val="false"/>
+                <w:bCs w:val="false"/>
+                <w:sz w:val="18"/>
+                <w:szCs w:val="18"/>
+              </w:rPr>
+              <w:t xml:space="preserve">: |1.99| is less than 2 × 1.37 = 2.74, so it is not clearly different from zero; temperature (4.31 vs 2 × 1.01 = 2.02) and event (27.09 vs 10.36) are. (b) Sunshine overlaps with temperature (r = 0.78): once temperature is in the model it adds almost nothing new. (c) Drop sunshine and refit with temperature and event.</w:t>
             </w:r>
           </w:p>
         </w:tc>
@@ -1727,7 +1723,7 @@
                 <w:sz w:val="18"/>
                 <w:szCs w:val="18"/>
               </w:rPr>
-              <w:t xml:space="preserve">2</w:t>
+              <w:t xml:space="preserve">3</w:t>
             </w:r>
           </w:p>
         </w:tc>
@@ -1761,7 +1757,7 @@
                 <w:sz w:val="18"/>
                 <w:szCs w:val="18"/>
               </w:rPr>
-              <w:t xml:space="preserve">1 z + 1 reasoned decision using the facts.</w:t>
+              <w:t xml:space="preserve">1 correct predictor with the comparison + 1 overlap reason + 1 sensible action.</w:t>
             </w:r>
           </w:p>
         </w:tc>
@@ -1772,7 +1768,7 @@
         </w:trPr>
         <w:tc>
           <w:tcPr>
-            <w:tcW w:type="dxa" w:w="500"/>
+            <w:tcW w:type="dxa" w:w="700"/>
             <w:tcBorders>
               <w:top w:val="single" w:color="808080" w:sz="4"/>
               <w:left w:val="single" w:color="808080" w:sz="4"/>
@@ -1800,7 +1796,7 @@
                 <w:sz w:val="18"/>
                 <w:szCs w:val="18"/>
               </w:rPr>
-              <w:t xml:space="preserve">8</w:t>
+              <w:t xml:space="preserve">2d</w:t>
             </w:r>
           </w:p>
         </w:tc>
@@ -1834,41 +1830,81 @@
                 <w:sz w:val="18"/>
                 <w:szCs w:val="18"/>
               </w:rPr>
-              <w:t xml:space="preserve">LO3 · Com</w:t>
-            </w:r>
-          </w:p>
-        </w:tc>
-        <w:tc>
-          <w:tcPr>
-            <w:tcW w:type="dxa" w:w="5700"/>
-            <w:tcBorders>
-              <w:top w:val="single" w:color="808080" w:sz="4"/>
-              <w:left w:val="single" w:color="808080" w:sz="4"/>
-              <w:bottom w:val="single" w:color="808080" w:sz="4"/>
-              <w:right w:val="single" w:color="808080" w:sz="4"/>
-            </w:tcBorders>
-            <w:tcMar>
-              <w:top w:type="dxa" w:w="40"/>
-              <w:left w:type="dxa" w:w="80"/>
-              <w:bottom w:type="dxa" w:w="40"/>
-              <w:right w:type="dxa" w:w="80"/>
-            </w:tcMar>
-            <w:vAlign w:val="center"/>
-          </w:tcPr>
-          <w:p>
-            <w:pPr>
-              <w:spacing w:after="0" w:before="0"/>
-              <w:jc w:val="left"/>
-            </w:pPr>
-            <w:r>
-              <w:rPr>
-                <w:rFonts w:ascii="Arial" w:cs="Arial" w:eastAsia="Arial" w:hAnsi="Arial"/>
-                <w:b w:val="false"/>
-                <w:bCs w:val="false"/>
-                <w:sz w:val="18"/>
-                <w:szCs w:val="18"/>
-              </w:rPr>
-              <w:t xml:space="preserve">(a) temperature_c, r = 0.58. (b) temperature_c and sunshine_hours (r = 0.78); gelato_price_eur and post_change (r = 0.76). Both pairs are needed.</w:t>
+              <w:t xml:space="preserve">LO5, LO6 · Cal</w:t>
+            </w:r>
+          </w:p>
+        </w:tc>
+        <w:tc>
+          <w:tcPr>
+            <w:tcW w:type="dxa" w:w="5500"/>
+            <w:tcBorders>
+              <w:top w:val="single" w:color="808080" w:sz="4"/>
+              <w:left w:val="single" w:color="808080" w:sz="4"/>
+              <w:bottom w:val="single" w:color="808080" w:sz="4"/>
+              <w:right w:val="single" w:color="808080" w:sz="4"/>
+            </w:tcBorders>
+            <w:tcMar>
+              <w:top w:type="dxa" w:w="40"/>
+              <w:left w:type="dxa" w:w="80"/>
+              <w:bottom w:type="dxa" w:w="40"/>
+              <w:right w:type="dxa" w:w="80"/>
+            </w:tcMar>
+            <w:vAlign w:val="center"/>
+          </w:tcPr>
+          <w:p>
+            <w:pPr>
+              <w:spacing w:after="0" w:before="0"/>
+              <w:jc w:val="left"/>
+            </w:pPr>
+            <w:r>
+              <w:rPr>
+                <w:rFonts w:ascii="Arial" w:cs="Arial" w:eastAsia="Arial" w:hAnsi="Arial"/>
+                <w:b w:val="false"/>
+                <w:bCs w:val="false"/>
+                <w:sz w:val="18"/>
+                <w:szCs w:val="18"/>
+              </w:rPr>
+              <w:t xml:space="preserve">(a) ŷ = 72.87 + 4.31(26) + 1.99(8) + 27.09(1) = </w:t>
+            </w:r>
+            <w:r>
+              <w:rPr>
+                <w:rFonts w:ascii="Arial" w:cs="Arial" w:eastAsia="Arial" w:hAnsi="Arial"/>
+                <w:b/>
+                <w:bCs/>
+                <w:sz w:val="18"/>
+                <w:szCs w:val="18"/>
+              </w:rPr>
+              <w:t xml:space="preserve">227.9</w:t>
+            </w:r>
+            <w:r>
+              <w:rPr>
+                <w:rFonts w:ascii="Arial" w:cs="Arial" w:eastAsia="Arial" w:hAnsi="Arial"/>
+                <w:b w:val="false"/>
+                <w:bCs w:val="false"/>
+                <w:sz w:val="18"/>
+                <w:szCs w:val="18"/>
+              </w:rPr>
+              <w:t xml:space="preserve"> cups. (b) 2 × 27.22 = 54.44, so about </w:t>
+            </w:r>
+            <w:r>
+              <w:rPr>
+                <w:rFonts w:ascii="Arial" w:cs="Arial" w:eastAsia="Arial" w:hAnsi="Arial"/>
+                <w:b/>
+                <w:bCs/>
+                <w:sz w:val="18"/>
+                <w:szCs w:val="18"/>
+              </w:rPr>
+              <w:t xml:space="preserve">174 to 282</w:t>
+            </w:r>
+            <w:r>
+              <w:rPr>
+                <w:rFonts w:ascii="Arial" w:cs="Arial" w:eastAsia="Arial" w:hAnsi="Arial"/>
+                <w:b w:val="false"/>
+                <w:bCs w:val="false"/>
+                <w:sz w:val="18"/>
+                <w:szCs w:val="18"/>
+              </w:rPr>
+              <w:t xml:space="preserve"> cups. (c) 150 is outside the range, so it is surprising: more than 2 SE − Y from the prediction (a storm, a closure, a stock-out or a special event?); investigate.</w:t>
             </w:r>
           </w:p>
         </w:tc>
@@ -1902,7 +1938,7 @@
                 <w:sz w:val="18"/>
                 <w:szCs w:val="18"/>
               </w:rPr>
-              <w:t xml:space="preserve">2</w:t>
+              <w:t xml:space="preserve">4</w:t>
             </w:r>
           </w:p>
         </w:tc>
@@ -1936,7 +1972,7 @@
                 <w:sz w:val="18"/>
                 <w:szCs w:val="18"/>
               </w:rPr>
-              <w:t xml:space="preserve">1 (a) + 1 (b) both pairs.</w:t>
+              <w:t xml:space="preserve">2 prediction (1 substitution, 1 value) + 1 range + 1 judgement with a reason.</w:t>
             </w:r>
           </w:p>
         </w:tc>
@@ -1947,7 +1983,7 @@
         </w:trPr>
         <w:tc>
           <w:tcPr>
-            <w:tcW w:type="dxa" w:w="500"/>
+            <w:tcW w:type="dxa" w:w="700"/>
             <w:tcBorders>
               <w:top w:val="single" w:color="808080" w:sz="4"/>
               <w:left w:val="single" w:color="808080" w:sz="4"/>
@@ -1975,7 +2011,7 @@
                 <w:sz w:val="18"/>
                 <w:szCs w:val="18"/>
               </w:rPr>
-              <w:t xml:space="preserve">9</w:t>
+              <w:t xml:space="preserve">3a-i</w:t>
             </w:r>
           </w:p>
         </w:tc>
@@ -2009,81 +2045,41 @@
                 <w:sz w:val="18"/>
                 <w:szCs w:val="18"/>
               </w:rPr>
-              <w:t xml:space="preserve">LO3, LO5, LO6 · Con + Cal</w:t>
-            </w:r>
-          </w:p>
-        </w:tc>
-        <w:tc>
-          <w:tcPr>
-            <w:tcW w:type="dxa" w:w="5700"/>
-            <w:tcBorders>
-              <w:top w:val="single" w:color="808080" w:sz="4"/>
-              <w:left w:val="single" w:color="808080" w:sz="4"/>
-              <w:bottom w:val="single" w:color="808080" w:sz="4"/>
-              <w:right w:val="single" w:color="808080" w:sz="4"/>
-            </w:tcBorders>
-            <w:tcMar>
-              <w:top w:type="dxa" w:w="40"/>
-              <w:left w:type="dxa" w:w="80"/>
-              <w:bottom w:type="dxa" w:w="40"/>
-              <w:right w:type="dxa" w:w="80"/>
-            </w:tcMar>
-            <w:vAlign w:val="center"/>
-          </w:tcPr>
-          <w:p>
-            <w:pPr>
-              <w:spacing w:after="0" w:before="0"/>
-              <w:jc w:val="left"/>
-            </w:pPr>
-            <w:r>
-              <w:rPr>
-                <w:rFonts w:ascii="Arial" w:cs="Arial" w:eastAsia="Arial" w:hAnsi="Arial"/>
-                <w:b w:val="false"/>
-                <w:bCs w:val="false"/>
-                <w:sz w:val="18"/>
-                <w:szCs w:val="18"/>
-              </w:rPr>
-              <w:t xml:space="preserve">(a) r² = 0.78² = 0.61: about 61% of the variation in sunshine moves with temperature; they largely measure the same thing (warm sunny days). (b) The model assumes predictors carry separate (independent) information. When two overlap, LINEST cannot tell which one is responsible: coefficients become unstable (they can shrink or flip sign), standard errors inflate and t-statistics fall even if the pair matters jointly. (c) Keep </w:t>
-            </w:r>
-            <w:r>
-              <w:rPr>
-                <w:rFonts w:ascii="Arial" w:cs="Arial" w:eastAsia="Arial" w:hAnsi="Arial"/>
-                <w:b/>
-                <w:bCs/>
-                <w:sz w:val="18"/>
-                <w:szCs w:val="18"/>
-              </w:rPr>
-              <w:t xml:space="preserve">temperature</w:t>
-            </w:r>
-            <w:r>
-              <w:rPr>
-                <w:rFonts w:ascii="Arial" w:cs="Arial" w:eastAsia="Arial" w:hAnsi="Arial"/>
-                <w:b w:val="false"/>
-                <w:bCs w:val="false"/>
-                <w:sz w:val="18"/>
-                <w:szCs w:val="18"/>
-              </w:rPr>
-              <w:t xml:space="preserve"> (stronger r with gelato units: 0.58 vs 0.49; a direct mechanism for wanting a cold treat) and drop sunshine; keep </w:t>
-            </w:r>
-            <w:r>
-              <w:rPr>
-                <w:rFonts w:ascii="Arial" w:cs="Arial" w:eastAsia="Arial" w:hAnsi="Arial"/>
-                <w:b/>
-                <w:bCs/>
-                <w:sz w:val="18"/>
-                <w:szCs w:val="18"/>
-              </w:rPr>
-              <w:t xml:space="preserve">gelato_price_eur</w:t>
-            </w:r>
-            <w:r>
-              <w:rPr>
-                <w:rFonts w:ascii="Arial" w:cs="Arial" w:eastAsia="Arial" w:hAnsi="Arial"/>
-                <w:b w:val="false"/>
-                <w:bCs w:val="false"/>
-                <w:sz w:val="18"/>
-                <w:szCs w:val="18"/>
-              </w:rPr>
-              <w:t xml:space="preserve"> (varies daily including the random price trials, the lever the owner controls) and drop post_change (a date flag).</w:t>
+              <w:t xml:space="preserve">LO3, LO6 · Cal</w:t>
+            </w:r>
+          </w:p>
+        </w:tc>
+        <w:tc>
+          <w:tcPr>
+            <w:tcW w:type="dxa" w:w="5500"/>
+            <w:tcBorders>
+              <w:top w:val="single" w:color="808080" w:sz="4"/>
+              <w:left w:val="single" w:color="808080" w:sz="4"/>
+              <w:bottom w:val="single" w:color="808080" w:sz="4"/>
+              <w:right w:val="single" w:color="808080" w:sz="4"/>
+            </w:tcBorders>
+            <w:tcMar>
+              <w:top w:type="dxa" w:w="40"/>
+              <w:left w:type="dxa" w:w="80"/>
+              <w:bottom w:type="dxa" w:w="40"/>
+              <w:right w:type="dxa" w:w="80"/>
+            </w:tcMar>
+            <w:vAlign w:val="center"/>
+          </w:tcPr>
+          <w:p>
+            <w:pPr>
+              <w:spacing w:after="0" w:before="0"/>
+              <w:jc w:val="left"/>
+            </w:pPr>
+            <w:r>
+              <w:rPr>
+                <w:rFonts w:ascii="Arial" w:cs="Arial" w:eastAsia="Arial" w:hAnsi="Arial"/>
+                <w:b w:val="false"/>
+                <w:bCs w:val="false"/>
+                <w:sz w:val="18"/>
+                <w:szCs w:val="18"/>
+              </w:rPr>
+              <w:t xml:space="preserve">Filled table: Mon actual 180, predicted 190, residual −10; Sat actual 245, predicted 230, residual +15; Wed actual 160, predicted 165, residual −5.</w:t>
             </w:r>
           </w:p>
         </w:tc>
@@ -2117,7 +2113,7 @@
                 <w:sz w:val="18"/>
                 <w:szCs w:val="18"/>
               </w:rPr>
-              <w:t xml:space="preserve">3</w:t>
+              <w:t xml:space="preserve">1</w:t>
             </w:r>
           </w:p>
         </w:tc>
@@ -2151,27 +2147,7 @@
                 <w:sz w:val="18"/>
                 <w:szCs w:val="18"/>
               </w:rPr>
-              <w:t xml:space="preserve">1 + 1 + 1. (c) needs a choice for </w:t>
-            </w:r>
-            <w:r>
-              <w:rPr>
-                <w:rFonts w:ascii="Arial" w:cs="Arial" w:eastAsia="Arial" w:hAnsi="Arial"/>
-                <w:b/>
-                <w:bCs/>
-                <w:sz w:val="18"/>
-                <w:szCs w:val="18"/>
-              </w:rPr>
-              <w:t xml:space="preserve">each</w:t>
-            </w:r>
-            <w:r>
-              <w:rPr>
-                <w:rFonts w:ascii="Arial" w:cs="Arial" w:eastAsia="Arial" w:hAnsi="Arial"/>
-                <w:b w:val="false"/>
-                <w:bCs w:val="false"/>
-                <w:sz w:val="18"/>
-                <w:szCs w:val="18"/>
-              </w:rPr>
-              <w:t xml:space="preserve"> pair with a reason.</w:t>
+              <w:t xml:space="preserve">1 all blanks correct (follow-through on a single slip).</w:t>
             </w:r>
           </w:p>
         </w:tc>
@@ -2182,7 +2158,7 @@
         </w:trPr>
         <w:tc>
           <w:tcPr>
-            <w:tcW w:type="dxa" w:w="500"/>
+            <w:tcW w:type="dxa" w:w="700"/>
             <w:tcBorders>
               <w:top w:val="single" w:color="808080" w:sz="4"/>
               <w:left w:val="single" w:color="808080" w:sz="4"/>
@@ -2210,75 +2186,95 @@
                 <w:sz w:val="18"/>
                 <w:szCs w:val="18"/>
               </w:rPr>
+              <w:t xml:space="preserve">3a-ii</w:t>
+            </w:r>
+          </w:p>
+        </w:tc>
+        <w:tc>
+          <w:tcPr>
+            <w:tcW w:type="dxa" w:w="1500"/>
+            <w:tcBorders>
+              <w:top w:val="single" w:color="808080" w:sz="4"/>
+              <w:left w:val="single" w:color="808080" w:sz="4"/>
+              <w:bottom w:val="single" w:color="808080" w:sz="4"/>
+              <w:right w:val="single" w:color="808080" w:sz="4"/>
+            </w:tcBorders>
+            <w:tcMar>
+              <w:top w:type="dxa" w:w="40"/>
+              <w:left w:type="dxa" w:w="80"/>
+              <w:bottom w:type="dxa" w:w="40"/>
+              <w:right w:type="dxa" w:w="80"/>
+            </w:tcMar>
+            <w:vAlign w:val="center"/>
+          </w:tcPr>
+          <w:p>
+            <w:pPr>
+              <w:spacing w:after="0" w:before="0"/>
+              <w:jc w:val="left"/>
+            </w:pPr>
+            <w:r>
+              <w:rPr>
+                <w:rFonts w:ascii="Arial" w:cs="Arial" w:eastAsia="Arial" w:hAnsi="Arial"/>
+                <w:b w:val="false"/>
+                <w:bCs w:val="false"/>
+                <w:sz w:val="18"/>
+                <w:szCs w:val="18"/>
+              </w:rPr>
+              <w:t xml:space="preserve">LO3, LO6 · Cal</w:t>
+            </w:r>
+          </w:p>
+        </w:tc>
+        <w:tc>
+          <w:tcPr>
+            <w:tcW w:type="dxa" w:w="5500"/>
+            <w:tcBorders>
+              <w:top w:val="single" w:color="808080" w:sz="4"/>
+              <w:left w:val="single" w:color="808080" w:sz="4"/>
+              <w:bottom w:val="single" w:color="808080" w:sz="4"/>
+              <w:right w:val="single" w:color="808080" w:sz="4"/>
+            </w:tcBorders>
+            <w:tcMar>
+              <w:top w:type="dxa" w:w="40"/>
+              <w:left w:type="dxa" w:w="80"/>
+              <w:bottom w:type="dxa" w:w="40"/>
+              <w:right w:type="dxa" w:w="80"/>
+            </w:tcMar>
+            <w:vAlign w:val="center"/>
+          </w:tcPr>
+          <w:p>
+            <w:pPr>
+              <w:spacing w:after="0" w:before="0"/>
+              <w:jc w:val="left"/>
+            </w:pPr>
+            <w:r>
+              <w:rPr>
+                <w:rFonts w:ascii="Arial" w:cs="Arial" w:eastAsia="Arial" w:hAnsi="Arial"/>
+                <w:b w:val="false"/>
+                <w:bCs w:val="false"/>
+                <w:sz w:val="18"/>
+                <w:szCs w:val="18"/>
+              </w:rPr>
+              <w:t xml:space="preserve">MAE = (10 + 15 + 5) ÷ 3 = </w:t>
+            </w:r>
+            <w:r>
+              <w:rPr>
+                <w:rFonts w:ascii="Arial" w:cs="Arial" w:eastAsia="Arial" w:hAnsi="Arial"/>
+                <w:b/>
+                <w:bCs/>
+                <w:sz w:val="18"/>
+                <w:szCs w:val="18"/>
+              </w:rPr>
               <w:t xml:space="preserve">10</w:t>
             </w:r>
-          </w:p>
-        </w:tc>
-        <w:tc>
-          <w:tcPr>
-            <w:tcW w:type="dxa" w:w="1500"/>
-            <w:tcBorders>
-              <w:top w:val="single" w:color="808080" w:sz="4"/>
-              <w:left w:val="single" w:color="808080" w:sz="4"/>
-              <w:bottom w:val="single" w:color="808080" w:sz="4"/>
-              <w:right w:val="single" w:color="808080" w:sz="4"/>
-            </w:tcBorders>
-            <w:tcMar>
-              <w:top w:type="dxa" w:w="40"/>
-              <w:left w:type="dxa" w:w="80"/>
-              <w:bottom w:type="dxa" w:w="40"/>
-              <w:right w:type="dxa" w:w="80"/>
-            </w:tcMar>
-            <w:vAlign w:val="center"/>
-          </w:tcPr>
-          <w:p>
-            <w:pPr>
-              <w:spacing w:after="0" w:before="0"/>
-              <w:jc w:val="left"/>
-            </w:pPr>
-            <w:r>
-              <w:rPr>
-                <w:rFonts w:ascii="Arial" w:cs="Arial" w:eastAsia="Arial" w:hAnsi="Arial"/>
-                <w:b w:val="false"/>
-                <w:bCs w:val="false"/>
-                <w:sz w:val="18"/>
-                <w:szCs w:val="18"/>
-              </w:rPr>
-              <w:t xml:space="preserve">LO3, LO5 · Cal</w:t>
-            </w:r>
-          </w:p>
-        </w:tc>
-        <w:tc>
-          <w:tcPr>
-            <w:tcW w:type="dxa" w:w="5700"/>
-            <w:tcBorders>
-              <w:top w:val="single" w:color="808080" w:sz="4"/>
-              <w:left w:val="single" w:color="808080" w:sz="4"/>
-              <w:bottom w:val="single" w:color="808080" w:sz="4"/>
-              <w:right w:val="single" w:color="808080" w:sz="4"/>
-            </w:tcBorders>
-            <w:tcMar>
-              <w:top w:type="dxa" w:w="40"/>
-              <w:left w:type="dxa" w:w="80"/>
-              <w:bottom w:type="dxa" w:w="40"/>
-              <w:right w:type="dxa" w:w="80"/>
-            </w:tcMar>
-            <w:vAlign w:val="center"/>
-          </w:tcPr>
-          <w:p>
-            <w:pPr>
-              <w:spacing w:after="0" w:before="0"/>
-              <w:jc w:val="left"/>
-            </w:pPr>
-            <w:r>
-              <w:rPr>
-                <w:rFonts w:ascii="Arial" w:cs="Arial" w:eastAsia="Arial" w:hAnsi="Arial"/>
-                <w:b w:val="false"/>
-                <w:bCs w:val="false"/>
-                <w:sz w:val="18"/>
-                <w:szCs w:val="18"/>
-              </w:rPr>
-              <w:t xml:space="preserve">b = 0.58 × 35.84 ÷ 3.43 = 6.06; a = 191.44 − 6.06 × 22.80 = 53.2; ŷ(28) = 53.2 + 6.06 × 28 = 222.9 (accept ±1; LINEST gives 222.9).</w:t>
+            <w:r>
+              <w:rPr>
+                <w:rFonts w:ascii="Arial" w:cs="Arial" w:eastAsia="Arial" w:hAnsi="Arial"/>
+                <w:b w:val="false"/>
+                <w:bCs w:val="false"/>
+                <w:sz w:val="18"/>
+                <w:szCs w:val="18"/>
+              </w:rPr>
+              <w:t xml:space="preserve"> cups.</w:t>
             </w:r>
           </w:p>
         </w:tc>
@@ -2312,7 +2308,7 @@
                 <w:sz w:val="18"/>
                 <w:szCs w:val="18"/>
               </w:rPr>
-              <w:t xml:space="preserve">2</w:t>
+              <w:t xml:space="preserve">1</w:t>
             </w:r>
           </w:p>
         </w:tc>
@@ -2346,7 +2342,7 @@
                 <w:sz w:val="18"/>
                 <w:szCs w:val="18"/>
               </w:rPr>
-              <w:t xml:space="preserve">1 slope + 1 intercept and prediction.</w:t>
+              <w:t xml:space="preserve">1 correct (absolute values used).</w:t>
             </w:r>
           </w:p>
         </w:tc>
@@ -2357,7 +2353,7 @@
         </w:trPr>
         <w:tc>
           <w:tcPr>
-            <w:tcW w:type="dxa" w:w="500"/>
+            <w:tcW w:type="dxa" w:w="700"/>
             <w:tcBorders>
               <w:top w:val="single" w:color="808080" w:sz="4"/>
               <w:left w:val="single" w:color="808080" w:sz="4"/>
@@ -2385,7 +2381,7 @@
                 <w:sz w:val="18"/>
                 <w:szCs w:val="18"/>
               </w:rPr>
-              <w:t xml:space="preserve">11</w:t>
+              <w:t xml:space="preserve">3a-iii</w:t>
             </w:r>
           </w:p>
         </w:tc>
@@ -2419,41 +2415,61 @@
                 <w:sz w:val="18"/>
                 <w:szCs w:val="18"/>
               </w:rPr>
-              <w:t xml:space="preserve">LO6 · Cal + Con</w:t>
-            </w:r>
-          </w:p>
-        </w:tc>
-        <w:tc>
-          <w:tcPr>
-            <w:tcW w:type="dxa" w:w="5700"/>
-            <w:tcBorders>
-              <w:top w:val="single" w:color="808080" w:sz="4"/>
-              <w:left w:val="single" w:color="808080" w:sz="4"/>
-              <w:bottom w:val="single" w:color="808080" w:sz="4"/>
-              <w:right w:val="single" w:color="808080" w:sz="4"/>
-            </w:tcBorders>
-            <w:tcMar>
-              <w:top w:type="dxa" w:w="40"/>
-              <w:left w:type="dxa" w:w="80"/>
-              <w:bottom w:type="dxa" w:w="40"/>
-              <w:right w:type="dxa" w:w="80"/>
-            </w:tcMar>
-            <w:vAlign w:val="center"/>
-          </w:tcPr>
-          <w:p>
-            <w:pPr>
-              <w:spacing w:after="0" w:before="0"/>
-              <w:jc w:val="left"/>
-            </w:pPr>
-            <w:r>
-              <w:rPr>
-                <w:rFonts w:ascii="Arial" w:cs="Arial" w:eastAsia="Arial" w:hAnsi="Arial"/>
-                <w:b w:val="false"/>
-                <w:bCs w:val="false"/>
-                <w:sz w:val="18"/>
-                <w:szCs w:val="18"/>
-              </w:rPr>
-              <w:t xml:space="preserve">(a) t(temp, M1) = 6.05 ÷ 0.66 = 9.2; t(temp, M2) = 5.28 ÷ 1.06 = 5.0; t(sunshine, M2) = 1.36 ÷ 1.47 = 0.9. (b) Adjusted R²: M1 = 1 − (1 − 0.335) × 167 ÷ 166 = 0.331; M2 = 1 − (1 − 0.339) × 167 ÷ 165 = 0.331 (unchanged). (c) Sunshine adds almost no information beyond temperature (R² 0.335 → 0.339) because the two overlap (r = 0.78). Temperature’s SE rises from 0.66 to 1.06 and its t falls; sunshine itself is not significant. Drop sunshine.</w:t>
+              <w:t xml:space="preserve">LO6 · Con</w:t>
+            </w:r>
+          </w:p>
+        </w:tc>
+        <w:tc>
+          <w:tcPr>
+            <w:tcW w:type="dxa" w:w="5500"/>
+            <w:tcBorders>
+              <w:top w:val="single" w:color="808080" w:sz="4"/>
+              <w:left w:val="single" w:color="808080" w:sz="4"/>
+              <w:bottom w:val="single" w:color="808080" w:sz="4"/>
+              <w:right w:val="single" w:color="808080" w:sz="4"/>
+            </w:tcBorders>
+            <w:tcMar>
+              <w:top w:type="dxa" w:w="40"/>
+              <w:left w:type="dxa" w:w="80"/>
+              <w:bottom w:type="dxa" w:w="40"/>
+              <w:right w:type="dxa" w:w="80"/>
+            </w:tcMar>
+            <w:vAlign w:val="center"/>
+          </w:tcPr>
+          <w:p>
+            <w:pPr>
+              <w:spacing w:after="0" w:before="0"/>
+              <w:jc w:val="left"/>
+            </w:pPr>
+            <w:r>
+              <w:rPr>
+                <w:rFonts w:ascii="Arial" w:cs="Arial" w:eastAsia="Arial" w:hAnsi="Arial"/>
+                <w:b w:val="false"/>
+                <w:bCs w:val="false"/>
+                <w:sz w:val="18"/>
+                <w:szCs w:val="18"/>
+              </w:rPr>
+              <w:t xml:space="preserve">Model Z has the </w:t>
+            </w:r>
+            <w:r>
+              <w:rPr>
+                <w:rFonts w:ascii="Arial" w:cs="Arial" w:eastAsia="Arial" w:hAnsi="Arial"/>
+                <w:b/>
+                <w:bCs/>
+                <w:sz w:val="18"/>
+                <w:szCs w:val="18"/>
+              </w:rPr>
+              <w:t xml:space="preserve">lower MAE</w:t>
+            </w:r>
+            <w:r>
+              <w:rPr>
+                <w:rFonts w:ascii="Arial" w:cs="Arial" w:eastAsia="Arial" w:hAnsi="Arial"/>
+                <w:b w:val="false"/>
+                <w:bCs w:val="false"/>
+                <w:sz w:val="18"/>
+                <w:szCs w:val="18"/>
+              </w:rPr>
+              <w:t xml:space="preserve"> (6 vs 10). But every residual has the same sign: Z over-predicts every day by 6 (systematic bias). A simple correction (subtract 6) would remove it. Model X’s errors are larger but not one-sided.</w:t>
             </w:r>
           </w:p>
         </w:tc>
@@ -2487,7 +2503,7 @@
                 <w:sz w:val="18"/>
                 <w:szCs w:val="18"/>
               </w:rPr>
-              <w:t xml:space="preserve">3</w:t>
+              <w:t xml:space="preserve">2</w:t>
             </w:r>
           </w:p>
         </w:tc>
@@ -2521,7 +2537,7 @@
                 <w:sz w:val="18"/>
                 <w:szCs w:val="18"/>
               </w:rPr>
-              <w:t xml:space="preserve">1 three t-statistics + 1 two adjusted R² values + 1 explanation linking to the overlap.</w:t>
+              <w:t xml:space="preserve">1 lower MAE with numbers + 1 identical signs = bias.</w:t>
             </w:r>
           </w:p>
         </w:tc>
@@ -2532,7 +2548,7 @@
         </w:trPr>
         <w:tc>
           <w:tcPr>
-            <w:tcW w:type="dxa" w:w="500"/>
+            <w:tcW w:type="dxa" w:w="700"/>
             <w:tcBorders>
               <w:top w:val="single" w:color="808080" w:sz="4"/>
               <w:left w:val="single" w:color="808080" w:sz="4"/>
@@ -2560,7 +2576,7 @@
                 <w:sz w:val="18"/>
                 <w:szCs w:val="18"/>
               </w:rPr>
-              <w:t xml:space="preserve">12</w:t>
+              <w:t xml:space="preserve">3b</w:t>
             </w:r>
           </w:p>
         </w:tc>
@@ -2594,41 +2610,61 @@
                 <w:sz w:val="18"/>
                 <w:szCs w:val="18"/>
               </w:rPr>
-              <w:t xml:space="preserve">LO5, LO6 · Com</w:t>
-            </w:r>
-          </w:p>
-        </w:tc>
-        <w:tc>
-          <w:tcPr>
-            <w:tcW w:type="dxa" w:w="5700"/>
-            <w:tcBorders>
-              <w:top w:val="single" w:color="808080" w:sz="4"/>
-              <w:left w:val="single" w:color="808080" w:sz="4"/>
-              <w:bottom w:val="single" w:color="808080" w:sz="4"/>
-              <w:right w:val="single" w:color="808080" w:sz="4"/>
-            </w:tcBorders>
-            <w:tcMar>
-              <w:top w:type="dxa" w:w="40"/>
-              <w:left w:type="dxa" w:w="80"/>
-              <w:bottom w:type="dxa" w:w="40"/>
-              <w:right w:type="dxa" w:w="80"/>
-            </w:tcMar>
-            <w:vAlign w:val="center"/>
-          </w:tcPr>
-          <w:p>
-            <w:pPr>
-              <w:spacing w:after="0" w:before="0"/>
-              <w:jc w:val="left"/>
-            </w:pPr>
-            <w:r>
-              <w:rPr>
-                <w:rFonts w:ascii="Arial" w:cs="Arial" w:eastAsia="Arial" w:hAnsi="Arial"/>
-                <w:b w:val="false"/>
-                <w:bCs w:val="false"/>
-                <w:sz w:val="18"/>
-                <w:szCs w:val="18"/>
-              </w:rPr>
-              <w:t xml:space="preserve">(a) Row 1 is reversed: Col 1 = gelato_price_eur (−32.47), Col 2 = beach_event (29.83), Col 3 = weekend (33.47), Col 4 = temperature_c (7.12), Col 5 = intercept (151.66). (b) t = −32.47 ÷ 4.47 = −7.3: significant; holding temperature, weekend and event constant, each €1 higher price goes with about 32 fewer gelatos a day (a €0.30 change ≈ 10 units). (c) Any honest comparison with their own Stage 1 choices: supported expectations (temperature, weekend, event positive; price negative), or an expectation LINEST does not support, or an omitted variable that matters (price, event or weekend if left out).</w:t>
+              <w:t xml:space="preserve">LO3, LO4, LO6 · Con</w:t>
+            </w:r>
+          </w:p>
+        </w:tc>
+        <w:tc>
+          <w:tcPr>
+            <w:tcW w:type="dxa" w:w="5500"/>
+            <w:tcBorders>
+              <w:top w:val="single" w:color="808080" w:sz="4"/>
+              <w:left w:val="single" w:color="808080" w:sz="4"/>
+              <w:bottom w:val="single" w:color="808080" w:sz="4"/>
+              <w:right w:val="single" w:color="808080" w:sz="4"/>
+            </w:tcBorders>
+            <w:tcMar>
+              <w:top w:type="dxa" w:w="40"/>
+              <w:left w:type="dxa" w:w="80"/>
+              <w:bottom w:type="dxa" w:w="40"/>
+              <w:right w:type="dxa" w:w="80"/>
+            </w:tcMar>
+            <w:vAlign w:val="center"/>
+          </w:tcPr>
+          <w:p>
+            <w:pPr>
+              <w:spacing w:after="0" w:before="0"/>
+              <w:jc w:val="left"/>
+            </w:pPr>
+            <w:r>
+              <w:rPr>
+                <w:rFonts w:ascii="Arial" w:cs="Arial" w:eastAsia="Arial" w:hAnsi="Arial"/>
+                <w:b w:val="false"/>
+                <w:bCs w:val="false"/>
+                <w:sz w:val="18"/>
+                <w:szCs w:val="18"/>
+              </w:rPr>
+              <w:t xml:space="preserve">(i) </w:t>
+            </w:r>
+            <w:r>
+              <w:rPr>
+                <w:rFonts w:ascii="Arial" w:cs="Arial" w:eastAsia="Arial" w:hAnsi="Arial"/>
+                <w:b/>
+                <w:bCs/>
+                <w:sz w:val="18"/>
+                <w:szCs w:val="18"/>
+              </w:rPr>
+              <w:t xml:space="preserve">Day 8</w:t>
+            </w:r>
+            <w:r>
+              <w:rPr>
+                <w:rFonts w:ascii="Arial" w:cs="Arial" w:eastAsia="Arial" w:hAnsi="Arial"/>
+                <w:b w:val="false"/>
+                <w:bCs w:val="false"/>
+                <w:sz w:val="18"/>
+                <w:szCs w:val="18"/>
+              </w:rPr>
+              <w:t xml:space="preserve">: the hottest day, but sales far below the pattern. (ii) Without it the slope is 6.29 vs 2.49 with it, R² 0.97 vs 0.17 (SE − Y 5.2 vs 28.8): one day cuts the slope by more than half and wrecks the fit. (iii) Find out why (closure, power cut, stock-out, recording error). Delete only with a documented reason; otherwise keep it and report results both ways.</w:t>
             </w:r>
           </w:p>
         </w:tc>
@@ -2662,7 +2698,7 @@
                 <w:sz w:val="18"/>
                 <w:szCs w:val="18"/>
               </w:rPr>
-              <w:t xml:space="preserve">3</w:t>
+              <w:t xml:space="preserve">4</w:t>
             </w:r>
           </w:p>
         </w:tc>
@@ -2696,7 +2732,7 @@
                 <w:sz w:val="18"/>
                 <w:szCs w:val="18"/>
               </w:rPr>
-              <w:t xml:space="preserve">1 all five matched + 1 t and interpretation “holding constant” + 1 look-back that names a specific expectation.</w:t>
+              <w:t xml:space="preserve">1 day + 2 impact (1 slope, 1 R²) + 1 sensible next step.</w:t>
             </w:r>
           </w:p>
         </w:tc>
@@ -2707,7 +2743,7 @@
         </w:trPr>
         <w:tc>
           <w:tcPr>
-            <w:tcW w:type="dxa" w:w="500"/>
+            <w:tcW w:type="dxa" w:w="700"/>
             <w:tcBorders>
               <w:top w:val="single" w:color="808080" w:sz="4"/>
               <w:left w:val="single" w:color="808080" w:sz="4"/>
@@ -2735,7 +2771,7 @@
                 <w:sz w:val="18"/>
                 <w:szCs w:val="18"/>
               </w:rPr>
-              <w:t xml:space="preserve">13</w:t>
+              <w:t xml:space="preserve">4a</w:t>
             </w:r>
           </w:p>
         </w:tc>
@@ -2769,61 +2805,41 @@
                 <w:sz w:val="18"/>
                 <w:szCs w:val="18"/>
               </w:rPr>
-              <w:t xml:space="preserve">LO3, LO6, LO7 · Cal + Con</w:t>
-            </w:r>
-          </w:p>
-        </w:tc>
-        <w:tc>
-          <w:tcPr>
-            <w:tcW w:type="dxa" w:w="5700"/>
-            <w:tcBorders>
-              <w:top w:val="single" w:color="808080" w:sz="4"/>
-              <w:left w:val="single" w:color="808080" w:sz="4"/>
-              <w:bottom w:val="single" w:color="808080" w:sz="4"/>
-              <w:right w:val="single" w:color="808080" w:sz="4"/>
-            </w:tcBorders>
-            <w:tcMar>
-              <w:top w:type="dxa" w:w="40"/>
-              <w:left w:type="dxa" w:w="80"/>
-              <w:bottom w:type="dxa" w:w="40"/>
-              <w:right w:type="dxa" w:w="80"/>
-            </w:tcMar>
-            <w:vAlign w:val="center"/>
-          </w:tcPr>
-          <w:p>
-            <w:pPr>
-              <w:spacing w:after="0" w:before="0"/>
-              <w:jc w:val="left"/>
-            </w:pPr>
-            <w:r>
-              <w:rPr>
-                <w:rFonts w:ascii="Arial" w:cs="Arial" w:eastAsia="Arial" w:hAnsi="Arial"/>
-                <w:b w:val="false"/>
-                <w:bCs w:val="false"/>
-                <w:sz w:val="18"/>
-                <w:szCs w:val="18"/>
-              </w:rPr>
-              <w:t xml:space="preserve">(a) SE = √(35.3²/84 + 34.1²/84) = 5.36; difference = 18.6; t = 3.47: significant. (b) The before/after comparison mixes the price rise with everything else that changed on 30 June: it was warmer (r between temperature and post_change = 0.56) and had more beach events (r = 0.30). Model 4 compares days with the </w:t>
-            </w:r>
-            <w:r>
-              <w:rPr>
-                <w:rFonts w:ascii="Arial" w:cs="Arial" w:eastAsia="Arial" w:hAnsi="Arial"/>
-                <w:b/>
-                <w:bCs/>
-                <w:sz w:val="18"/>
-                <w:szCs w:val="18"/>
-              </w:rPr>
-              <w:t xml:space="preserve">same</w:t>
-            </w:r>
-            <w:r>
-              <w:rPr>
-                <w:rFonts w:ascii="Arial" w:cs="Arial" w:eastAsia="Arial" w:hAnsi="Arial"/>
-                <w:b w:val="false"/>
-                <w:bCs w:val="false"/>
-                <w:sz w:val="18"/>
-                <w:szCs w:val="18"/>
-              </w:rPr>
-              <w:t xml:space="preserve"> temperature, weekend and event, so it isolates price: demand rose with the summer despite the higher price. (c) Price is correlated with temperature (r = 0.45) and with the policy date: high-price days tend to be hot, high-demand days, so the positive confounding cancels the negative price effect and the simple r ≈ 0.02. r near 0 does not mean “no effect” when another variable is tangled with it.</w:t>
+              <w:t xml:space="preserve">LO3 · Cal</w:t>
+            </w:r>
+          </w:p>
+        </w:tc>
+        <w:tc>
+          <w:tcPr>
+            <w:tcW w:type="dxa" w:w="5500"/>
+            <w:tcBorders>
+              <w:top w:val="single" w:color="808080" w:sz="4"/>
+              <w:left w:val="single" w:color="808080" w:sz="4"/>
+              <w:bottom w:val="single" w:color="808080" w:sz="4"/>
+              <w:right w:val="single" w:color="808080" w:sz="4"/>
+            </w:tcBorders>
+            <w:tcMar>
+              <w:top w:type="dxa" w:w="40"/>
+              <w:left w:type="dxa" w:w="80"/>
+              <w:bottom w:type="dxa" w:w="40"/>
+              <w:right w:type="dxa" w:w="80"/>
+            </w:tcMar>
+            <w:vAlign w:val="center"/>
+          </w:tcPr>
+          <w:p>
+            <w:pPr>
+              <w:spacing w:after="0" w:before="0"/>
+              <w:jc w:val="left"/>
+            </w:pPr>
+            <w:r>
+              <w:rPr>
+                <w:rFonts w:ascii="Arial" w:cs="Arial" w:eastAsia="Arial" w:hAnsi="Arial"/>
+                <w:b w:val="false"/>
+                <w:bCs w:val="false"/>
+                <w:sz w:val="18"/>
+                <w:szCs w:val="18"/>
+              </w:rPr>
+              <w:t xml:space="preserve">Means 200 and 186; Σ(x − x̄)² = 320 and 256; s₁ = √(320 ÷ 4) = 8.94, s₂ = √(256 ÷ 4) = 8.00 (deviations in the worked table below).</w:t>
             </w:r>
           </w:p>
         </w:tc>
@@ -2891,7 +2907,7 @@
                 <w:sz w:val="18"/>
                 <w:szCs w:val="18"/>
               </w:rPr>
-              <w:t xml:space="preserve">1 SE and t with the decision + 1 reconciliation (confounding by season/temperature) + 1 explanation of r ≈ 0.</w:t>
+              <w:t xml:space="preserve">1 means + 1 sums of squares + 1 s values.</w:t>
             </w:r>
           </w:p>
         </w:tc>
@@ -2902,7 +2918,7 @@
         </w:trPr>
         <w:tc>
           <w:tcPr>
-            <w:tcW w:type="dxa" w:w="500"/>
+            <w:tcW w:type="dxa" w:w="700"/>
             <w:tcBorders>
               <w:top w:val="single" w:color="808080" w:sz="4"/>
               <w:left w:val="single" w:color="808080" w:sz="4"/>
@@ -2930,7 +2946,7 @@
                 <w:sz w:val="18"/>
                 <w:szCs w:val="18"/>
               </w:rPr>
-              <w:t xml:space="preserve">14</w:t>
+              <w:t xml:space="preserve">4b</w:t>
             </w:r>
           </w:p>
         </w:tc>
@@ -2964,41 +2980,41 @@
                 <w:sz w:val="18"/>
                 <w:szCs w:val="18"/>
               </w:rPr>
-              <w:t xml:space="preserve">LO6 · Cal</w:t>
-            </w:r>
-          </w:p>
-        </w:tc>
-        <w:tc>
-          <w:tcPr>
-            <w:tcW w:type="dxa" w:w="5700"/>
-            <w:tcBorders>
-              <w:top w:val="single" w:color="808080" w:sz="4"/>
-              <w:left w:val="single" w:color="808080" w:sz="4"/>
-              <w:bottom w:val="single" w:color="808080" w:sz="4"/>
-              <w:right w:val="single" w:color="808080" w:sz="4"/>
-            </w:tcBorders>
-            <w:tcMar>
-              <w:top w:type="dxa" w:w="40"/>
-              <w:left w:type="dxa" w:w="80"/>
-              <w:bottom w:type="dxa" w:w="40"/>
-              <w:right w:type="dxa" w:w="80"/>
-            </w:tcMar>
-            <w:vAlign w:val="center"/>
-          </w:tcPr>
-          <w:p>
-            <w:pPr>
-              <w:spacing w:after="0" w:before="0"/>
-              <w:jc w:val="left"/>
-            </w:pPr>
-            <w:r>
-              <w:rPr>
-                <w:rFonts w:ascii="Arial" w:cs="Arial" w:eastAsia="Arial" w:hAnsi="Arial"/>
-                <w:b w:val="false"/>
-                <w:bCs w:val="false"/>
-                <w:sz w:val="18"/>
-                <w:szCs w:val="18"/>
-              </w:rPr>
-              <w:t xml:space="preserve">May 21: predicted 182.8, residual +3.2, |res| &lt; 39.3: ordinary. Sep 4: predicted 183.5, residual −56.5, |res| &gt; 39.3: </w:t>
+              <w:t xml:space="preserve">LO3 · Cal</w:t>
+            </w:r>
+          </w:p>
+        </w:tc>
+        <w:tc>
+          <w:tcPr>
+            <w:tcW w:type="dxa" w:w="5500"/>
+            <w:tcBorders>
+              <w:top w:val="single" w:color="808080" w:sz="4"/>
+              <w:left w:val="single" w:color="808080" w:sz="4"/>
+              <w:bottom w:val="single" w:color="808080" w:sz="4"/>
+              <w:right w:val="single" w:color="808080" w:sz="4"/>
+            </w:tcBorders>
+            <w:tcMar>
+              <w:top w:type="dxa" w:w="40"/>
+              <w:left w:type="dxa" w:w="80"/>
+              <w:bottom w:type="dxa" w:w="40"/>
+              <w:right w:type="dxa" w:w="80"/>
+            </w:tcMar>
+            <w:vAlign w:val="center"/>
+          </w:tcPr>
+          <w:p>
+            <w:pPr>
+              <w:spacing w:after="0" w:before="0"/>
+              <w:jc w:val="left"/>
+            </w:pPr>
+            <w:r>
+              <w:rPr>
+                <w:rFonts w:ascii="Arial" w:cs="Arial" w:eastAsia="Arial" w:hAnsi="Arial"/>
+                <w:b w:val="false"/>
+                <w:bCs w:val="false"/>
+                <w:sz w:val="18"/>
+                <w:szCs w:val="18"/>
+              </w:rPr>
+              <w:t xml:space="preserve">s_p = √[(4 × 80 + 4 × 64) ÷ 8] = √72 = 8.49; t = (200 − 186) ÷ [8.49 × √(1/5 + 1/5)] = 14 ÷ 5.37 = </w:t>
             </w:r>
             <w:r>
               <w:rPr>
@@ -3008,17 +3024,17 @@
                 <w:sz w:val="18"/>
                 <w:szCs w:val="18"/>
               </w:rPr>
-              <w:t xml:space="preserve">unusual</w:t>
-            </w:r>
-            <w:r>
-              <w:rPr>
-                <w:rFonts w:ascii="Arial" w:cs="Arial" w:eastAsia="Arial" w:hAnsi="Arial"/>
-                <w:b w:val="false"/>
-                <w:bCs w:val="false"/>
-                <w:sz w:val="18"/>
-                <w:szCs w:val="18"/>
-              </w:rPr>
-              <w:t xml:space="preserve">. Action: investigate (stock-out, closure, forecast error, recording error); do not delete without a reason. About 1 day in 20 beyond 2 SE is expected even if the model is fine.</w:t>
+              <w:t xml:space="preserve">2.61</w:t>
+            </w:r>
+            <w:r>
+              <w:rPr>
+                <w:rFonts w:ascii="Arial" w:cs="Arial" w:eastAsia="Arial" w:hAnsi="Arial"/>
+                <w:b w:val="false"/>
+                <w:bCs w:val="false"/>
+                <w:sz w:val="18"/>
+                <w:szCs w:val="18"/>
+              </w:rPr>
+              <w:t xml:space="preserve">.</w:t>
             </w:r>
           </w:p>
         </w:tc>
@@ -3086,7 +3102,7 @@
                 <w:sz w:val="18"/>
                 <w:szCs w:val="18"/>
               </w:rPr>
-              <w:t xml:space="preserve">1 two predictions and residuals + 1 correct classification and sensible action.</w:t>
+              <w:t xml:space="preserve">1 s_p + 1 t (follow-through on s; sign may be reported either way if direction is stated).</w:t>
             </w:r>
           </w:p>
         </w:tc>
@@ -3097,7 +3113,7 @@
         </w:trPr>
         <w:tc>
           <w:tcPr>
-            <w:tcW w:type="dxa" w:w="500"/>
+            <w:tcW w:type="dxa" w:w="700"/>
             <w:tcBorders>
               <w:top w:val="single" w:color="808080" w:sz="4"/>
               <w:left w:val="single" w:color="808080" w:sz="4"/>
@@ -3125,7 +3141,7 @@
                 <w:sz w:val="18"/>
                 <w:szCs w:val="18"/>
               </w:rPr>
-              <w:t xml:space="preserve">15</w:t>
+              <w:t xml:space="preserve">4c</w:t>
             </w:r>
           </w:p>
         </w:tc>
@@ -3159,41 +3175,41 @@
                 <w:sz w:val="18"/>
                 <w:szCs w:val="18"/>
               </w:rPr>
-              <w:t xml:space="preserve">LO4, LO6 · Con</w:t>
-            </w:r>
-          </w:p>
-        </w:tc>
-        <w:tc>
-          <w:tcPr>
-            <w:tcW w:type="dxa" w:w="5700"/>
-            <w:tcBorders>
-              <w:top w:val="single" w:color="808080" w:sz="4"/>
-              <w:left w:val="single" w:color="808080" w:sz="4"/>
-              <w:bottom w:val="single" w:color="808080" w:sz="4"/>
-              <w:right w:val="single" w:color="808080" w:sz="4"/>
-            </w:tcBorders>
-            <w:tcMar>
-              <w:top w:type="dxa" w:w="40"/>
-              <w:left w:type="dxa" w:w="80"/>
-              <w:bottom w:type="dxa" w:w="40"/>
-              <w:right w:type="dxa" w:w="80"/>
-            </w:tcMar>
-            <w:vAlign w:val="center"/>
-          </w:tcPr>
-          <w:p>
-            <w:pPr>
-              <w:spacing w:after="0" w:before="0"/>
-              <w:jc w:val="left"/>
-            </w:pPr>
-            <w:r>
-              <w:rPr>
-                <w:rFonts w:ascii="Arial" w:cs="Arial" w:eastAsia="Arial" w:hAnsi="Arial"/>
-                <w:b w:val="false"/>
-                <w:bCs w:val="false"/>
-                <w:sz w:val="18"/>
-                <w:szCs w:val="18"/>
-              </w:rPr>
-              <w:t xml:space="preserve">(a) Add </w:t>
+              <w:t xml:space="preserve">LO1, LO3, LO6 · Con</w:t>
+            </w:r>
+          </w:p>
+        </w:tc>
+        <w:tc>
+          <w:tcPr>
+            <w:tcW w:type="dxa" w:w="5500"/>
+            <w:tcBorders>
+              <w:top w:val="single" w:color="808080" w:sz="4"/>
+              <w:left w:val="single" w:color="808080" w:sz="4"/>
+              <w:bottom w:val="single" w:color="808080" w:sz="4"/>
+              <w:right w:val="single" w:color="808080" w:sz="4"/>
+            </w:tcBorders>
+            <w:tcMar>
+              <w:top w:type="dxa" w:w="40"/>
+              <w:left w:type="dxa" w:w="80"/>
+              <w:bottom w:type="dxa" w:w="40"/>
+              <w:right w:type="dxa" w:w="80"/>
+            </w:tcMar>
+            <w:vAlign w:val="center"/>
+          </w:tcPr>
+          <w:p>
+            <w:pPr>
+              <w:spacing w:after="0" w:before="0"/>
+              <w:jc w:val="left"/>
+            </w:pPr>
+            <w:r>
+              <w:rPr>
+                <w:rFonts w:ascii="Arial" w:cs="Arial" w:eastAsia="Arial" w:hAnsi="Arial"/>
+                <w:b w:val="false"/>
+                <w:bCs w:val="false"/>
+                <w:sz w:val="18"/>
+                <w:szCs w:val="18"/>
+              </w:rPr>
+              <w:t xml:space="preserve">(i) H₀: the price rise made no difference to mean daily gelato sales (mean before = mean after). (ii) p = 0.031 &lt; 0.05, so the difference is </w:t>
             </w:r>
             <w:r>
               <w:rPr>
@@ -3203,37 +3219,17 @@
                 <w:sz w:val="18"/>
                 <w:szCs w:val="18"/>
               </w:rPr>
-              <w:t xml:space="preserve">weekend</w:t>
-            </w:r>
-            <w:r>
-              <w:rPr>
-                <w:rFonts w:ascii="Arial" w:cs="Arial" w:eastAsia="Arial" w:hAnsi="Arial"/>
-                <w:b w:val="false"/>
-                <w:bCs w:val="false"/>
-                <w:sz w:val="18"/>
-                <w:szCs w:val="18"/>
-              </w:rPr>
-              <w:t xml:space="preserve"> first, with a </w:t>
-            </w:r>
-            <w:r>
-              <w:rPr>
-                <w:rFonts w:ascii="Arial" w:cs="Arial" w:eastAsia="Arial" w:hAnsi="Arial"/>
-                <w:b/>
-                <w:bCs/>
-                <w:sz w:val="18"/>
-                <w:szCs w:val="18"/>
-              </w:rPr>
-              <w:t xml:space="preserve">positive</w:t>
-            </w:r>
-            <w:r>
-              <w:rPr>
-                <w:rFonts w:ascii="Arial" w:cs="Arial" w:eastAsia="Arial" w:hAnsi="Arial"/>
-                <w:b w:val="false"/>
-                <w:bCs w:val="false"/>
-                <w:sz w:val="18"/>
-                <w:szCs w:val="18"/>
-              </w:rPr>
-              <w:t xml:space="preserve"> sign: residual means +24.7 (weekend) vs −9.9 (weekday), a gap of 34.6, the largest; in Figure 2 the red weekend dots sit above 0 and the hollow weekday dots below. Model 1 under-predicts weekends and over-predicts weekdays. Next: beach_event (gap 25.5), then price (negative; gap 17.4). (b) Dots scattered randomly around the zero line, no pattern, weekend and weekday dots mixed, similar spread at every temperature.</w:t>
+              <w:t xml:space="preserve">statistically significant</w:t>
+            </w:r>
+            <w:r>
+              <w:rPr>
+                <w:rFonts w:ascii="Arial" w:cs="Arial" w:eastAsia="Arial" w:hAnsi="Arial"/>
+                <w:b w:val="false"/>
+                <w:bCs w:val="false"/>
+                <w:sz w:val="18"/>
+                <w:szCs w:val="18"/>
+              </w:rPr>
+              <w:t xml:space="preserve"> (the same decision as |t| = 2.61 &gt; 2.31): reject H₀. (iii) If the price had no effect, a difference this large or larger would turn up in only about 3% of samples like these. It is not the probability that H₀ is true and it does not give the size of the effect.</w:t>
             </w:r>
           </w:p>
         </w:tc>
@@ -3267,7 +3263,7 @@
                 <w:sz w:val="18"/>
                 <w:szCs w:val="18"/>
               </w:rPr>
-              <w:t xml:space="preserve">2</w:t>
+              <w:t xml:space="preserve">3</w:t>
             </w:r>
           </w:p>
         </w:tc>
@@ -3301,7 +3297,7 @@
                 <w:sz w:val="18"/>
                 <w:szCs w:val="18"/>
               </w:rPr>
-              <w:t xml:space="preserve">1 variable + sign + evidence from the table or figure + 1 sketch showing a patternless cloud around 0.</w:t>
+              <w:t xml:space="preserve">1 null hypothesis + 1 decision with p (and t vs critical value) + 1 correct plain-words meaning.</w:t>
             </w:r>
           </w:p>
         </w:tc>
@@ -3312,7 +3308,7 @@
         </w:trPr>
         <w:tc>
           <w:tcPr>
-            <w:tcW w:type="dxa" w:w="500"/>
+            <w:tcW w:type="dxa" w:w="700"/>
             <w:tcBorders>
               <w:top w:val="single" w:color="808080" w:sz="4"/>
               <w:left w:val="single" w:color="808080" w:sz="4"/>
@@ -3340,7 +3336,7 @@
                 <w:sz w:val="18"/>
                 <w:szCs w:val="18"/>
               </w:rPr>
-              <w:t xml:space="preserve">16</w:t>
+              <w:t xml:space="preserve">4d</w:t>
             </w:r>
           </w:p>
         </w:tc>
@@ -3374,101 +3370,41 @@
                 <w:sz w:val="18"/>
                 <w:szCs w:val="18"/>
               </w:rPr>
-              <w:t xml:space="preserve">LO5, LO6 · Cal</w:t>
-            </w:r>
-          </w:p>
-        </w:tc>
-        <w:tc>
-          <w:tcPr>
-            <w:tcW w:type="dxa" w:w="5700"/>
-            <w:tcBorders>
-              <w:top w:val="single" w:color="808080" w:sz="4"/>
-              <w:left w:val="single" w:color="808080" w:sz="4"/>
-              <w:bottom w:val="single" w:color="808080" w:sz="4"/>
-              <w:right w:val="single" w:color="808080" w:sz="4"/>
-            </w:tcBorders>
-            <w:tcMar>
-              <w:top w:type="dxa" w:w="40"/>
-              <w:left w:type="dxa" w:w="80"/>
-              <w:bottom w:type="dxa" w:w="40"/>
-              <w:right w:type="dxa" w:w="80"/>
-            </w:tcMar>
-            <w:vAlign w:val="center"/>
-          </w:tcPr>
-          <w:p>
-            <w:pPr>
-              <w:spacing w:after="0" w:before="0"/>
-              <w:jc w:val="left"/>
-            </w:pPr>
-            <w:r>
-              <w:rPr>
-                <w:rFonts w:ascii="Arial" w:cs="Arial" w:eastAsia="Arial" w:hAnsi="Arial"/>
-                <w:b w:val="false"/>
-                <w:bCs w:val="false"/>
-                <w:sz w:val="18"/>
-                <w:szCs w:val="18"/>
-              </w:rPr>
-              <w:t xml:space="preserve">Baseline: Aug 3 244.4, Aug 8 195.7, Aug 18 210.5, Aug 19 203.1. |errors|: baseline 39.4, 23.3, 70.5, 8.9 → </w:t>
-            </w:r>
-            <w:r>
-              <w:rPr>
-                <w:rFonts w:ascii="Arial" w:cs="Arial" w:eastAsia="Arial" w:hAnsi="Arial"/>
-                <w:b/>
-                <w:bCs/>
-                <w:sz w:val="18"/>
-                <w:szCs w:val="18"/>
-              </w:rPr>
-              <w:t xml:space="preserve">MAE 35.5</w:t>
-            </w:r>
-            <w:r>
-              <w:rPr>
-                <w:rFonts w:ascii="Arial" w:cs="Arial" w:eastAsia="Arial" w:hAnsi="Arial"/>
-                <w:b w:val="false"/>
-                <w:bCs w:val="false"/>
-                <w:sz w:val="18"/>
-                <w:szCs w:val="18"/>
-              </w:rPr>
-              <w:t xml:space="preserve">; M4 0.2, 16.5, 21.2, 20.0 → </w:t>
-            </w:r>
-            <w:r>
-              <w:rPr>
-                <w:rFonts w:ascii="Arial" w:cs="Arial" w:eastAsia="Arial" w:hAnsi="Arial"/>
-                <w:b/>
-                <w:bCs/>
-                <w:sz w:val="18"/>
-                <w:szCs w:val="18"/>
-              </w:rPr>
-              <w:t xml:space="preserve">MAE 14.5</w:t>
-            </w:r>
-            <w:r>
-              <w:rPr>
-                <w:rFonts w:ascii="Arial" w:cs="Arial" w:eastAsia="Arial" w:hAnsi="Arial"/>
-                <w:b w:val="false"/>
-                <w:bCs w:val="false"/>
-                <w:sz w:val="18"/>
-                <w:szCs w:val="18"/>
-              </w:rPr>
-              <w:t xml:space="preserve">; M5 3.6, 18.6, 21.5, 16.9 → </w:t>
-            </w:r>
-            <w:r>
-              <w:rPr>
-                <w:rFonts w:ascii="Arial" w:cs="Arial" w:eastAsia="Arial" w:hAnsi="Arial"/>
-                <w:b/>
-                <w:bCs/>
-                <w:sz w:val="18"/>
-                <w:szCs w:val="18"/>
-              </w:rPr>
-              <w:t xml:space="preserve">MAE 15.2</w:t>
-            </w:r>
-            <w:r>
-              <w:rPr>
-                <w:rFonts w:ascii="Arial" w:cs="Arial" w:eastAsia="Arial" w:hAnsi="Arial"/>
-                <w:b w:val="false"/>
-                <w:bCs w:val="false"/>
-                <w:sz w:val="18"/>
-                <w:szCs w:val="18"/>
-              </w:rPr>
-              <w:t xml:space="preserve">.</w:t>
+              <w:t xml:space="preserve">LO6 · Con</w:t>
+            </w:r>
+          </w:p>
+        </w:tc>
+        <w:tc>
+          <w:tcPr>
+            <w:tcW w:type="dxa" w:w="5500"/>
+            <w:tcBorders>
+              <w:top w:val="single" w:color="808080" w:sz="4"/>
+              <w:left w:val="single" w:color="808080" w:sz="4"/>
+              <w:bottom w:val="single" w:color="808080" w:sz="4"/>
+              <w:right w:val="single" w:color="808080" w:sz="4"/>
+            </w:tcBorders>
+            <w:tcMar>
+              <w:top w:type="dxa" w:w="40"/>
+              <w:left w:type="dxa" w:w="80"/>
+              <w:bottom w:type="dxa" w:w="40"/>
+              <w:right w:type="dxa" w:w="80"/>
+            </w:tcMar>
+            <w:vAlign w:val="center"/>
+          </w:tcPr>
+          <w:p>
+            <w:pPr>
+              <w:spacing w:after="0" w:before="0"/>
+              <w:jc w:val="left"/>
+            </w:pPr>
+            <w:r>
+              <w:rPr>
+                <w:rFonts w:ascii="Arial" w:cs="Arial" w:eastAsia="Arial" w:hAnsi="Arial"/>
+                <w:b w:val="false"/>
+                <w:bCs w:val="false"/>
+                <w:sz w:val="18"/>
+                <w:szCs w:val="18"/>
+              </w:rPr>
+              <w:t xml:space="preserve">Any sensible other change: temperature or season, a local event, tourist numbers, a menu or staff change; only 5 days per group; this shows association rather than proof of cause.</w:t>
             </w:r>
           </w:p>
         </w:tc>
@@ -3502,7 +3438,7 @@
                 <w:sz w:val="18"/>
                 <w:szCs w:val="18"/>
               </w:rPr>
-              <w:t xml:space="preserve">5</w:t>
+              <w:t xml:space="preserve">1</w:t>
             </w:r>
           </w:p>
         </w:tc>
@@ -3536,7 +3472,7 @@
                 <w:sz w:val="18"/>
                 <w:szCs w:val="18"/>
               </w:rPr>
-              <w:t xml:space="preserve">1 baseline forecasts + 2 errors (≥ 10 of 12 correct = 2, 7–9 = 1) + 2 MAEs (all three = 2, two = 1).</w:t>
+              <w:t xml:space="preserve">1 a relevant reason/idea.</w:t>
             </w:r>
           </w:p>
         </w:tc>
@@ -3547,7 +3483,7 @@
         </w:trPr>
         <w:tc>
           <w:tcPr>
-            <w:tcW w:type="dxa" w:w="500"/>
+            <w:tcW w:type="dxa" w:w="700"/>
             <w:tcBorders>
               <w:top w:val="single" w:color="808080" w:sz="4"/>
               <w:left w:val="single" w:color="808080" w:sz="4"/>
@@ -3575,7 +3511,7 @@
                 <w:sz w:val="18"/>
                 <w:szCs w:val="18"/>
               </w:rPr>
-              <w:t xml:space="preserve">17</w:t>
+              <w:t xml:space="preserve">5</w:t>
             </w:r>
           </w:p>
         </w:tc>
@@ -3609,81 +3545,41 @@
                 <w:sz w:val="18"/>
                 <w:szCs w:val="18"/>
               </w:rPr>
-              <w:t xml:space="preserve">LO6 · Con</w:t>
-            </w:r>
-          </w:p>
-        </w:tc>
-        <w:tc>
-          <w:tcPr>
-            <w:tcW w:type="dxa" w:w="5700"/>
-            <w:tcBorders>
-              <w:top w:val="single" w:color="808080" w:sz="4"/>
-              <w:left w:val="single" w:color="808080" w:sz="4"/>
-              <w:bottom w:val="single" w:color="808080" w:sz="4"/>
-              <w:right w:val="single" w:color="808080" w:sz="4"/>
-            </w:tcBorders>
-            <w:tcMar>
-              <w:top w:type="dxa" w:w="40"/>
-              <w:left w:type="dxa" w:w="80"/>
-              <w:bottom w:type="dxa" w:w="40"/>
-              <w:right w:type="dxa" w:w="80"/>
-            </w:tcMar>
-            <w:vAlign w:val="center"/>
-          </w:tcPr>
-          <w:p>
-            <w:pPr>
-              <w:spacing w:after="0" w:before="0"/>
-              <w:jc w:val="left"/>
-            </w:pPr>
-            <w:r>
-              <w:rPr>
-                <w:rFonts w:ascii="Arial" w:cs="Arial" w:eastAsia="Arial" w:hAnsi="Arial"/>
-                <w:b w:val="false"/>
-                <w:bCs w:val="false"/>
-                <w:sz w:val="18"/>
-                <w:szCs w:val="18"/>
-              </w:rPr>
-              <w:t xml:space="preserve">(a) R² can only rise when variables are added: it measures fit to the days already seen, noise included, so it cannot show better prediction of </w:t>
-            </w:r>
-            <w:r>
-              <w:rPr>
-                <w:rFonts w:ascii="Arial" w:cs="Arial" w:eastAsia="Arial" w:hAnsi="Arial"/>
-                <w:b/>
-                <w:bCs/>
-                <w:sz w:val="18"/>
-                <w:szCs w:val="18"/>
-              </w:rPr>
-              <w:t xml:space="preserve">new</w:t>
-            </w:r>
-            <w:r>
-              <w:rPr>
-                <w:rFonts w:ascii="Arial" w:cs="Arial" w:eastAsia="Arial" w:hAnsi="Arial"/>
-                <w:b w:val="false"/>
-                <w:bCs w:val="false"/>
-                <w:sz w:val="18"/>
-                <w:szCs w:val="18"/>
-              </w:rPr>
-              <w:t xml:space="preserve"> days. On the unseen days M5 is no better (15.2 vs 14.5 here; 14.4 vs 13.8 over all 56 unseen days). (b) Give the owner </w:t>
-            </w:r>
-            <w:r>
-              <w:rPr>
-                <w:rFonts w:ascii="Arial" w:cs="Arial" w:eastAsia="Arial" w:hAnsi="Arial"/>
-                <w:b/>
-                <w:bCs/>
-                <w:sz w:val="18"/>
-                <w:szCs w:val="18"/>
-              </w:rPr>
-              <w:t xml:space="preserve">M4</w:t>
-            </w:r>
-            <w:r>
-              <w:rPr>
-                <w:rFonts w:ascii="Arial" w:cs="Arial" w:eastAsia="Arial" w:hAnsi="Arial"/>
-                <w:b w:val="false"/>
-                <w:bCs w:val="false"/>
-                <w:sz w:val="18"/>
-                <w:szCs w:val="18"/>
-              </w:rPr>
-              <w:t xml:space="preserve">: the same accuracy with half the inputs. It needs only the temperature forecast, the calendar and the café’s own price; M5 needs four more weather forecasts that overlap with temperature, are themselves uncertain, and are harder to explain. The baseline (MAE 28.2 over all 56 days) is much worse than either model. A student who picks M5 must defend it with unseen-day evidence, which does not support it here.</w:t>
+              <w:t xml:space="preserve">LO7 · Con</w:t>
+            </w:r>
+          </w:p>
+        </w:tc>
+        <w:tc>
+          <w:tcPr>
+            <w:tcW w:type="dxa" w:w="5500"/>
+            <w:tcBorders>
+              <w:top w:val="single" w:color="808080" w:sz="4"/>
+              <w:left w:val="single" w:color="808080" w:sz="4"/>
+              <w:bottom w:val="single" w:color="808080" w:sz="4"/>
+              <w:right w:val="single" w:color="808080" w:sz="4"/>
+            </w:tcBorders>
+            <w:tcMar>
+              <w:top w:type="dxa" w:w="40"/>
+              <w:left w:type="dxa" w:w="80"/>
+              <w:bottom w:type="dxa" w:w="40"/>
+              <w:right w:type="dxa" w:w="80"/>
+            </w:tcMar>
+            <w:vAlign w:val="center"/>
+          </w:tcPr>
+          <w:p>
+            <w:pPr>
+              <w:spacing w:after="0" w:before="0"/>
+              <w:jc w:val="left"/>
+            </w:pPr>
+            <w:r>
+              <w:rPr>
+                <w:rFonts w:ascii="Arial" w:cs="Arial" w:eastAsia="Arial" w:hAnsi="Arial"/>
+                <w:b w:val="false"/>
+                <w:bCs w:val="false"/>
+                <w:sz w:val="18"/>
+                <w:szCs w:val="18"/>
+              </w:rPr>
+              <w:t xml:space="preserve">(i) The inputs recommended (e.g. temperature and beach events; sunshine adds nothing once temperature is in the model) with the typical forecast error (about 27 cups). (ii) The price test: gelato sales were lower after the price rise (about 14 cups, p = 0.031). (iii) A caution (small samples, other changes, association not proof, forecasts can still miss by the typical error).</w:t>
             </w:r>
           </w:p>
         </w:tc>
@@ -3717,7 +3613,7 @@
                 <w:sz w:val="18"/>
                 <w:szCs w:val="18"/>
               </w:rPr>
-              <w:t xml:space="preserve">2</w:t>
+              <w:t xml:space="preserve">3</w:t>
             </w:r>
           </w:p>
         </w:tc>
@@ -3751,377 +3647,7 @@
                 <w:sz w:val="18"/>
                 <w:szCs w:val="18"/>
               </w:rPr>
-              <w:t xml:space="preserve">1 in-sample vs unseen reasoning + 1 choice defended with accuracy and with what must be known in advance.</w:t>
-            </w:r>
-          </w:p>
-        </w:tc>
-      </w:tr>
-      <w:tr>
-        <w:trPr>
-          <w:cantSplit/>
-        </w:trPr>
-        <w:tc>
-          <w:tcPr>
-            <w:tcW w:type="dxa" w:w="500"/>
-            <w:tcBorders>
-              <w:top w:val="single" w:color="808080" w:sz="4"/>
-              <w:left w:val="single" w:color="808080" w:sz="4"/>
-              <w:bottom w:val="single" w:color="808080" w:sz="4"/>
-              <w:right w:val="single" w:color="808080" w:sz="4"/>
-            </w:tcBorders>
-            <w:tcMar>
-              <w:top w:type="dxa" w:w="40"/>
-              <w:left w:type="dxa" w:w="80"/>
-              <w:bottom w:type="dxa" w:w="40"/>
-              <w:right w:type="dxa" w:w="80"/>
-            </w:tcMar>
-            <w:vAlign w:val="center"/>
-          </w:tcPr>
-          <w:p>
-            <w:pPr>
-              <w:spacing w:after="0" w:before="0"/>
-              <w:jc w:val="left"/>
-            </w:pPr>
-            <w:r>
-              <w:rPr>
-                <w:rFonts w:ascii="Arial" w:cs="Arial" w:eastAsia="Arial" w:hAnsi="Arial"/>
-                <w:b/>
-                <w:bCs/>
-                <w:sz w:val="18"/>
-                <w:szCs w:val="18"/>
-              </w:rPr>
-              <w:t xml:space="preserve">18</w:t>
-            </w:r>
-          </w:p>
-        </w:tc>
-        <w:tc>
-          <w:tcPr>
-            <w:tcW w:type="dxa" w:w="1500"/>
-            <w:tcBorders>
-              <w:top w:val="single" w:color="808080" w:sz="4"/>
-              <w:left w:val="single" w:color="808080" w:sz="4"/>
-              <w:bottom w:val="single" w:color="808080" w:sz="4"/>
-              <w:right w:val="single" w:color="808080" w:sz="4"/>
-            </w:tcBorders>
-            <w:tcMar>
-              <w:top w:type="dxa" w:w="40"/>
-              <w:left w:type="dxa" w:w="80"/>
-              <w:bottom w:type="dxa" w:w="40"/>
-              <w:right w:type="dxa" w:w="80"/>
-            </w:tcMar>
-            <w:vAlign w:val="center"/>
-          </w:tcPr>
-          <w:p>
-            <w:pPr>
-              <w:spacing w:after="0" w:before="0"/>
-              <w:jc w:val="left"/>
-            </w:pPr>
-            <w:r>
-              <w:rPr>
-                <w:rFonts w:ascii="Arial" w:cs="Arial" w:eastAsia="Arial" w:hAnsi="Arial"/>
-                <w:b w:val="false"/>
-                <w:bCs w:val="false"/>
-                <w:sz w:val="18"/>
-                <w:szCs w:val="18"/>
-              </w:rPr>
-              <w:t xml:space="preserve">LO7 · Con</w:t>
-            </w:r>
-          </w:p>
-        </w:tc>
-        <w:tc>
-          <w:tcPr>
-            <w:tcW w:type="dxa" w:w="5700"/>
-            <w:tcBorders>
-              <w:top w:val="single" w:color="808080" w:sz="4"/>
-              <w:left w:val="single" w:color="808080" w:sz="4"/>
-              <w:bottom w:val="single" w:color="808080" w:sz="4"/>
-              <w:right w:val="single" w:color="808080" w:sz="4"/>
-            </w:tcBorders>
-            <w:tcMar>
-              <w:top w:type="dxa" w:w="40"/>
-              <w:left w:type="dxa" w:w="80"/>
-              <w:bottom w:type="dxa" w:w="40"/>
-              <w:right w:type="dxa" w:w="80"/>
-            </w:tcMar>
-            <w:vAlign w:val="center"/>
-          </w:tcPr>
-          <w:p>
-            <w:pPr>
-              <w:spacing w:after="0" w:before="0"/>
-              <w:jc w:val="left"/>
-            </w:pPr>
-            <w:r>
-              <w:rPr>
-                <w:rFonts w:ascii="Arial" w:cs="Arial" w:eastAsia="Arial" w:hAnsi="Arial"/>
-                <w:b w:val="false"/>
-                <w:bCs w:val="false"/>
-                <w:sz w:val="18"/>
-                <w:szCs w:val="18"/>
-              </w:rPr>
-              <w:t xml:space="preserve">Plain-language memo: recommends temperature, weekend, beach_event and price (with why); gives a forecast error in cups (SE of y ≈ 20 for M4, or MAE ≈ 14 on unseen days); one limitation (a single April–September season of synthetic data; weather forecast error; association is not proof of cause; the model cannot foresee unusual days; do not extrapolate beyond the observed range).</w:t>
-            </w:r>
-          </w:p>
-        </w:tc>
-        <w:tc>
-          <w:tcPr>
-            <w:tcW w:type="dxa" w:w="500"/>
-            <w:tcBorders>
-              <w:top w:val="single" w:color="808080" w:sz="4"/>
-              <w:left w:val="single" w:color="808080" w:sz="4"/>
-              <w:bottom w:val="single" w:color="808080" w:sz="4"/>
-              <w:right w:val="single" w:color="808080" w:sz="4"/>
-            </w:tcBorders>
-            <w:tcMar>
-              <w:top w:type="dxa" w:w="40"/>
-              <w:left w:type="dxa" w:w="80"/>
-              <w:bottom w:type="dxa" w:w="40"/>
-              <w:right w:type="dxa" w:w="80"/>
-            </w:tcMar>
-            <w:vAlign w:val="center"/>
-          </w:tcPr>
-          <w:p>
-            <w:pPr>
-              <w:spacing w:after="0" w:before="0"/>
-              <w:jc w:val="center"/>
-            </w:pPr>
-            <w:r>
-              <w:rPr>
-                <w:rFonts w:ascii="Arial" w:cs="Arial" w:eastAsia="Arial" w:hAnsi="Arial"/>
-                <w:b w:val="false"/>
-                <w:bCs w:val="false"/>
-                <w:sz w:val="18"/>
-                <w:szCs w:val="18"/>
-              </w:rPr>
-              <w:t xml:space="preserve">3</w:t>
-            </w:r>
-          </w:p>
-        </w:tc>
-        <w:tc>
-          <w:tcPr>
-            <w:tcW w:type="dxa" w:w="2000"/>
-            <w:tcBorders>
-              <w:top w:val="single" w:color="808080" w:sz="4"/>
-              <w:left w:val="single" w:color="808080" w:sz="4"/>
-              <w:bottom w:val="single" w:color="808080" w:sz="4"/>
-              <w:right w:val="single" w:color="808080" w:sz="4"/>
-            </w:tcBorders>
-            <w:tcMar>
-              <w:top w:type="dxa" w:w="40"/>
-              <w:left w:type="dxa" w:w="80"/>
-              <w:bottom w:type="dxa" w:w="40"/>
-              <w:right w:type="dxa" w:w="80"/>
-            </w:tcMar>
-            <w:vAlign w:val="center"/>
-          </w:tcPr>
-          <w:p>
-            <w:pPr>
-              <w:spacing w:after="0" w:before="0"/>
-              <w:jc w:val="left"/>
-            </w:pPr>
-            <w:r>
-              <w:rPr>
-                <w:rFonts w:ascii="Arial" w:cs="Arial" w:eastAsia="Arial" w:hAnsi="Arial"/>
-                <w:b w:val="false"/>
-                <w:bCs w:val="false"/>
-                <w:sz w:val="18"/>
-                <w:szCs w:val="18"/>
-              </w:rPr>
-              <w:t xml:space="preserve">1 recommendation with a reason + 1 a number in plain words + 1 a genuine limitation.</w:t>
-            </w:r>
-          </w:p>
-        </w:tc>
-      </w:tr>
-      <w:tr>
-        <w:trPr>
-          <w:cantSplit/>
-        </w:trPr>
-        <w:tc>
-          <w:tcPr>
-            <w:tcW w:type="dxa" w:w="500"/>
-            <w:tcBorders>
-              <w:top w:val="single" w:color="808080" w:sz="4"/>
-              <w:left w:val="single" w:color="808080" w:sz="4"/>
-              <w:bottom w:val="single" w:color="808080" w:sz="4"/>
-              <w:right w:val="single" w:color="808080" w:sz="4"/>
-            </w:tcBorders>
-            <w:tcMar>
-              <w:top w:type="dxa" w:w="40"/>
-              <w:left w:type="dxa" w:w="80"/>
-              <w:bottom w:type="dxa" w:w="40"/>
-              <w:right w:type="dxa" w:w="80"/>
-            </w:tcMar>
-            <w:vAlign w:val="center"/>
-          </w:tcPr>
-          <w:p>
-            <w:pPr>
-              <w:spacing w:after="0" w:before="0"/>
-              <w:jc w:val="left"/>
-            </w:pPr>
-            <w:r>
-              <w:rPr>
-                <w:rFonts w:ascii="Arial" w:cs="Arial" w:eastAsia="Arial" w:hAnsi="Arial"/>
-                <w:b/>
-                <w:bCs/>
-                <w:sz w:val="18"/>
-                <w:szCs w:val="18"/>
-              </w:rPr>
-              <w:t xml:space="preserve">19</w:t>
-            </w:r>
-          </w:p>
-        </w:tc>
-        <w:tc>
-          <w:tcPr>
-            <w:tcW w:type="dxa" w:w="1500"/>
-            <w:tcBorders>
-              <w:top w:val="single" w:color="808080" w:sz="4"/>
-              <w:left w:val="single" w:color="808080" w:sz="4"/>
-              <w:bottom w:val="single" w:color="808080" w:sz="4"/>
-              <w:right w:val="single" w:color="808080" w:sz="4"/>
-            </w:tcBorders>
-            <w:tcMar>
-              <w:top w:type="dxa" w:w="40"/>
-              <w:left w:type="dxa" w:w="80"/>
-              <w:bottom w:type="dxa" w:w="40"/>
-              <w:right w:type="dxa" w:w="80"/>
-            </w:tcMar>
-            <w:vAlign w:val="center"/>
-          </w:tcPr>
-          <w:p>
-            <w:pPr>
-              <w:spacing w:after="0" w:before="0"/>
-              <w:jc w:val="left"/>
-            </w:pPr>
-            <w:r>
-              <w:rPr>
-                <w:rFonts w:ascii="Arial" w:cs="Arial" w:eastAsia="Arial" w:hAnsi="Arial"/>
-                <w:b w:val="false"/>
-                <w:bCs w:val="false"/>
-                <w:sz w:val="18"/>
-                <w:szCs w:val="18"/>
-              </w:rPr>
-              <w:t xml:space="preserve">LO1, LO5, LO7 · Con</w:t>
-            </w:r>
-          </w:p>
-        </w:tc>
-        <w:tc>
-          <w:tcPr>
-            <w:tcW w:type="dxa" w:w="5700"/>
-            <w:tcBorders>
-              <w:top w:val="single" w:color="808080" w:sz="4"/>
-              <w:left w:val="single" w:color="808080" w:sz="4"/>
-              <w:bottom w:val="single" w:color="808080" w:sz="4"/>
-              <w:right w:val="single" w:color="808080" w:sz="4"/>
-            </w:tcBorders>
-            <w:tcMar>
-              <w:top w:type="dxa" w:w="40"/>
-              <w:left w:type="dxa" w:w="80"/>
-              <w:bottom w:type="dxa" w:w="40"/>
-              <w:right w:type="dxa" w:w="80"/>
-            </w:tcMar>
-            <w:vAlign w:val="center"/>
-          </w:tcPr>
-          <w:p>
-            <w:pPr>
-              <w:spacing w:after="0" w:before="0"/>
-              <w:jc w:val="left"/>
-            </w:pPr>
-            <w:r>
-              <w:rPr>
-                <w:rFonts w:ascii="Arial" w:cs="Arial" w:eastAsia="Arial" w:hAnsi="Arial"/>
-                <w:b w:val="false"/>
-                <w:bCs w:val="false"/>
-                <w:sz w:val="18"/>
-                <w:szCs w:val="18"/>
-              </w:rPr>
-              <w:t xml:space="preserve">Open response. Strong answers name a plausible variable not in the table (e.g. forecast crowd size, school holidays, competitor price, cruise-ship arrivals, a heat-wave flag), say how it is measured, give a sign with a mechanism, propose adding it to LINEST (t-statistic, SE of y, adjusted R²) </w:t>
-            </w:r>
-            <w:r>
-              <w:rPr>
-                <w:rFonts w:ascii="Arial" w:cs="Arial" w:eastAsia="Arial" w:hAnsi="Arial"/>
-                <w:b/>
-                <w:bCs/>
-                <w:sz w:val="18"/>
-                <w:szCs w:val="18"/>
-              </w:rPr>
-              <w:t xml:space="preserve">and</w:t>
-            </w:r>
-            <w:r>
-              <w:rPr>
-                <w:rFonts w:ascii="Arial" w:cs="Arial" w:eastAsia="Arial" w:hAnsi="Arial"/>
-                <w:b w:val="false"/>
-                <w:bCs w:val="false"/>
-                <w:sz w:val="18"/>
-                <w:szCs w:val="18"/>
-              </w:rPr>
-              <w:t xml:space="preserve"> testing on unseen days (MAE), and say what result would count against it.</w:t>
-            </w:r>
-          </w:p>
-        </w:tc>
-        <w:tc>
-          <w:tcPr>
-            <w:tcW w:type="dxa" w:w="500"/>
-            <w:tcBorders>
-              <w:top w:val="single" w:color="808080" w:sz="4"/>
-              <w:left w:val="single" w:color="808080" w:sz="4"/>
-              <w:bottom w:val="single" w:color="808080" w:sz="4"/>
-              <w:right w:val="single" w:color="808080" w:sz="4"/>
-            </w:tcBorders>
-            <w:tcMar>
-              <w:top w:type="dxa" w:w="40"/>
-              <w:left w:type="dxa" w:w="80"/>
-              <w:bottom w:type="dxa" w:w="40"/>
-              <w:right w:type="dxa" w:w="80"/>
-            </w:tcMar>
-            <w:vAlign w:val="center"/>
-          </w:tcPr>
-          <w:p>
-            <w:pPr>
-              <w:spacing w:after="0" w:before="0"/>
-              <w:jc w:val="center"/>
-            </w:pPr>
-            <w:r>
-              <w:rPr>
-                <w:rFonts w:ascii="Arial" w:cs="Arial" w:eastAsia="Arial" w:hAnsi="Arial"/>
-                <w:b w:val="false"/>
-                <w:bCs w:val="false"/>
-                <w:sz w:val="18"/>
-                <w:szCs w:val="18"/>
-              </w:rPr>
-              <w:t xml:space="preserve">4</w:t>
-            </w:r>
-          </w:p>
-        </w:tc>
-        <w:tc>
-          <w:tcPr>
-            <w:tcW w:type="dxa" w:w="2000"/>
-            <w:tcBorders>
-              <w:top w:val="single" w:color="808080" w:sz="4"/>
-              <w:left w:val="single" w:color="808080" w:sz="4"/>
-              <w:bottom w:val="single" w:color="808080" w:sz="4"/>
-              <w:right w:val="single" w:color="808080" w:sz="4"/>
-            </w:tcBorders>
-            <w:tcMar>
-              <w:top w:type="dxa" w:w="40"/>
-              <w:left w:type="dxa" w:w="80"/>
-              <w:bottom w:type="dxa" w:w="40"/>
-              <w:right w:type="dxa" w:w="80"/>
-            </w:tcMar>
-            <w:vAlign w:val="center"/>
-          </w:tcPr>
-          <w:p>
-            <w:pPr>
-              <w:spacing w:after="0" w:before="0"/>
-              <w:jc w:val="left"/>
-            </w:pPr>
-            <w:r>
-              <w:rPr>
-                <w:rFonts w:ascii="Arial" w:cs="Arial" w:eastAsia="Arial" w:hAnsi="Arial"/>
-                <w:b w:val="false"/>
-                <w:bCs w:val="false"/>
-                <w:sz w:val="18"/>
-                <w:szCs w:val="18"/>
-              </w:rPr>
-              <w:t xml:space="preserve">1 variable and measurement + 1 sign and mechanism + 1 testing plan + 1 falsifier.</w:t>
+              <w:t xml:space="preserve">1 inputs + main LINEST finding in plain words + 1 price test result in plain words + 1 a genuine caution.</w:t>
             </w:r>
           </w:p>
         </w:tc>
@@ -4162,20 +3688,12 @@
           <w:sz w:val="19"/>
           <w:szCs w:val="19"/>
         </w:rPr>
-        <w:t xml:space="preserve">Q16, hold-out days (Table 8).</w:t>
-      </w:r>
-      <w:r>
-        <w:rPr>
-          <w:rFonts w:ascii="Arial" w:cs="Arial" w:eastAsia="Arial" w:hAnsi="Arial"/>
-          <w:sz w:val="19"/>
-          <w:szCs w:val="19"/>
-        </w:rPr>
-        <w:t xml:space="preserve"> Baseline = 0.5 × (1 week ago) + 0.3 × (2 weeks ago) + 0.2 × (3 weeks ago).</w:t>
+        <w:t xml:space="preserve">Section 4 worksheet (Table 6).</w:t>
       </w:r>
     </w:p>
     <w:tbl>
       <w:tblPr>
-        <w:tblW w:type="dxa" w:w="10200"/>
+        <w:tblW w:type="dxa" w:w="10500"/>
         <w:jc w:val="center"/>
         <w:tblBorders>
           <w:top w:val="single" w:color="auto" w:sz="4"/>
@@ -4187,13 +3705,13 @@
         </w:tblBorders>
       </w:tblPr>
       <w:tblGrid>
-        <w:gridCol w:w="1300"/>
-        <w:gridCol w:w="900"/>
-        <w:gridCol w:w="2200"/>
+        <w:gridCol w:w="1100"/>
         <w:gridCol w:w="1500"/>
         <w:gridCol w:w="1500"/>
-        <w:gridCol w:w="1300"/>
+        <w:gridCol w:w="1700"/>
         <w:gridCol w:w="1500"/>
+        <w:gridCol w:w="1500"/>
+        <w:gridCol w:w="1700"/>
       </w:tblGrid>
       <w:tr>
         <w:trPr>
@@ -4201,7 +3719,7 @@
         </w:trPr>
         <w:tc>
           <w:tcPr>
-            <w:tcW w:type="dxa" w:w="1300"/>
+            <w:tcW w:type="dxa" w:w="1100"/>
             <w:tcBorders>
               <w:top w:val="single" w:color="808080" w:sz="4"/>
               <w:left w:val="single" w:color="808080" w:sz="4"/>
@@ -4236,7 +3754,7 @@
         </w:tc>
         <w:tc>
           <w:tcPr>
-            <w:tcW w:type="dxa" w:w="900"/>
+            <w:tcW w:type="dxa" w:w="1500"/>
             <w:tcBorders>
               <w:top w:val="single" w:color="808080" w:sz="4"/>
               <w:left w:val="single" w:color="808080" w:sz="4"/>
@@ -4265,13 +3783,13 @@
                 <w:sz w:val="18"/>
                 <w:szCs w:val="18"/>
               </w:rPr>
-              <w:t xml:space="preserve">Actual</w:t>
-            </w:r>
-          </w:p>
-        </w:tc>
-        <w:tc>
-          <w:tcPr>
-            <w:tcW w:type="dxa" w:w="2200"/>
+              <w:t xml:space="preserve">Before (x₁)</w:t>
+            </w:r>
+          </w:p>
+        </w:tc>
+        <w:tc>
+          <w:tcPr>
+            <w:tcW w:type="dxa" w:w="1500"/>
             <w:tcBorders>
               <w:top w:val="single" w:color="808080" w:sz="4"/>
               <w:left w:val="single" w:color="808080" w:sz="4"/>
@@ -4300,13 +3818,13 @@
                 <w:sz w:val="18"/>
                 <w:szCs w:val="18"/>
               </w:rPr>
-              <w:t xml:space="preserve">Baseline calculation</w:t>
-            </w:r>
-          </w:p>
-        </w:tc>
-        <w:tc>
-          <w:tcPr>
-            <w:tcW w:type="dxa" w:w="1500"/>
+              <w:t xml:space="preserve">x₁ − x̄₁</w:t>
+            </w:r>
+          </w:p>
+        </w:tc>
+        <w:tc>
+          <w:tcPr>
+            <w:tcW w:type="dxa" w:w="1700"/>
             <w:tcBorders>
               <w:top w:val="single" w:color="808080" w:sz="4"/>
               <w:left w:val="single" w:color="808080" w:sz="4"/>
@@ -4335,7 +3853,7 @@
                 <w:sz w:val="18"/>
                 <w:szCs w:val="18"/>
               </w:rPr>
-              <w:t xml:space="preserve">Baseline</w:t>
+              <w:t xml:space="preserve">(x₁ − x̄₁)²</w:t>
             </w:r>
           </w:p>
         </w:tc>
@@ -4370,13 +3888,13 @@
                 <w:sz w:val="18"/>
                 <w:szCs w:val="18"/>
               </w:rPr>
-              <w:t xml:space="preserve">M4</w:t>
-            </w:r>
-          </w:p>
-        </w:tc>
-        <w:tc>
-          <w:tcPr>
-            <w:tcW w:type="dxa" w:w="1300"/>
+              <w:t xml:space="preserve">After (x₂)</w:t>
+            </w:r>
+          </w:p>
+        </w:tc>
+        <w:tc>
+          <w:tcPr>
+            <w:tcW w:type="dxa" w:w="1500"/>
             <w:tcBorders>
               <w:top w:val="single" w:color="808080" w:sz="4"/>
               <w:left w:val="single" w:color="808080" w:sz="4"/>
@@ -4405,13 +3923,13 @@
                 <w:sz w:val="18"/>
                 <w:szCs w:val="18"/>
               </w:rPr>
-              <w:t xml:space="preserve">M5</w:t>
-            </w:r>
-          </w:p>
-        </w:tc>
-        <w:tc>
-          <w:tcPr>
-            <w:tcW w:type="dxa" w:w="1500"/>
+              <w:t xml:space="preserve">x₂ − x̄₂</w:t>
+            </w:r>
+          </w:p>
+        </w:tc>
+        <w:tc>
+          <w:tcPr>
+            <w:tcW w:type="dxa" w:w="1700"/>
             <w:tcBorders>
               <w:top w:val="single" w:color="808080" w:sz="4"/>
               <w:left w:val="single" w:color="808080" w:sz="4"/>
@@ -4440,7 +3958,7 @@
                 <w:sz w:val="18"/>
                 <w:szCs w:val="18"/>
               </w:rPr>
-              <w:t xml:space="preserve">|errors| (base / M4 / M5)</w:t>
+              <w:t xml:space="preserve">(x₂ − x̄₂)²</w:t>
             </w:r>
           </w:p>
         </w:tc>
@@ -4451,41 +3969,7 @@
         </w:trPr>
         <w:tc>
           <w:tcPr>
-            <w:tcW w:type="dxa" w:w="1300"/>
-            <w:tcBorders>
-              <w:top w:val="single" w:color="808080" w:sz="4"/>
-              <w:left w:val="single" w:color="808080" w:sz="4"/>
-              <w:bottom w:val="single" w:color="808080" w:sz="4"/>
-              <w:right w:val="single" w:color="808080" w:sz="4"/>
-            </w:tcBorders>
-            <w:tcMar>
-              <w:top w:type="dxa" w:w="40"/>
-              <w:left w:type="dxa" w:w="80"/>
-              <w:bottom w:type="dxa" w:w="40"/>
-              <w:right w:type="dxa" w:w="80"/>
-            </w:tcMar>
-            <w:vAlign w:val="center"/>
-          </w:tcPr>
-          <w:p>
-            <w:pPr>
-              <w:spacing w:after="0" w:before="0"/>
-              <w:jc w:val="left"/>
-            </w:pPr>
-            <w:r>
-              <w:rPr>
-                <w:rFonts w:ascii="Arial" w:cs="Arial" w:eastAsia="Arial" w:hAnsi="Arial"/>
-                <w:b w:val="false"/>
-                <w:bCs w:val="false"/>
-                <w:sz w:val="18"/>
-                <w:szCs w:val="18"/>
-              </w:rPr>
-              <w:t xml:space="preserve">Aug 3</w:t>
-            </w:r>
-          </w:p>
-        </w:tc>
-        <w:tc>
-          <w:tcPr>
-            <w:tcW w:type="dxa" w:w="900"/>
+            <w:tcW w:type="dxa" w:w="1100"/>
             <w:tcBorders>
               <w:top w:val="single" w:color="808080" w:sz="4"/>
               <w:left w:val="single" w:color="808080" w:sz="4"/>
@@ -4513,41 +3997,7 @@
                 <w:sz w:val="18"/>
                 <w:szCs w:val="18"/>
               </w:rPr>
-              <w:t xml:space="preserve">205</w:t>
-            </w:r>
-          </w:p>
-        </w:tc>
-        <w:tc>
-          <w:tcPr>
-            <w:tcW w:type="dxa" w:w="2200"/>
-            <w:tcBorders>
-              <w:top w:val="single" w:color="808080" w:sz="4"/>
-              <w:left w:val="single" w:color="808080" w:sz="4"/>
-              <w:bottom w:val="single" w:color="808080" w:sz="4"/>
-              <w:right w:val="single" w:color="808080" w:sz="4"/>
-            </w:tcBorders>
-            <w:tcMar>
-              <w:top w:type="dxa" w:w="40"/>
-              <w:left w:type="dxa" w:w="80"/>
-              <w:bottom w:type="dxa" w:w="40"/>
-              <w:right w:type="dxa" w:w="80"/>
-            </w:tcMar>
-            <w:vAlign w:val="center"/>
-          </w:tcPr>
-          <w:p>
-            <w:pPr>
-              <w:spacing w:after="0" w:before="0"/>
-              <w:jc w:val="left"/>
-            </w:pPr>
-            <w:r>
-              <w:rPr>
-                <w:rFonts w:ascii="Arial" w:cs="Arial" w:eastAsia="Arial" w:hAnsi="Arial"/>
-                <w:b w:val="false"/>
-                <w:bCs w:val="false"/>
-                <w:sz w:val="18"/>
-                <w:szCs w:val="18"/>
-              </w:rPr>
-              <w:t xml:space="preserve">0.5×275 + 0.3×201 + 0.2×233</w:t>
+              <w:t xml:space="preserve">1</w:t>
             </w:r>
           </w:p>
         </w:tc>
@@ -4581,7 +4031,7 @@
                 <w:sz w:val="18"/>
                 <w:szCs w:val="18"/>
               </w:rPr>
-              <w:t xml:space="preserve">244.4</w:t>
+              <w:t xml:space="preserve">196</w:t>
             </w:r>
           </w:p>
         </w:tc>
@@ -4615,13 +4065,13 @@
                 <w:sz w:val="18"/>
                 <w:szCs w:val="18"/>
               </w:rPr>
-              <w:t xml:space="preserve">204.8</w:t>
-            </w:r>
-          </w:p>
-        </w:tc>
-        <w:tc>
-          <w:tcPr>
-            <w:tcW w:type="dxa" w:w="1300"/>
+              <w:t xml:space="preserve">−4</w:t>
+            </w:r>
+          </w:p>
+        </w:tc>
+        <w:tc>
+          <w:tcPr>
+            <w:tcW w:type="dxa" w:w="1700"/>
             <w:tcBorders>
               <w:top w:val="single" w:color="808080" w:sz="4"/>
               <w:left w:val="single" w:color="808080" w:sz="4"/>
@@ -4649,7 +4099,7 @@
                 <w:sz w:val="18"/>
                 <w:szCs w:val="18"/>
               </w:rPr>
-              <w:t xml:space="preserve">208.6</w:t>
+              <w:t xml:space="preserve">16</w:t>
             </w:r>
           </w:p>
         </w:tc>
@@ -4683,7 +4133,75 @@
                 <w:sz w:val="18"/>
                 <w:szCs w:val="18"/>
               </w:rPr>
-              <w:t xml:space="preserve">39.4 / 0.2 / 3.6</w:t>
+              <w:t xml:space="preserve">184</w:t>
+            </w:r>
+          </w:p>
+        </w:tc>
+        <w:tc>
+          <w:tcPr>
+            <w:tcW w:type="dxa" w:w="1500"/>
+            <w:tcBorders>
+              <w:top w:val="single" w:color="808080" w:sz="4"/>
+              <w:left w:val="single" w:color="808080" w:sz="4"/>
+              <w:bottom w:val="single" w:color="808080" w:sz="4"/>
+              <w:right w:val="single" w:color="808080" w:sz="4"/>
+            </w:tcBorders>
+            <w:tcMar>
+              <w:top w:type="dxa" w:w="40"/>
+              <w:left w:type="dxa" w:w="80"/>
+              <w:bottom w:type="dxa" w:w="40"/>
+              <w:right w:type="dxa" w:w="80"/>
+            </w:tcMar>
+            <w:vAlign w:val="center"/>
+          </w:tcPr>
+          <w:p>
+            <w:pPr>
+              <w:spacing w:after="0" w:before="0"/>
+              <w:jc w:val="center"/>
+            </w:pPr>
+            <w:r>
+              <w:rPr>
+                <w:rFonts w:ascii="Arial" w:cs="Arial" w:eastAsia="Arial" w:hAnsi="Arial"/>
+                <w:b w:val="false"/>
+                <w:bCs w:val="false"/>
+                <w:sz w:val="18"/>
+                <w:szCs w:val="18"/>
+              </w:rPr>
+              <w:t xml:space="preserve">−2</w:t>
+            </w:r>
+          </w:p>
+        </w:tc>
+        <w:tc>
+          <w:tcPr>
+            <w:tcW w:type="dxa" w:w="1700"/>
+            <w:tcBorders>
+              <w:top w:val="single" w:color="808080" w:sz="4"/>
+              <w:left w:val="single" w:color="808080" w:sz="4"/>
+              <w:bottom w:val="single" w:color="808080" w:sz="4"/>
+              <w:right w:val="single" w:color="808080" w:sz="4"/>
+            </w:tcBorders>
+            <w:tcMar>
+              <w:top w:type="dxa" w:w="40"/>
+              <w:left w:type="dxa" w:w="80"/>
+              <w:bottom w:type="dxa" w:w="40"/>
+              <w:right w:type="dxa" w:w="80"/>
+            </w:tcMar>
+            <w:vAlign w:val="center"/>
+          </w:tcPr>
+          <w:p>
+            <w:pPr>
+              <w:spacing w:after="0" w:before="0"/>
+              <w:jc w:val="center"/>
+            </w:pPr>
+            <w:r>
+              <w:rPr>
+                <w:rFonts w:ascii="Arial" w:cs="Arial" w:eastAsia="Arial" w:hAnsi="Arial"/>
+                <w:b w:val="false"/>
+                <w:bCs w:val="false"/>
+                <w:sz w:val="18"/>
+                <w:szCs w:val="18"/>
+              </w:rPr>
+              <w:t xml:space="preserve">4</w:t>
             </w:r>
           </w:p>
         </w:tc>
@@ -4694,41 +4212,7 @@
         </w:trPr>
         <w:tc>
           <w:tcPr>
-            <w:tcW w:type="dxa" w:w="1300"/>
-            <w:tcBorders>
-              <w:top w:val="single" w:color="808080" w:sz="4"/>
-              <w:left w:val="single" w:color="808080" w:sz="4"/>
-              <w:bottom w:val="single" w:color="808080" w:sz="4"/>
-              <w:right w:val="single" w:color="808080" w:sz="4"/>
-            </w:tcBorders>
-            <w:tcMar>
-              <w:top w:type="dxa" w:w="40"/>
-              <w:left w:type="dxa" w:w="80"/>
-              <w:bottom w:type="dxa" w:w="40"/>
-              <w:right w:type="dxa" w:w="80"/>
-            </w:tcMar>
-            <w:vAlign w:val="center"/>
-          </w:tcPr>
-          <w:p>
-            <w:pPr>
-              <w:spacing w:after="0" w:before="0"/>
-              <w:jc w:val="left"/>
-            </w:pPr>
-            <w:r>
-              <w:rPr>
-                <w:rFonts w:ascii="Arial" w:cs="Arial" w:eastAsia="Arial" w:hAnsi="Arial"/>
-                <w:b w:val="false"/>
-                <w:bCs w:val="false"/>
-                <w:sz w:val="18"/>
-                <w:szCs w:val="18"/>
-              </w:rPr>
-              <w:t xml:space="preserve">Aug 8</w:t>
-            </w:r>
-          </w:p>
-        </w:tc>
-        <w:tc>
-          <w:tcPr>
-            <w:tcW w:type="dxa" w:w="900"/>
+            <w:tcW w:type="dxa" w:w="1100"/>
             <w:tcBorders>
               <w:top w:val="single" w:color="808080" w:sz="4"/>
               <w:left w:val="single" w:color="808080" w:sz="4"/>
@@ -4756,41 +4240,7 @@
                 <w:sz w:val="18"/>
                 <w:szCs w:val="18"/>
               </w:rPr>
-              <w:t xml:space="preserve">219</w:t>
-            </w:r>
-          </w:p>
-        </w:tc>
-        <w:tc>
-          <w:tcPr>
-            <w:tcW w:type="dxa" w:w="2200"/>
-            <w:tcBorders>
-              <w:top w:val="single" w:color="808080" w:sz="4"/>
-              <w:left w:val="single" w:color="808080" w:sz="4"/>
-              <w:bottom w:val="single" w:color="808080" w:sz="4"/>
-              <w:right w:val="single" w:color="808080" w:sz="4"/>
-            </w:tcBorders>
-            <w:tcMar>
-              <w:top w:type="dxa" w:w="40"/>
-              <w:left w:type="dxa" w:w="80"/>
-              <w:bottom w:type="dxa" w:w="40"/>
-              <w:right w:type="dxa" w:w="80"/>
-            </w:tcMar>
-            <w:vAlign w:val="center"/>
-          </w:tcPr>
-          <w:p>
-            <w:pPr>
-              <w:spacing w:after="0" w:before="0"/>
-              <w:jc w:val="left"/>
-            </w:pPr>
-            <w:r>
-              <w:rPr>
-                <w:rFonts w:ascii="Arial" w:cs="Arial" w:eastAsia="Arial" w:hAnsi="Arial"/>
-                <w:b w:val="false"/>
-                <w:bCs w:val="false"/>
-                <w:sz w:val="18"/>
-                <w:szCs w:val="18"/>
-              </w:rPr>
-              <w:t xml:space="preserve">0.5×166 + 0.3×243 + 0.2×199</w:t>
+              <w:t xml:space="preserve">2</w:t>
             </w:r>
           </w:p>
         </w:tc>
@@ -4824,7 +4274,7 @@
                 <w:sz w:val="18"/>
                 <w:szCs w:val="18"/>
               </w:rPr>
-              <w:t xml:space="preserve">195.7</w:t>
+              <w:t xml:space="preserve">204</w:t>
             </w:r>
           </w:p>
         </w:tc>
@@ -4858,13 +4308,13 @@
                 <w:sz w:val="18"/>
                 <w:szCs w:val="18"/>
               </w:rPr>
-              <w:t xml:space="preserve">202.5</w:t>
-            </w:r>
-          </w:p>
-        </w:tc>
-        <w:tc>
-          <w:tcPr>
-            <w:tcW w:type="dxa" w:w="1300"/>
+              <w:t xml:space="preserve">+4</w:t>
+            </w:r>
+          </w:p>
+        </w:tc>
+        <w:tc>
+          <w:tcPr>
+            <w:tcW w:type="dxa" w:w="1700"/>
             <w:tcBorders>
               <w:top w:val="single" w:color="808080" w:sz="4"/>
               <w:left w:val="single" w:color="808080" w:sz="4"/>
@@ -4892,7 +4342,7 @@
                 <w:sz w:val="18"/>
                 <w:szCs w:val="18"/>
               </w:rPr>
-              <w:t xml:space="preserve">200.4</w:t>
+              <w:t xml:space="preserve">16</w:t>
             </w:r>
           </w:p>
         </w:tc>
@@ -4926,7 +4376,75 @@
                 <w:sz w:val="18"/>
                 <w:szCs w:val="18"/>
               </w:rPr>
-              <w:t xml:space="preserve">23.3 / 16.5 / 18.6</w:t>
+              <w:t xml:space="preserve">192</w:t>
+            </w:r>
+          </w:p>
+        </w:tc>
+        <w:tc>
+          <w:tcPr>
+            <w:tcW w:type="dxa" w:w="1500"/>
+            <w:tcBorders>
+              <w:top w:val="single" w:color="808080" w:sz="4"/>
+              <w:left w:val="single" w:color="808080" w:sz="4"/>
+              <w:bottom w:val="single" w:color="808080" w:sz="4"/>
+              <w:right w:val="single" w:color="808080" w:sz="4"/>
+            </w:tcBorders>
+            <w:tcMar>
+              <w:top w:type="dxa" w:w="40"/>
+              <w:left w:type="dxa" w:w="80"/>
+              <w:bottom w:type="dxa" w:w="40"/>
+              <w:right w:type="dxa" w:w="80"/>
+            </w:tcMar>
+            <w:vAlign w:val="center"/>
+          </w:tcPr>
+          <w:p>
+            <w:pPr>
+              <w:spacing w:after="0" w:before="0"/>
+              <w:jc w:val="center"/>
+            </w:pPr>
+            <w:r>
+              <w:rPr>
+                <w:rFonts w:ascii="Arial" w:cs="Arial" w:eastAsia="Arial" w:hAnsi="Arial"/>
+                <w:b w:val="false"/>
+                <w:bCs w:val="false"/>
+                <w:sz w:val="18"/>
+                <w:szCs w:val="18"/>
+              </w:rPr>
+              <w:t xml:space="preserve">+6</w:t>
+            </w:r>
+          </w:p>
+        </w:tc>
+        <w:tc>
+          <w:tcPr>
+            <w:tcW w:type="dxa" w:w="1700"/>
+            <w:tcBorders>
+              <w:top w:val="single" w:color="808080" w:sz="4"/>
+              <w:left w:val="single" w:color="808080" w:sz="4"/>
+              <w:bottom w:val="single" w:color="808080" w:sz="4"/>
+              <w:right w:val="single" w:color="808080" w:sz="4"/>
+            </w:tcBorders>
+            <w:tcMar>
+              <w:top w:type="dxa" w:w="40"/>
+              <w:left w:type="dxa" w:w="80"/>
+              <w:bottom w:type="dxa" w:w="40"/>
+              <w:right w:type="dxa" w:w="80"/>
+            </w:tcMar>
+            <w:vAlign w:val="center"/>
+          </w:tcPr>
+          <w:p>
+            <w:pPr>
+              <w:spacing w:after="0" w:before="0"/>
+              <w:jc w:val="center"/>
+            </w:pPr>
+            <w:r>
+              <w:rPr>
+                <w:rFonts w:ascii="Arial" w:cs="Arial" w:eastAsia="Arial" w:hAnsi="Arial"/>
+                <w:b w:val="false"/>
+                <w:bCs w:val="false"/>
+                <w:sz w:val="18"/>
+                <w:szCs w:val="18"/>
+              </w:rPr>
+              <w:t xml:space="preserve">36</w:t>
             </w:r>
           </w:p>
         </w:tc>
@@ -4937,41 +4455,7 @@
         </w:trPr>
         <w:tc>
           <w:tcPr>
-            <w:tcW w:type="dxa" w:w="1300"/>
-            <w:tcBorders>
-              <w:top w:val="single" w:color="808080" w:sz="4"/>
-              <w:left w:val="single" w:color="808080" w:sz="4"/>
-              <w:bottom w:val="single" w:color="808080" w:sz="4"/>
-              <w:right w:val="single" w:color="808080" w:sz="4"/>
-            </w:tcBorders>
-            <w:tcMar>
-              <w:top w:type="dxa" w:w="40"/>
-              <w:left w:type="dxa" w:w="80"/>
-              <w:bottom w:type="dxa" w:w="40"/>
-              <w:right w:type="dxa" w:w="80"/>
-            </w:tcMar>
-            <w:vAlign w:val="center"/>
-          </w:tcPr>
-          <w:p>
-            <w:pPr>
-              <w:spacing w:after="0" w:before="0"/>
-              <w:jc w:val="left"/>
-            </w:pPr>
-            <w:r>
-              <w:rPr>
-                <w:rFonts w:ascii="Arial" w:cs="Arial" w:eastAsia="Arial" w:hAnsi="Arial"/>
-                <w:b w:val="false"/>
-                <w:bCs w:val="false"/>
-                <w:sz w:val="18"/>
-                <w:szCs w:val="18"/>
-              </w:rPr>
-              <w:t xml:space="preserve">Aug 18</w:t>
-            </w:r>
-          </w:p>
-        </w:tc>
-        <w:tc>
-          <w:tcPr>
-            <w:tcW w:type="dxa" w:w="900"/>
+            <w:tcW w:type="dxa" w:w="1100"/>
             <w:tcBorders>
               <w:top w:val="single" w:color="808080" w:sz="4"/>
               <w:left w:val="single" w:color="808080" w:sz="4"/>
@@ -4999,41 +4483,7 @@
                 <w:sz w:val="18"/>
                 <w:szCs w:val="18"/>
               </w:rPr>
-              <w:t xml:space="preserve">140</w:t>
-            </w:r>
-          </w:p>
-        </w:tc>
-        <w:tc>
-          <w:tcPr>
-            <w:tcW w:type="dxa" w:w="2200"/>
-            <w:tcBorders>
-              <w:top w:val="single" w:color="808080" w:sz="4"/>
-              <w:left w:val="single" w:color="808080" w:sz="4"/>
-              <w:bottom w:val="single" w:color="808080" w:sz="4"/>
-              <w:right w:val="single" w:color="808080" w:sz="4"/>
-            </w:tcBorders>
-            <w:tcMar>
-              <w:top w:type="dxa" w:w="40"/>
-              <w:left w:type="dxa" w:w="80"/>
-              <w:bottom w:type="dxa" w:w="40"/>
-              <w:right w:type="dxa" w:w="80"/>
-            </w:tcMar>
-            <w:vAlign w:val="center"/>
-          </w:tcPr>
-          <w:p>
-            <w:pPr>
-              <w:spacing w:after="0" w:before="0"/>
-              <w:jc w:val="left"/>
-            </w:pPr>
-            <w:r>
-              <w:rPr>
-                <w:rFonts w:ascii="Arial" w:cs="Arial" w:eastAsia="Arial" w:hAnsi="Arial"/>
-                <w:b w:val="false"/>
-                <w:bCs w:val="false"/>
-                <w:sz w:val="18"/>
-                <w:szCs w:val="18"/>
-              </w:rPr>
-              <w:t xml:space="preserve">0.5×224 + 0.3×201 + 0.2×191</w:t>
+              <w:t xml:space="preserve">3</w:t>
             </w:r>
           </w:p>
         </w:tc>
@@ -5067,7 +4517,7 @@
                 <w:sz w:val="18"/>
                 <w:szCs w:val="18"/>
               </w:rPr>
-              <w:t xml:space="preserve">210.5</w:t>
+              <w:t xml:space="preserve">188</w:t>
             </w:r>
           </w:p>
         </w:tc>
@@ -5101,13 +4551,13 @@
                 <w:sz w:val="18"/>
                 <w:szCs w:val="18"/>
               </w:rPr>
-              <w:t xml:space="preserve">161.2</w:t>
-            </w:r>
-          </w:p>
-        </w:tc>
-        <w:tc>
-          <w:tcPr>
-            <w:tcW w:type="dxa" w:w="1300"/>
+              <w:t xml:space="preserve">−12</w:t>
+            </w:r>
+          </w:p>
+        </w:tc>
+        <w:tc>
+          <w:tcPr>
+            <w:tcW w:type="dxa" w:w="1700"/>
             <w:tcBorders>
               <w:top w:val="single" w:color="808080" w:sz="4"/>
               <w:left w:val="single" w:color="808080" w:sz="4"/>
@@ -5135,7 +4585,7 @@
                 <w:sz w:val="18"/>
                 <w:szCs w:val="18"/>
               </w:rPr>
-              <w:t xml:space="preserve">161.5</w:t>
+              <w:t xml:space="preserve">144</w:t>
             </w:r>
           </w:p>
         </w:tc>
@@ -5169,7 +4619,75 @@
                 <w:sz w:val="18"/>
                 <w:szCs w:val="18"/>
               </w:rPr>
-              <w:t xml:space="preserve">70.5 / 21.2 / 21.5</w:t>
+              <w:t xml:space="preserve">176</w:t>
+            </w:r>
+          </w:p>
+        </w:tc>
+        <w:tc>
+          <w:tcPr>
+            <w:tcW w:type="dxa" w:w="1500"/>
+            <w:tcBorders>
+              <w:top w:val="single" w:color="808080" w:sz="4"/>
+              <w:left w:val="single" w:color="808080" w:sz="4"/>
+              <w:bottom w:val="single" w:color="808080" w:sz="4"/>
+              <w:right w:val="single" w:color="808080" w:sz="4"/>
+            </w:tcBorders>
+            <w:tcMar>
+              <w:top w:type="dxa" w:w="40"/>
+              <w:left w:type="dxa" w:w="80"/>
+              <w:bottom w:type="dxa" w:w="40"/>
+              <w:right w:type="dxa" w:w="80"/>
+            </w:tcMar>
+            <w:vAlign w:val="center"/>
+          </w:tcPr>
+          <w:p>
+            <w:pPr>
+              <w:spacing w:after="0" w:before="0"/>
+              <w:jc w:val="center"/>
+            </w:pPr>
+            <w:r>
+              <w:rPr>
+                <w:rFonts w:ascii="Arial" w:cs="Arial" w:eastAsia="Arial" w:hAnsi="Arial"/>
+                <w:b w:val="false"/>
+                <w:bCs w:val="false"/>
+                <w:sz w:val="18"/>
+                <w:szCs w:val="18"/>
+              </w:rPr>
+              <w:t xml:space="preserve">−10</w:t>
+            </w:r>
+          </w:p>
+        </w:tc>
+        <w:tc>
+          <w:tcPr>
+            <w:tcW w:type="dxa" w:w="1700"/>
+            <w:tcBorders>
+              <w:top w:val="single" w:color="808080" w:sz="4"/>
+              <w:left w:val="single" w:color="808080" w:sz="4"/>
+              <w:bottom w:val="single" w:color="808080" w:sz="4"/>
+              <w:right w:val="single" w:color="808080" w:sz="4"/>
+            </w:tcBorders>
+            <w:tcMar>
+              <w:top w:type="dxa" w:w="40"/>
+              <w:left w:type="dxa" w:w="80"/>
+              <w:bottom w:type="dxa" w:w="40"/>
+              <w:right w:type="dxa" w:w="80"/>
+            </w:tcMar>
+            <w:vAlign w:val="center"/>
+          </w:tcPr>
+          <w:p>
+            <w:pPr>
+              <w:spacing w:after="0" w:before="0"/>
+              <w:jc w:val="center"/>
+            </w:pPr>
+            <w:r>
+              <w:rPr>
+                <w:rFonts w:ascii="Arial" w:cs="Arial" w:eastAsia="Arial" w:hAnsi="Arial"/>
+                <w:b w:val="false"/>
+                <w:bCs w:val="false"/>
+                <w:sz w:val="18"/>
+                <w:szCs w:val="18"/>
+              </w:rPr>
+              <w:t xml:space="preserve">100</w:t>
             </w:r>
           </w:p>
         </w:tc>
@@ -5180,41 +4698,7 @@
         </w:trPr>
         <w:tc>
           <w:tcPr>
-            <w:tcW w:type="dxa" w:w="1300"/>
-            <w:tcBorders>
-              <w:top w:val="single" w:color="808080" w:sz="4"/>
-              <w:left w:val="single" w:color="808080" w:sz="4"/>
-              <w:bottom w:val="single" w:color="808080" w:sz="4"/>
-              <w:right w:val="single" w:color="808080" w:sz="4"/>
-            </w:tcBorders>
-            <w:tcMar>
-              <w:top w:type="dxa" w:w="40"/>
-              <w:left w:type="dxa" w:w="80"/>
-              <w:bottom w:type="dxa" w:w="40"/>
-              <w:right w:type="dxa" w:w="80"/>
-            </w:tcMar>
-            <w:vAlign w:val="center"/>
-          </w:tcPr>
-          <w:p>
-            <w:pPr>
-              <w:spacing w:after="0" w:before="0"/>
-              <w:jc w:val="left"/>
-            </w:pPr>
-            <w:r>
-              <w:rPr>
-                <w:rFonts w:ascii="Arial" w:cs="Arial" w:eastAsia="Arial" w:hAnsi="Arial"/>
-                <w:b w:val="false"/>
-                <w:bCs w:val="false"/>
-                <w:sz w:val="18"/>
-                <w:szCs w:val="18"/>
-              </w:rPr>
-              <w:t xml:space="preserve">Aug 19</w:t>
-            </w:r>
-          </w:p>
-        </w:tc>
-        <w:tc>
-          <w:tcPr>
-            <w:tcW w:type="dxa" w:w="900"/>
+            <w:tcW w:type="dxa" w:w="1100"/>
             <w:tcBorders>
               <w:top w:val="single" w:color="808080" w:sz="4"/>
               <w:left w:val="single" w:color="808080" w:sz="4"/>
@@ -5242,46 +4726,46 @@
                 <w:sz w:val="18"/>
                 <w:szCs w:val="18"/>
               </w:rPr>
+              <w:t xml:space="preserve">4</w:t>
+            </w:r>
+          </w:p>
+        </w:tc>
+        <w:tc>
+          <w:tcPr>
+            <w:tcW w:type="dxa" w:w="1500"/>
+            <w:tcBorders>
+              <w:top w:val="single" w:color="808080" w:sz="4"/>
+              <w:left w:val="single" w:color="808080" w:sz="4"/>
+              <w:bottom w:val="single" w:color="808080" w:sz="4"/>
+              <w:right w:val="single" w:color="808080" w:sz="4"/>
+            </w:tcBorders>
+            <w:tcMar>
+              <w:top w:type="dxa" w:w="40"/>
+              <w:left w:type="dxa" w:w="80"/>
+              <w:bottom w:type="dxa" w:w="40"/>
+              <w:right w:type="dxa" w:w="80"/>
+            </w:tcMar>
+            <w:vAlign w:val="center"/>
+          </w:tcPr>
+          <w:p>
+            <w:pPr>
+              <w:spacing w:after="0" w:before="0"/>
+              <w:jc w:val="center"/>
+            </w:pPr>
+            <w:r>
+              <w:rPr>
+                <w:rFonts w:ascii="Arial" w:cs="Arial" w:eastAsia="Arial" w:hAnsi="Arial"/>
+                <w:b w:val="false"/>
+                <w:bCs w:val="false"/>
+                <w:sz w:val="18"/>
+                <w:szCs w:val="18"/>
+              </w:rPr>
               <w:t xml:space="preserve">212</w:t>
             </w:r>
           </w:p>
         </w:tc>
         <w:tc>
           <w:tcPr>
-            <w:tcW w:type="dxa" w:w="2200"/>
-            <w:tcBorders>
-              <w:top w:val="single" w:color="808080" w:sz="4"/>
-              <w:left w:val="single" w:color="808080" w:sz="4"/>
-              <w:bottom w:val="single" w:color="808080" w:sz="4"/>
-              <w:right w:val="single" w:color="808080" w:sz="4"/>
-            </w:tcBorders>
-            <w:tcMar>
-              <w:top w:type="dxa" w:w="40"/>
-              <w:left w:type="dxa" w:w="80"/>
-              <w:bottom w:type="dxa" w:w="40"/>
-              <w:right w:type="dxa" w:w="80"/>
-            </w:tcMar>
-            <w:vAlign w:val="center"/>
-          </w:tcPr>
-          <w:p>
-            <w:pPr>
-              <w:spacing w:after="0" w:before="0"/>
-              <w:jc w:val="left"/>
-            </w:pPr>
-            <w:r>
-              <w:rPr>
-                <w:rFonts w:ascii="Arial" w:cs="Arial" w:eastAsia="Arial" w:hAnsi="Arial"/>
-                <w:b w:val="false"/>
-                <w:bCs w:val="false"/>
-                <w:sz w:val="18"/>
-                <w:szCs w:val="18"/>
-              </w:rPr>
-              <w:t xml:space="preserve">0.5×195 + 0.3×188 + 0.2×246</w:t>
-            </w:r>
-          </w:p>
-        </w:tc>
-        <w:tc>
-          <w:tcPr>
             <w:tcW w:type="dxa" w:w="1500"/>
             <w:tcBorders>
               <w:top w:val="single" w:color="808080" w:sz="4"/>
@@ -5310,7 +4794,41 @@
                 <w:sz w:val="18"/>
                 <w:szCs w:val="18"/>
               </w:rPr>
-              <w:t xml:space="preserve">203.1</w:t>
+              <w:t xml:space="preserve">+12</w:t>
+            </w:r>
+          </w:p>
+        </w:tc>
+        <w:tc>
+          <w:tcPr>
+            <w:tcW w:type="dxa" w:w="1700"/>
+            <w:tcBorders>
+              <w:top w:val="single" w:color="808080" w:sz="4"/>
+              <w:left w:val="single" w:color="808080" w:sz="4"/>
+              <w:bottom w:val="single" w:color="808080" w:sz="4"/>
+              <w:right w:val="single" w:color="808080" w:sz="4"/>
+            </w:tcBorders>
+            <w:tcMar>
+              <w:top w:type="dxa" w:w="40"/>
+              <w:left w:type="dxa" w:w="80"/>
+              <w:bottom w:type="dxa" w:w="40"/>
+              <w:right w:type="dxa" w:w="80"/>
+            </w:tcMar>
+            <w:vAlign w:val="center"/>
+          </w:tcPr>
+          <w:p>
+            <w:pPr>
+              <w:spacing w:after="0" w:before="0"/>
+              <w:jc w:val="center"/>
+            </w:pPr>
+            <w:r>
+              <w:rPr>
+                <w:rFonts w:ascii="Arial" w:cs="Arial" w:eastAsia="Arial" w:hAnsi="Arial"/>
+                <w:b w:val="false"/>
+                <w:bCs w:val="false"/>
+                <w:sz w:val="18"/>
+                <w:szCs w:val="18"/>
+              </w:rPr>
+              <w:t xml:space="preserve">144</w:t>
             </w:r>
           </w:p>
         </w:tc>
@@ -5344,13 +4862,13 @@
                 <w:sz w:val="18"/>
                 <w:szCs w:val="18"/>
               </w:rPr>
-              <w:t xml:space="preserve">192.0</w:t>
-            </w:r>
-          </w:p>
-        </w:tc>
-        <w:tc>
-          <w:tcPr>
-            <w:tcW w:type="dxa" w:w="1300"/>
+              <w:t xml:space="preserve">196</w:t>
+            </w:r>
+          </w:p>
+        </w:tc>
+        <w:tc>
+          <w:tcPr>
+            <w:tcW w:type="dxa" w:w="1500"/>
             <w:tcBorders>
               <w:top w:val="single" w:color="808080" w:sz="4"/>
               <w:left w:val="single" w:color="808080" w:sz="4"/>
@@ -5378,13 +4896,13 @@
                 <w:sz w:val="18"/>
                 <w:szCs w:val="18"/>
               </w:rPr>
-              <w:t xml:space="preserve">195.1</w:t>
-            </w:r>
-          </w:p>
-        </w:tc>
-        <w:tc>
-          <w:tcPr>
-            <w:tcW w:type="dxa" w:w="1500"/>
+              <w:t xml:space="preserve">+10</w:t>
+            </w:r>
+          </w:p>
+        </w:tc>
+        <w:tc>
+          <w:tcPr>
+            <w:tcW w:type="dxa" w:w="1700"/>
             <w:tcBorders>
               <w:top w:val="single" w:color="808080" w:sz="4"/>
               <w:left w:val="single" w:color="808080" w:sz="4"/>
@@ -5412,7 +4930,7 @@
                 <w:sz w:val="18"/>
                 <w:szCs w:val="18"/>
               </w:rPr>
-              <w:t xml:space="preserve">8.9 / 20.0 / 16.9</w:t>
+              <w:t xml:space="preserve">100</w:t>
             </w:r>
           </w:p>
         </w:tc>
@@ -5423,7 +4941,250 @@
         </w:trPr>
         <w:tc>
           <w:tcPr>
-            <w:tcW w:type="dxa" w:w="1300"/>
+            <w:tcW w:type="dxa" w:w="1100"/>
+            <w:tcBorders>
+              <w:top w:val="single" w:color="808080" w:sz="4"/>
+              <w:left w:val="single" w:color="808080" w:sz="4"/>
+              <w:bottom w:val="single" w:color="808080" w:sz="4"/>
+              <w:right w:val="single" w:color="808080" w:sz="4"/>
+            </w:tcBorders>
+            <w:tcMar>
+              <w:top w:type="dxa" w:w="40"/>
+              <w:left w:type="dxa" w:w="80"/>
+              <w:bottom w:type="dxa" w:w="40"/>
+              <w:right w:type="dxa" w:w="80"/>
+            </w:tcMar>
+            <w:vAlign w:val="center"/>
+          </w:tcPr>
+          <w:p>
+            <w:pPr>
+              <w:spacing w:after="0" w:before="0"/>
+              <w:jc w:val="center"/>
+            </w:pPr>
+            <w:r>
+              <w:rPr>
+                <w:rFonts w:ascii="Arial" w:cs="Arial" w:eastAsia="Arial" w:hAnsi="Arial"/>
+                <w:b w:val="false"/>
+                <w:bCs w:val="false"/>
+                <w:sz w:val="18"/>
+                <w:szCs w:val="18"/>
+              </w:rPr>
+              <w:t xml:space="preserve">5</w:t>
+            </w:r>
+          </w:p>
+        </w:tc>
+        <w:tc>
+          <w:tcPr>
+            <w:tcW w:type="dxa" w:w="1500"/>
+            <w:tcBorders>
+              <w:top w:val="single" w:color="808080" w:sz="4"/>
+              <w:left w:val="single" w:color="808080" w:sz="4"/>
+              <w:bottom w:val="single" w:color="808080" w:sz="4"/>
+              <w:right w:val="single" w:color="808080" w:sz="4"/>
+            </w:tcBorders>
+            <w:tcMar>
+              <w:top w:type="dxa" w:w="40"/>
+              <w:left w:type="dxa" w:w="80"/>
+              <w:bottom w:type="dxa" w:w="40"/>
+              <w:right w:type="dxa" w:w="80"/>
+            </w:tcMar>
+            <w:vAlign w:val="center"/>
+          </w:tcPr>
+          <w:p>
+            <w:pPr>
+              <w:spacing w:after="0" w:before="0"/>
+              <w:jc w:val="center"/>
+            </w:pPr>
+            <w:r>
+              <w:rPr>
+                <w:rFonts w:ascii="Arial" w:cs="Arial" w:eastAsia="Arial" w:hAnsi="Arial"/>
+                <w:b w:val="false"/>
+                <w:bCs w:val="false"/>
+                <w:sz w:val="18"/>
+                <w:szCs w:val="18"/>
+              </w:rPr>
+              <w:t xml:space="preserve">200</w:t>
+            </w:r>
+          </w:p>
+        </w:tc>
+        <w:tc>
+          <w:tcPr>
+            <w:tcW w:type="dxa" w:w="1500"/>
+            <w:tcBorders>
+              <w:top w:val="single" w:color="808080" w:sz="4"/>
+              <w:left w:val="single" w:color="808080" w:sz="4"/>
+              <w:bottom w:val="single" w:color="808080" w:sz="4"/>
+              <w:right w:val="single" w:color="808080" w:sz="4"/>
+            </w:tcBorders>
+            <w:tcMar>
+              <w:top w:type="dxa" w:w="40"/>
+              <w:left w:type="dxa" w:w="80"/>
+              <w:bottom w:type="dxa" w:w="40"/>
+              <w:right w:type="dxa" w:w="80"/>
+            </w:tcMar>
+            <w:vAlign w:val="center"/>
+          </w:tcPr>
+          <w:p>
+            <w:pPr>
+              <w:spacing w:after="0" w:before="0"/>
+              <w:jc w:val="center"/>
+            </w:pPr>
+            <w:r>
+              <w:rPr>
+                <w:rFonts w:ascii="Arial" w:cs="Arial" w:eastAsia="Arial" w:hAnsi="Arial"/>
+                <w:b w:val="false"/>
+                <w:bCs w:val="false"/>
+                <w:sz w:val="18"/>
+                <w:szCs w:val="18"/>
+              </w:rPr>
+              <w:t xml:space="preserve">0</w:t>
+            </w:r>
+          </w:p>
+        </w:tc>
+        <w:tc>
+          <w:tcPr>
+            <w:tcW w:type="dxa" w:w="1700"/>
+            <w:tcBorders>
+              <w:top w:val="single" w:color="808080" w:sz="4"/>
+              <w:left w:val="single" w:color="808080" w:sz="4"/>
+              <w:bottom w:val="single" w:color="808080" w:sz="4"/>
+              <w:right w:val="single" w:color="808080" w:sz="4"/>
+            </w:tcBorders>
+            <w:tcMar>
+              <w:top w:type="dxa" w:w="40"/>
+              <w:left w:type="dxa" w:w="80"/>
+              <w:bottom w:type="dxa" w:w="40"/>
+              <w:right w:type="dxa" w:w="80"/>
+            </w:tcMar>
+            <w:vAlign w:val="center"/>
+          </w:tcPr>
+          <w:p>
+            <w:pPr>
+              <w:spacing w:after="0" w:before="0"/>
+              <w:jc w:val="center"/>
+            </w:pPr>
+            <w:r>
+              <w:rPr>
+                <w:rFonts w:ascii="Arial" w:cs="Arial" w:eastAsia="Arial" w:hAnsi="Arial"/>
+                <w:b w:val="false"/>
+                <w:bCs w:val="false"/>
+                <w:sz w:val="18"/>
+                <w:szCs w:val="18"/>
+              </w:rPr>
+              <w:t xml:space="preserve">0</w:t>
+            </w:r>
+          </w:p>
+        </w:tc>
+        <w:tc>
+          <w:tcPr>
+            <w:tcW w:type="dxa" w:w="1500"/>
+            <w:tcBorders>
+              <w:top w:val="single" w:color="808080" w:sz="4"/>
+              <w:left w:val="single" w:color="808080" w:sz="4"/>
+              <w:bottom w:val="single" w:color="808080" w:sz="4"/>
+              <w:right w:val="single" w:color="808080" w:sz="4"/>
+            </w:tcBorders>
+            <w:tcMar>
+              <w:top w:type="dxa" w:w="40"/>
+              <w:left w:type="dxa" w:w="80"/>
+              <w:bottom w:type="dxa" w:w="40"/>
+              <w:right w:type="dxa" w:w="80"/>
+            </w:tcMar>
+            <w:vAlign w:val="center"/>
+          </w:tcPr>
+          <w:p>
+            <w:pPr>
+              <w:spacing w:after="0" w:before="0"/>
+              <w:jc w:val="center"/>
+            </w:pPr>
+            <w:r>
+              <w:rPr>
+                <w:rFonts w:ascii="Arial" w:cs="Arial" w:eastAsia="Arial" w:hAnsi="Arial"/>
+                <w:b w:val="false"/>
+                <w:bCs w:val="false"/>
+                <w:sz w:val="18"/>
+                <w:szCs w:val="18"/>
+              </w:rPr>
+              <w:t xml:space="preserve">182</w:t>
+            </w:r>
+          </w:p>
+        </w:tc>
+        <w:tc>
+          <w:tcPr>
+            <w:tcW w:type="dxa" w:w="1500"/>
+            <w:tcBorders>
+              <w:top w:val="single" w:color="808080" w:sz="4"/>
+              <w:left w:val="single" w:color="808080" w:sz="4"/>
+              <w:bottom w:val="single" w:color="808080" w:sz="4"/>
+              <w:right w:val="single" w:color="808080" w:sz="4"/>
+            </w:tcBorders>
+            <w:tcMar>
+              <w:top w:type="dxa" w:w="40"/>
+              <w:left w:type="dxa" w:w="80"/>
+              <w:bottom w:type="dxa" w:w="40"/>
+              <w:right w:type="dxa" w:w="80"/>
+            </w:tcMar>
+            <w:vAlign w:val="center"/>
+          </w:tcPr>
+          <w:p>
+            <w:pPr>
+              <w:spacing w:after="0" w:before="0"/>
+              <w:jc w:val="center"/>
+            </w:pPr>
+            <w:r>
+              <w:rPr>
+                <w:rFonts w:ascii="Arial" w:cs="Arial" w:eastAsia="Arial" w:hAnsi="Arial"/>
+                <w:b w:val="false"/>
+                <w:bCs w:val="false"/>
+                <w:sz w:val="18"/>
+                <w:szCs w:val="18"/>
+              </w:rPr>
+              <w:t xml:space="preserve">−4</w:t>
+            </w:r>
+          </w:p>
+        </w:tc>
+        <w:tc>
+          <w:tcPr>
+            <w:tcW w:type="dxa" w:w="1700"/>
+            <w:tcBorders>
+              <w:top w:val="single" w:color="808080" w:sz="4"/>
+              <w:left w:val="single" w:color="808080" w:sz="4"/>
+              <w:bottom w:val="single" w:color="808080" w:sz="4"/>
+              <w:right w:val="single" w:color="808080" w:sz="4"/>
+            </w:tcBorders>
+            <w:tcMar>
+              <w:top w:type="dxa" w:w="40"/>
+              <w:left w:type="dxa" w:w="80"/>
+              <w:bottom w:type="dxa" w:w="40"/>
+              <w:right w:type="dxa" w:w="80"/>
+            </w:tcMar>
+            <w:vAlign w:val="center"/>
+          </w:tcPr>
+          <w:p>
+            <w:pPr>
+              <w:spacing w:after="0" w:before="0"/>
+              <w:jc w:val="center"/>
+            </w:pPr>
+            <w:r>
+              <w:rPr>
+                <w:rFonts w:ascii="Arial" w:cs="Arial" w:eastAsia="Arial" w:hAnsi="Arial"/>
+                <w:b w:val="false"/>
+                <w:bCs w:val="false"/>
+                <w:sz w:val="18"/>
+                <w:szCs w:val="18"/>
+              </w:rPr>
+              <w:t xml:space="preserve">16</w:t>
+            </w:r>
+          </w:p>
+        </w:tc>
+      </w:tr>
+      <w:tr>
+        <w:trPr>
+          <w:cantSplit/>
+        </w:trPr>
+        <w:tc>
+          <w:tcPr>
+            <w:tcW w:type="dxa" w:w="1100"/>
             <w:tcBorders>
               <w:top w:val="single" w:color="808080" w:sz="4"/>
               <w:left w:val="single" w:color="808080" w:sz="4"/>
@@ -5451,56 +5212,8 @@
                 <w:sz w:val="18"/>
                 <w:szCs w:val="18"/>
               </w:rPr>
-              <w:t xml:space="preserve">MAE</w:t>
-            </w:r>
-          </w:p>
-        </w:tc>
-        <w:tc>
-          <w:tcPr>
-            <w:tcW w:type="dxa" w:w="900"/>
-            <w:tcBorders>
-              <w:top w:val="single" w:color="808080" w:sz="4"/>
-              <w:left w:val="single" w:color="808080" w:sz="4"/>
-              <w:bottom w:val="single" w:color="808080" w:sz="4"/>
-              <w:right w:val="single" w:color="808080" w:sz="4"/>
-            </w:tcBorders>
-            <w:tcMar>
-              <w:top w:type="dxa" w:w="40"/>
-              <w:left w:type="dxa" w:w="80"/>
-              <w:bottom w:type="dxa" w:w="40"/>
-              <w:right w:type="dxa" w:w="80"/>
-            </w:tcMar>
-            <w:vAlign w:val="center"/>
-          </w:tcPr>
-          <w:p>
-            <w:pPr>
-              <w:spacing w:after="0" w:before="0"/>
-              <w:jc w:val="left"/>
-            </w:pPr>
-          </w:p>
-        </w:tc>
-        <w:tc>
-          <w:tcPr>
-            <w:tcW w:type="dxa" w:w="2200"/>
-            <w:tcBorders>
-              <w:top w:val="single" w:color="808080" w:sz="4"/>
-              <w:left w:val="single" w:color="808080" w:sz="4"/>
-              <w:bottom w:val="single" w:color="808080" w:sz="4"/>
-              <w:right w:val="single" w:color="808080" w:sz="4"/>
-            </w:tcBorders>
-            <w:tcMar>
-              <w:top w:type="dxa" w:w="40"/>
-              <w:left w:type="dxa" w:w="80"/>
-              <w:bottom w:type="dxa" w:w="40"/>
-              <w:right w:type="dxa" w:w="80"/>
-            </w:tcMar>
-            <w:vAlign w:val="center"/>
-          </w:tcPr>
-          <w:p>
-            <w:pPr>
-              <w:spacing w:after="0" w:before="0"/>
-              <w:jc w:val="left"/>
-            </w:pPr>
+              <w:t xml:space="preserve">Sum</w:t>
+            </w:r>
           </w:p>
         </w:tc>
         <w:tc>
@@ -5523,8 +5236,18 @@
           <w:p>
             <w:pPr>
               <w:spacing w:after="0" w:before="0"/>
-              <w:jc w:val="left"/>
-            </w:pPr>
+              <w:jc w:val="center"/>
+            </w:pPr>
+            <w:r>
+              <w:rPr>
+                <w:rFonts w:ascii="Arial" w:cs="Arial" w:eastAsia="Arial" w:hAnsi="Arial"/>
+                <w:b w:val="false"/>
+                <w:bCs w:val="false"/>
+                <w:sz w:val="18"/>
+                <w:szCs w:val="18"/>
+              </w:rPr>
+              <w:t xml:space="preserve">1000</w:t>
+            </w:r>
           </w:p>
         </w:tc>
         <w:tc>
@@ -5547,37 +5270,23 @@
           <w:p>
             <w:pPr>
               <w:spacing w:after="0" w:before="0"/>
-              <w:jc w:val="left"/>
-            </w:pPr>
-          </w:p>
-        </w:tc>
-        <w:tc>
-          <w:tcPr>
-            <w:tcW w:type="dxa" w:w="1300"/>
-            <w:tcBorders>
-              <w:top w:val="single" w:color="808080" w:sz="4"/>
-              <w:left w:val="single" w:color="808080" w:sz="4"/>
-              <w:bottom w:val="single" w:color="808080" w:sz="4"/>
-              <w:right w:val="single" w:color="808080" w:sz="4"/>
-            </w:tcBorders>
-            <w:tcMar>
-              <w:top w:type="dxa" w:w="40"/>
-              <w:left w:type="dxa" w:w="80"/>
-              <w:bottom w:type="dxa" w:w="40"/>
-              <w:right w:type="dxa" w:w="80"/>
-            </w:tcMar>
-            <w:vAlign w:val="center"/>
-          </w:tcPr>
-          <w:p>
-            <w:pPr>
-              <w:spacing w:after="0" w:before="0"/>
-              <w:jc w:val="left"/>
-            </w:pPr>
-          </w:p>
-        </w:tc>
-        <w:tc>
-          <w:tcPr>
-            <w:tcW w:type="dxa" w:w="1500"/>
+              <w:jc w:val="center"/>
+            </w:pPr>
+            <w:r>
+              <w:rPr>
+                <w:rFonts w:ascii="Arial" w:cs="Arial" w:eastAsia="Arial" w:hAnsi="Arial"/>
+                <w:b w:val="false"/>
+                <w:bCs w:val="false"/>
+                <w:sz w:val="18"/>
+                <w:szCs w:val="18"/>
+              </w:rPr>
+              <w:t xml:space="preserve">0</w:t>
+            </w:r>
+          </w:p>
+        </w:tc>
+        <w:tc>
+          <w:tcPr>
+            <w:tcW w:type="dxa" w:w="1700"/>
             <w:tcBorders>
               <w:top w:val="single" w:color="808080" w:sz="4"/>
               <w:left w:val="single" w:color="808080" w:sz="4"/>
@@ -5605,8 +5314,516 @@
                 <w:sz w:val="18"/>
                 <w:szCs w:val="18"/>
               </w:rPr>
-              <w:t xml:space="preserve">35.5 / 14.5 / 15.2</w:t>
-            </w:r>
+              <w:t xml:space="preserve">320</w:t>
+            </w:r>
+          </w:p>
+        </w:tc>
+        <w:tc>
+          <w:tcPr>
+            <w:tcW w:type="dxa" w:w="1500"/>
+            <w:tcBorders>
+              <w:top w:val="single" w:color="808080" w:sz="4"/>
+              <w:left w:val="single" w:color="808080" w:sz="4"/>
+              <w:bottom w:val="single" w:color="808080" w:sz="4"/>
+              <w:right w:val="single" w:color="808080" w:sz="4"/>
+            </w:tcBorders>
+            <w:tcMar>
+              <w:top w:type="dxa" w:w="40"/>
+              <w:left w:type="dxa" w:w="80"/>
+              <w:bottom w:type="dxa" w:w="40"/>
+              <w:right w:type="dxa" w:w="80"/>
+            </w:tcMar>
+            <w:vAlign w:val="center"/>
+          </w:tcPr>
+          <w:p>
+            <w:pPr>
+              <w:spacing w:after="0" w:before="0"/>
+              <w:jc w:val="center"/>
+            </w:pPr>
+            <w:r>
+              <w:rPr>
+                <w:rFonts w:ascii="Arial" w:cs="Arial" w:eastAsia="Arial" w:hAnsi="Arial"/>
+                <w:b w:val="false"/>
+                <w:bCs w:val="false"/>
+                <w:sz w:val="18"/>
+                <w:szCs w:val="18"/>
+              </w:rPr>
+              <w:t xml:space="preserve">930</w:t>
+            </w:r>
+          </w:p>
+        </w:tc>
+        <w:tc>
+          <w:tcPr>
+            <w:tcW w:type="dxa" w:w="1500"/>
+            <w:tcBorders>
+              <w:top w:val="single" w:color="808080" w:sz="4"/>
+              <w:left w:val="single" w:color="808080" w:sz="4"/>
+              <w:bottom w:val="single" w:color="808080" w:sz="4"/>
+              <w:right w:val="single" w:color="808080" w:sz="4"/>
+            </w:tcBorders>
+            <w:tcMar>
+              <w:top w:type="dxa" w:w="40"/>
+              <w:left w:type="dxa" w:w="80"/>
+              <w:bottom w:type="dxa" w:w="40"/>
+              <w:right w:type="dxa" w:w="80"/>
+            </w:tcMar>
+            <w:vAlign w:val="center"/>
+          </w:tcPr>
+          <w:p>
+            <w:pPr>
+              <w:spacing w:after="0" w:before="0"/>
+              <w:jc w:val="center"/>
+            </w:pPr>
+            <w:r>
+              <w:rPr>
+                <w:rFonts w:ascii="Arial" w:cs="Arial" w:eastAsia="Arial" w:hAnsi="Arial"/>
+                <w:b w:val="false"/>
+                <w:bCs w:val="false"/>
+                <w:sz w:val="18"/>
+                <w:szCs w:val="18"/>
+              </w:rPr>
+              <w:t xml:space="preserve">0</w:t>
+            </w:r>
+          </w:p>
+        </w:tc>
+        <w:tc>
+          <w:tcPr>
+            <w:tcW w:type="dxa" w:w="1700"/>
+            <w:tcBorders>
+              <w:top w:val="single" w:color="808080" w:sz="4"/>
+              <w:left w:val="single" w:color="808080" w:sz="4"/>
+              <w:bottom w:val="single" w:color="808080" w:sz="4"/>
+              <w:right w:val="single" w:color="808080" w:sz="4"/>
+            </w:tcBorders>
+            <w:tcMar>
+              <w:top w:type="dxa" w:w="40"/>
+              <w:left w:type="dxa" w:w="80"/>
+              <w:bottom w:type="dxa" w:w="40"/>
+              <w:right w:type="dxa" w:w="80"/>
+            </w:tcMar>
+            <w:vAlign w:val="center"/>
+          </w:tcPr>
+          <w:p>
+            <w:pPr>
+              <w:spacing w:after="0" w:before="0"/>
+              <w:jc w:val="center"/>
+            </w:pPr>
+            <w:r>
+              <w:rPr>
+                <w:rFonts w:ascii="Arial" w:cs="Arial" w:eastAsia="Arial" w:hAnsi="Arial"/>
+                <w:b/>
+                <w:bCs/>
+                <w:sz w:val="18"/>
+                <w:szCs w:val="18"/>
+              </w:rPr>
+              <w:t xml:space="preserve">256</w:t>
+            </w:r>
+          </w:p>
+        </w:tc>
+      </w:tr>
+      <w:tr>
+        <w:trPr>
+          <w:cantSplit/>
+        </w:trPr>
+        <w:tc>
+          <w:tcPr>
+            <w:tcW w:type="dxa" w:w="1100"/>
+            <w:tcBorders>
+              <w:top w:val="single" w:color="808080" w:sz="4"/>
+              <w:left w:val="single" w:color="808080" w:sz="4"/>
+              <w:bottom w:val="single" w:color="808080" w:sz="4"/>
+              <w:right w:val="single" w:color="808080" w:sz="4"/>
+            </w:tcBorders>
+            <w:tcMar>
+              <w:top w:type="dxa" w:w="40"/>
+              <w:left w:type="dxa" w:w="80"/>
+              <w:bottom w:type="dxa" w:w="40"/>
+              <w:right w:type="dxa" w:w="80"/>
+            </w:tcMar>
+            <w:vAlign w:val="center"/>
+          </w:tcPr>
+          <w:p>
+            <w:pPr>
+              <w:spacing w:after="0" w:before="0"/>
+              <w:jc w:val="left"/>
+            </w:pPr>
+            <w:r>
+              <w:rPr>
+                <w:rFonts w:ascii="Arial" w:cs="Arial" w:eastAsia="Arial" w:hAnsi="Arial"/>
+                <w:b/>
+                <w:bCs/>
+                <w:sz w:val="18"/>
+                <w:szCs w:val="18"/>
+              </w:rPr>
+              <w:t xml:space="preserve">Mean x̄</w:t>
+            </w:r>
+          </w:p>
+        </w:tc>
+        <w:tc>
+          <w:tcPr>
+            <w:tcW w:type="dxa" w:w="1500"/>
+            <w:tcBorders>
+              <w:top w:val="single" w:color="808080" w:sz="4"/>
+              <w:left w:val="single" w:color="808080" w:sz="4"/>
+              <w:bottom w:val="single" w:color="808080" w:sz="4"/>
+              <w:right w:val="single" w:color="808080" w:sz="4"/>
+            </w:tcBorders>
+            <w:tcMar>
+              <w:top w:type="dxa" w:w="40"/>
+              <w:left w:type="dxa" w:w="80"/>
+              <w:bottom w:type="dxa" w:w="40"/>
+              <w:right w:type="dxa" w:w="80"/>
+            </w:tcMar>
+            <w:vAlign w:val="center"/>
+          </w:tcPr>
+          <w:p>
+            <w:pPr>
+              <w:spacing w:after="0" w:before="0"/>
+              <w:jc w:val="center"/>
+            </w:pPr>
+            <w:r>
+              <w:rPr>
+                <w:rFonts w:ascii="Arial" w:cs="Arial" w:eastAsia="Arial" w:hAnsi="Arial"/>
+                <w:b/>
+                <w:bCs/>
+                <w:sz w:val="18"/>
+                <w:szCs w:val="18"/>
+              </w:rPr>
+              <w:t xml:space="preserve">200</w:t>
+            </w:r>
+          </w:p>
+        </w:tc>
+        <w:tc>
+          <w:tcPr>
+            <w:tcW w:type="dxa" w:w="1500"/>
+            <w:tcBorders>
+              <w:top w:val="single" w:color="808080" w:sz="4"/>
+              <w:left w:val="single" w:color="808080" w:sz="4"/>
+              <w:bottom w:val="single" w:color="808080" w:sz="4"/>
+              <w:right w:val="single" w:color="808080" w:sz="4"/>
+            </w:tcBorders>
+            <w:tcMar>
+              <w:top w:type="dxa" w:w="40"/>
+              <w:left w:type="dxa" w:w="80"/>
+              <w:bottom w:type="dxa" w:w="40"/>
+              <w:right w:type="dxa" w:w="80"/>
+            </w:tcMar>
+            <w:vAlign w:val="center"/>
+          </w:tcPr>
+          <w:p>
+            <w:pPr>
+              <w:spacing w:after="0" w:before="0"/>
+              <w:jc w:val="left"/>
+            </w:pPr>
+          </w:p>
+        </w:tc>
+        <w:tc>
+          <w:tcPr>
+            <w:tcW w:type="dxa" w:w="1700"/>
+            <w:tcBorders>
+              <w:top w:val="single" w:color="808080" w:sz="4"/>
+              <w:left w:val="single" w:color="808080" w:sz="4"/>
+              <w:bottom w:val="single" w:color="808080" w:sz="4"/>
+              <w:right w:val="single" w:color="808080" w:sz="4"/>
+            </w:tcBorders>
+            <w:tcMar>
+              <w:top w:type="dxa" w:w="40"/>
+              <w:left w:type="dxa" w:w="80"/>
+              <w:bottom w:type="dxa" w:w="40"/>
+              <w:right w:type="dxa" w:w="80"/>
+            </w:tcMar>
+            <w:vAlign w:val="center"/>
+          </w:tcPr>
+          <w:p>
+            <w:pPr>
+              <w:spacing w:after="0" w:before="0"/>
+              <w:jc w:val="left"/>
+            </w:pPr>
+          </w:p>
+        </w:tc>
+        <w:tc>
+          <w:tcPr>
+            <w:tcW w:type="dxa" w:w="1500"/>
+            <w:tcBorders>
+              <w:top w:val="single" w:color="808080" w:sz="4"/>
+              <w:left w:val="single" w:color="808080" w:sz="4"/>
+              <w:bottom w:val="single" w:color="808080" w:sz="4"/>
+              <w:right w:val="single" w:color="808080" w:sz="4"/>
+            </w:tcBorders>
+            <w:tcMar>
+              <w:top w:type="dxa" w:w="40"/>
+              <w:left w:type="dxa" w:w="80"/>
+              <w:bottom w:type="dxa" w:w="40"/>
+              <w:right w:type="dxa" w:w="80"/>
+            </w:tcMar>
+            <w:vAlign w:val="center"/>
+          </w:tcPr>
+          <w:p>
+            <w:pPr>
+              <w:spacing w:after="0" w:before="0"/>
+              <w:jc w:val="center"/>
+            </w:pPr>
+            <w:r>
+              <w:rPr>
+                <w:rFonts w:ascii="Arial" w:cs="Arial" w:eastAsia="Arial" w:hAnsi="Arial"/>
+                <w:b/>
+                <w:bCs/>
+                <w:sz w:val="18"/>
+                <w:szCs w:val="18"/>
+              </w:rPr>
+              <w:t xml:space="preserve">186</w:t>
+            </w:r>
+          </w:p>
+        </w:tc>
+        <w:tc>
+          <w:tcPr>
+            <w:tcW w:type="dxa" w:w="1500"/>
+            <w:tcBorders>
+              <w:top w:val="single" w:color="808080" w:sz="4"/>
+              <w:left w:val="single" w:color="808080" w:sz="4"/>
+              <w:bottom w:val="single" w:color="808080" w:sz="4"/>
+              <w:right w:val="single" w:color="808080" w:sz="4"/>
+            </w:tcBorders>
+            <w:tcMar>
+              <w:top w:type="dxa" w:w="40"/>
+              <w:left w:type="dxa" w:w="80"/>
+              <w:bottom w:type="dxa" w:w="40"/>
+              <w:right w:type="dxa" w:w="80"/>
+            </w:tcMar>
+            <w:vAlign w:val="center"/>
+          </w:tcPr>
+          <w:p>
+            <w:pPr>
+              <w:spacing w:after="0" w:before="0"/>
+              <w:jc w:val="left"/>
+            </w:pPr>
+          </w:p>
+        </w:tc>
+        <w:tc>
+          <w:tcPr>
+            <w:tcW w:type="dxa" w:w="1700"/>
+            <w:tcBorders>
+              <w:top w:val="single" w:color="808080" w:sz="4"/>
+              <w:left w:val="single" w:color="808080" w:sz="4"/>
+              <w:bottom w:val="single" w:color="808080" w:sz="4"/>
+              <w:right w:val="single" w:color="808080" w:sz="4"/>
+            </w:tcBorders>
+            <w:tcMar>
+              <w:top w:type="dxa" w:w="40"/>
+              <w:left w:type="dxa" w:w="80"/>
+              <w:bottom w:type="dxa" w:w="40"/>
+              <w:right w:type="dxa" w:w="80"/>
+            </w:tcMar>
+            <w:vAlign w:val="center"/>
+          </w:tcPr>
+          <w:p>
+            <w:pPr>
+              <w:spacing w:after="0" w:before="0"/>
+              <w:jc w:val="left"/>
+            </w:pPr>
+          </w:p>
+        </w:tc>
+      </w:tr>
+      <w:tr>
+        <w:trPr>
+          <w:cantSplit/>
+        </w:trPr>
+        <w:tc>
+          <w:tcPr>
+            <w:tcW w:type="dxa" w:w="1100"/>
+            <w:tcBorders>
+              <w:top w:val="single" w:color="808080" w:sz="4"/>
+              <w:left w:val="single" w:color="808080" w:sz="4"/>
+              <w:bottom w:val="single" w:color="808080" w:sz="4"/>
+              <w:right w:val="single" w:color="808080" w:sz="4"/>
+            </w:tcBorders>
+            <w:tcMar>
+              <w:top w:type="dxa" w:w="40"/>
+              <w:left w:type="dxa" w:w="80"/>
+              <w:bottom w:type="dxa" w:w="40"/>
+              <w:right w:type="dxa" w:w="80"/>
+            </w:tcMar>
+            <w:vAlign w:val="center"/>
+          </w:tcPr>
+          <w:p>
+            <w:pPr>
+              <w:spacing w:after="0" w:before="0"/>
+              <w:jc w:val="left"/>
+            </w:pPr>
+            <w:r>
+              <w:rPr>
+                <w:rFonts w:ascii="Arial" w:cs="Arial" w:eastAsia="Arial" w:hAnsi="Arial"/>
+                <w:b/>
+                <w:bCs/>
+                <w:sz w:val="18"/>
+                <w:szCs w:val="18"/>
+              </w:rPr>
+              <w:t xml:space="preserve">s</w:t>
+            </w:r>
+          </w:p>
+        </w:tc>
+        <w:tc>
+          <w:tcPr>
+            <w:tcW w:type="dxa" w:w="1500"/>
+            <w:tcBorders>
+              <w:top w:val="single" w:color="808080" w:sz="4"/>
+              <w:left w:val="single" w:color="808080" w:sz="4"/>
+              <w:bottom w:val="single" w:color="808080" w:sz="4"/>
+              <w:right w:val="single" w:color="808080" w:sz="4"/>
+            </w:tcBorders>
+            <w:tcMar>
+              <w:top w:type="dxa" w:w="40"/>
+              <w:left w:type="dxa" w:w="80"/>
+              <w:bottom w:type="dxa" w:w="40"/>
+              <w:right w:type="dxa" w:w="80"/>
+            </w:tcMar>
+            <w:vAlign w:val="center"/>
+          </w:tcPr>
+          <w:p>
+            <w:pPr>
+              <w:spacing w:after="0" w:before="0"/>
+              <w:jc w:val="center"/>
+            </w:pPr>
+            <w:r>
+              <w:rPr>
+                <w:rFonts w:ascii="Arial" w:cs="Arial" w:eastAsia="Arial" w:hAnsi="Arial"/>
+                <w:b/>
+                <w:bCs/>
+                <w:sz w:val="18"/>
+                <w:szCs w:val="18"/>
+              </w:rPr>
+              <w:t xml:space="preserve">8.94</w:t>
+            </w:r>
+          </w:p>
+        </w:tc>
+        <w:tc>
+          <w:tcPr>
+            <w:tcW w:type="dxa" w:w="1500"/>
+            <w:tcBorders>
+              <w:top w:val="single" w:color="808080" w:sz="4"/>
+              <w:left w:val="single" w:color="808080" w:sz="4"/>
+              <w:bottom w:val="single" w:color="808080" w:sz="4"/>
+              <w:right w:val="single" w:color="808080" w:sz="4"/>
+            </w:tcBorders>
+            <w:tcMar>
+              <w:top w:type="dxa" w:w="40"/>
+              <w:left w:type="dxa" w:w="80"/>
+              <w:bottom w:type="dxa" w:w="40"/>
+              <w:right w:type="dxa" w:w="80"/>
+            </w:tcMar>
+            <w:vAlign w:val="center"/>
+          </w:tcPr>
+          <w:p>
+            <w:pPr>
+              <w:spacing w:after="0" w:before="0"/>
+              <w:jc w:val="left"/>
+            </w:pPr>
+          </w:p>
+        </w:tc>
+        <w:tc>
+          <w:tcPr>
+            <w:tcW w:type="dxa" w:w="1700"/>
+            <w:tcBorders>
+              <w:top w:val="single" w:color="808080" w:sz="4"/>
+              <w:left w:val="single" w:color="808080" w:sz="4"/>
+              <w:bottom w:val="single" w:color="808080" w:sz="4"/>
+              <w:right w:val="single" w:color="808080" w:sz="4"/>
+            </w:tcBorders>
+            <w:tcMar>
+              <w:top w:type="dxa" w:w="40"/>
+              <w:left w:type="dxa" w:w="80"/>
+              <w:bottom w:type="dxa" w:w="40"/>
+              <w:right w:type="dxa" w:w="80"/>
+            </w:tcMar>
+            <w:vAlign w:val="center"/>
+          </w:tcPr>
+          <w:p>
+            <w:pPr>
+              <w:spacing w:after="0" w:before="0"/>
+              <w:jc w:val="left"/>
+            </w:pPr>
+          </w:p>
+        </w:tc>
+        <w:tc>
+          <w:tcPr>
+            <w:tcW w:type="dxa" w:w="1500"/>
+            <w:tcBorders>
+              <w:top w:val="single" w:color="808080" w:sz="4"/>
+              <w:left w:val="single" w:color="808080" w:sz="4"/>
+              <w:bottom w:val="single" w:color="808080" w:sz="4"/>
+              <w:right w:val="single" w:color="808080" w:sz="4"/>
+            </w:tcBorders>
+            <w:tcMar>
+              <w:top w:type="dxa" w:w="40"/>
+              <w:left w:type="dxa" w:w="80"/>
+              <w:bottom w:type="dxa" w:w="40"/>
+              <w:right w:type="dxa" w:w="80"/>
+            </w:tcMar>
+            <w:vAlign w:val="center"/>
+          </w:tcPr>
+          <w:p>
+            <w:pPr>
+              <w:spacing w:after="0" w:before="0"/>
+              <w:jc w:val="center"/>
+            </w:pPr>
+            <w:r>
+              <w:rPr>
+                <w:rFonts w:ascii="Arial" w:cs="Arial" w:eastAsia="Arial" w:hAnsi="Arial"/>
+                <w:b/>
+                <w:bCs/>
+                <w:sz w:val="18"/>
+                <w:szCs w:val="18"/>
+              </w:rPr>
+              <w:t xml:space="preserve">8.00</w:t>
+            </w:r>
+          </w:p>
+        </w:tc>
+        <w:tc>
+          <w:tcPr>
+            <w:tcW w:type="dxa" w:w="1500"/>
+            <w:tcBorders>
+              <w:top w:val="single" w:color="808080" w:sz="4"/>
+              <w:left w:val="single" w:color="808080" w:sz="4"/>
+              <w:bottom w:val="single" w:color="808080" w:sz="4"/>
+              <w:right w:val="single" w:color="808080" w:sz="4"/>
+            </w:tcBorders>
+            <w:tcMar>
+              <w:top w:type="dxa" w:w="40"/>
+              <w:left w:type="dxa" w:w="80"/>
+              <w:bottom w:type="dxa" w:w="40"/>
+              <w:right w:type="dxa" w:w="80"/>
+            </w:tcMar>
+            <w:vAlign w:val="center"/>
+          </w:tcPr>
+          <w:p>
+            <w:pPr>
+              <w:spacing w:after="0" w:before="0"/>
+              <w:jc w:val="left"/>
+            </w:pPr>
+          </w:p>
+        </w:tc>
+        <w:tc>
+          <w:tcPr>
+            <w:tcW w:type="dxa" w:w="1700"/>
+            <w:tcBorders>
+              <w:top w:val="single" w:color="808080" w:sz="4"/>
+              <w:left w:val="single" w:color="808080" w:sz="4"/>
+              <w:bottom w:val="single" w:color="808080" w:sz="4"/>
+              <w:right w:val="single" w:color="808080" w:sz="4"/>
+            </w:tcBorders>
+            <w:tcMar>
+              <w:top w:type="dxa" w:w="40"/>
+              <w:left w:type="dxa" w:w="80"/>
+              <w:bottom w:type="dxa" w:w="40"/>
+              <w:right w:type="dxa" w:w="80"/>
+            </w:tcMar>
+            <w:vAlign w:val="center"/>
+          </w:tcPr>
+          <w:p>
+            <w:pPr>
+              <w:spacing w:after="0" w:before="0"/>
+              <w:jc w:val="left"/>
+            </w:pPr>
           </w:p>
         </w:tc>
       </w:tr>
@@ -5629,460 +5846,16 @@
           <w:sz w:val="19"/>
           <w:szCs w:val="19"/>
         </w:rPr>
-        <w:t xml:space="preserve">Q14, predictions from Model 4.</w:t>
+        <w:t xml:space="preserve">Check against Sheets:</w:t>
       </w:r>
-    </w:p>
-    <w:tbl>
-      <w:tblPr>
-        <w:tblW w:type="dxa" w:w="10300"/>
-        <w:jc w:val="center"/>
-        <w:tblBorders>
-          <w:top w:val="single" w:color="auto" w:sz="4"/>
-          <w:left w:val="single" w:color="auto" w:sz="4"/>
-          <w:bottom w:val="single" w:color="auto" w:sz="4"/>
-          <w:right w:val="single" w:color="auto" w:sz="4"/>
-          <w:insideH w:val="single" w:color="auto" w:sz="4"/>
-          <w:insideV w:val="single" w:color="auto" w:sz="4"/>
-        </w:tblBorders>
-      </w:tblPr>
-      <w:tblGrid>
-        <w:gridCol w:w="1300"/>
-        <w:gridCol w:w="7000"/>
-        <w:gridCol w:w="1000"/>
-        <w:gridCol w:w="1000"/>
-      </w:tblGrid>
-      <w:tr>
-        <w:trPr>
-          <w:cantSplit/>
-        </w:trPr>
-        <w:tc>
-          <w:tcPr>
-            <w:tcW w:type="dxa" w:w="1300"/>
-            <w:tcBorders>
-              <w:top w:val="single" w:color="808080" w:sz="4"/>
-              <w:left w:val="single" w:color="808080" w:sz="4"/>
-              <w:bottom w:val="single" w:color="808080" w:sz="4"/>
-              <w:right w:val="single" w:color="808080" w:sz="4"/>
-            </w:tcBorders>
-            <w:shd w:fill="DCE6F2" w:color="auto" w:val="clear"/>
-            <w:tcMar>
-              <w:top w:type="dxa" w:w="40"/>
-              <w:left w:type="dxa" w:w="80"/>
-              <w:bottom w:type="dxa" w:w="40"/>
-              <w:right w:type="dxa" w:w="80"/>
-            </w:tcMar>
-            <w:vAlign w:val="center"/>
-          </w:tcPr>
-          <w:p>
-            <w:pPr>
-              <w:spacing w:after="0" w:before="0"/>
-              <w:jc w:val="left"/>
-            </w:pPr>
-            <w:r>
-              <w:rPr>
-                <w:rFonts w:ascii="Arial" w:cs="Arial" w:eastAsia="Arial" w:hAnsi="Arial"/>
-                <w:b/>
-                <w:bCs/>
-                <w:sz w:val="18"/>
-                <w:szCs w:val="18"/>
-              </w:rPr>
-              <w:t xml:space="preserve">Day</w:t>
-            </w:r>
-          </w:p>
-        </w:tc>
-        <w:tc>
-          <w:tcPr>
-            <w:tcW w:type="dxa" w:w="7000"/>
-            <w:tcBorders>
-              <w:top w:val="single" w:color="808080" w:sz="4"/>
-              <w:left w:val="single" w:color="808080" w:sz="4"/>
-              <w:bottom w:val="single" w:color="808080" w:sz="4"/>
-              <w:right w:val="single" w:color="808080" w:sz="4"/>
-            </w:tcBorders>
-            <w:shd w:fill="DCE6F2" w:color="auto" w:val="clear"/>
-            <w:tcMar>
-              <w:top w:type="dxa" w:w="40"/>
-              <w:left w:type="dxa" w:w="80"/>
-              <w:bottom w:type="dxa" w:w="40"/>
-              <w:right w:type="dxa" w:w="80"/>
-            </w:tcMar>
-            <w:vAlign w:val="center"/>
-          </w:tcPr>
-          <w:p>
-            <w:pPr>
-              <w:spacing w:after="0" w:before="0"/>
-              <w:jc w:val="left"/>
-            </w:pPr>
-            <w:r>
-              <w:rPr>
-                <w:rFonts w:ascii="Arial" w:cs="Arial" w:eastAsia="Arial" w:hAnsi="Arial"/>
-                <w:b/>
-                <w:bCs/>
-                <w:sz w:val="18"/>
-                <w:szCs w:val="18"/>
-              </w:rPr>
-              <w:t xml:space="preserve">Calculation</w:t>
-            </w:r>
-          </w:p>
-        </w:tc>
-        <w:tc>
-          <w:tcPr>
-            <w:tcW w:type="dxa" w:w="1000"/>
-            <w:tcBorders>
-              <w:top w:val="single" w:color="808080" w:sz="4"/>
-              <w:left w:val="single" w:color="808080" w:sz="4"/>
-              <w:bottom w:val="single" w:color="808080" w:sz="4"/>
-              <w:right w:val="single" w:color="808080" w:sz="4"/>
-            </w:tcBorders>
-            <w:shd w:fill="DCE6F2" w:color="auto" w:val="clear"/>
-            <w:tcMar>
-              <w:top w:type="dxa" w:w="40"/>
-              <w:left w:type="dxa" w:w="80"/>
-              <w:bottom w:type="dxa" w:w="40"/>
-              <w:right w:type="dxa" w:w="80"/>
-            </w:tcMar>
-            <w:vAlign w:val="center"/>
-          </w:tcPr>
-          <w:p>
-            <w:pPr>
-              <w:spacing w:after="0" w:before="0"/>
-              <w:jc w:val="left"/>
-            </w:pPr>
-            <w:r>
-              <w:rPr>
-                <w:rFonts w:ascii="Arial" w:cs="Arial" w:eastAsia="Arial" w:hAnsi="Arial"/>
-                <w:b/>
-                <w:bCs/>
-                <w:sz w:val="18"/>
-                <w:szCs w:val="18"/>
-              </w:rPr>
-              <w:t xml:space="preserve">Predicted</w:t>
-            </w:r>
-          </w:p>
-        </w:tc>
-        <w:tc>
-          <w:tcPr>
-            <w:tcW w:type="dxa" w:w="1000"/>
-            <w:tcBorders>
-              <w:top w:val="single" w:color="808080" w:sz="4"/>
-              <w:left w:val="single" w:color="808080" w:sz="4"/>
-              <w:bottom w:val="single" w:color="808080" w:sz="4"/>
-              <w:right w:val="single" w:color="808080" w:sz="4"/>
-            </w:tcBorders>
-            <w:shd w:fill="DCE6F2" w:color="auto" w:val="clear"/>
-            <w:tcMar>
-              <w:top w:type="dxa" w:w="40"/>
-              <w:left w:type="dxa" w:w="80"/>
-              <w:bottom w:type="dxa" w:w="40"/>
-              <w:right w:type="dxa" w:w="80"/>
-            </w:tcMar>
-            <w:vAlign w:val="center"/>
-          </w:tcPr>
-          <w:p>
-            <w:pPr>
-              <w:spacing w:after="0" w:before="0"/>
-              <w:jc w:val="left"/>
-            </w:pPr>
-            <w:r>
-              <w:rPr>
-                <w:rFonts w:ascii="Arial" w:cs="Arial" w:eastAsia="Arial" w:hAnsi="Arial"/>
-                <w:b/>
-                <w:bCs/>
-                <w:sz w:val="18"/>
-                <w:szCs w:val="18"/>
-              </w:rPr>
-              <w:t xml:space="preserve">Residual</w:t>
-            </w:r>
-          </w:p>
-        </w:tc>
-      </w:tr>
-      <w:tr>
-        <w:trPr>
-          <w:cantSplit/>
-        </w:trPr>
-        <w:tc>
-          <w:tcPr>
-            <w:tcW w:type="dxa" w:w="1300"/>
-            <w:tcBorders>
-              <w:top w:val="single" w:color="808080" w:sz="4"/>
-              <w:left w:val="single" w:color="808080" w:sz="4"/>
-              <w:bottom w:val="single" w:color="808080" w:sz="4"/>
-              <w:right w:val="single" w:color="808080" w:sz="4"/>
-            </w:tcBorders>
-            <w:tcMar>
-              <w:top w:type="dxa" w:w="40"/>
-              <w:left w:type="dxa" w:w="80"/>
-              <w:bottom w:type="dxa" w:w="40"/>
-              <w:right w:type="dxa" w:w="80"/>
-            </w:tcMar>
-            <w:vAlign w:val="center"/>
-          </w:tcPr>
-          <w:p>
-            <w:pPr>
-              <w:spacing w:after="0" w:before="0"/>
-              <w:jc w:val="left"/>
-            </w:pPr>
-            <w:r>
-              <w:rPr>
-                <w:rFonts w:ascii="Arial" w:cs="Arial" w:eastAsia="Arial" w:hAnsi="Arial"/>
-                <w:b w:val="false"/>
-                <w:bCs w:val="false"/>
-                <w:sz w:val="18"/>
-                <w:szCs w:val="18"/>
-              </w:rPr>
-              <w:t xml:space="preserve">May 21</w:t>
-            </w:r>
-          </w:p>
-        </w:tc>
-        <w:tc>
-          <w:tcPr>
-            <w:tcW w:type="dxa" w:w="7000"/>
-            <w:tcBorders>
-              <w:top w:val="single" w:color="808080" w:sz="4"/>
-              <w:left w:val="single" w:color="808080" w:sz="4"/>
-              <w:bottom w:val="single" w:color="808080" w:sz="4"/>
-              <w:right w:val="single" w:color="808080" w:sz="4"/>
-            </w:tcBorders>
-            <w:tcMar>
-              <w:top w:type="dxa" w:w="40"/>
-              <w:left w:type="dxa" w:w="80"/>
-              <w:bottom w:type="dxa" w:w="40"/>
-              <w:right w:type="dxa" w:w="80"/>
-            </w:tcMar>
-            <w:vAlign w:val="center"/>
-          </w:tcPr>
-          <w:p>
-            <w:pPr>
-              <w:spacing w:after="0" w:before="0"/>
-              <w:jc w:val="left"/>
-            </w:pPr>
-            <w:r>
-              <w:rPr>
-                <w:rFonts w:ascii="Arial" w:cs="Arial" w:eastAsia="Arial" w:hAnsi="Arial"/>
-                <w:b w:val="false"/>
-                <w:bCs w:val="false"/>
-                <w:sz w:val="18"/>
-                <w:szCs w:val="18"/>
-              </w:rPr>
-              <w:t xml:space="preserve">151.66 + (7.12 × 24) + (33.47 × 0) + (29.83 × 0) + (−32.47 × 4.3)</w:t>
-            </w:r>
-          </w:p>
-        </w:tc>
-        <w:tc>
-          <w:tcPr>
-            <w:tcW w:type="dxa" w:w="1000"/>
-            <w:tcBorders>
-              <w:top w:val="single" w:color="808080" w:sz="4"/>
-              <w:left w:val="single" w:color="808080" w:sz="4"/>
-              <w:bottom w:val="single" w:color="808080" w:sz="4"/>
-              <w:right w:val="single" w:color="808080" w:sz="4"/>
-            </w:tcBorders>
-            <w:tcMar>
-              <w:top w:type="dxa" w:w="40"/>
-              <w:left w:type="dxa" w:w="80"/>
-              <w:bottom w:type="dxa" w:w="40"/>
-              <w:right w:type="dxa" w:w="80"/>
-            </w:tcMar>
-            <w:vAlign w:val="center"/>
-          </w:tcPr>
-          <w:p>
-            <w:pPr>
-              <w:spacing w:after="0" w:before="0"/>
-              <w:jc w:val="center"/>
-            </w:pPr>
-            <w:r>
-              <w:rPr>
-                <w:rFonts w:ascii="Arial" w:cs="Arial" w:eastAsia="Arial" w:hAnsi="Arial"/>
-                <w:b w:val="false"/>
-                <w:bCs w:val="false"/>
-                <w:sz w:val="18"/>
-                <w:szCs w:val="18"/>
-              </w:rPr>
-              <w:t xml:space="preserve">182.8</w:t>
-            </w:r>
-          </w:p>
-        </w:tc>
-        <w:tc>
-          <w:tcPr>
-            <w:tcW w:type="dxa" w:w="1000"/>
-            <w:tcBorders>
-              <w:top w:val="single" w:color="808080" w:sz="4"/>
-              <w:left w:val="single" w:color="808080" w:sz="4"/>
-              <w:bottom w:val="single" w:color="808080" w:sz="4"/>
-              <w:right w:val="single" w:color="808080" w:sz="4"/>
-            </w:tcBorders>
-            <w:tcMar>
-              <w:top w:type="dxa" w:w="40"/>
-              <w:left w:type="dxa" w:w="80"/>
-              <w:bottom w:type="dxa" w:w="40"/>
-              <w:right w:type="dxa" w:w="80"/>
-            </w:tcMar>
-            <w:vAlign w:val="center"/>
-          </w:tcPr>
-          <w:p>
-            <w:pPr>
-              <w:spacing w:after="0" w:before="0"/>
-              <w:jc w:val="center"/>
-            </w:pPr>
-            <w:r>
-              <w:rPr>
-                <w:rFonts w:ascii="Arial" w:cs="Arial" w:eastAsia="Arial" w:hAnsi="Arial"/>
-                <w:b w:val="false"/>
-                <w:bCs w:val="false"/>
-                <w:sz w:val="18"/>
-                <w:szCs w:val="18"/>
-              </w:rPr>
-              <w:t xml:space="preserve">+3.2</w:t>
-            </w:r>
-          </w:p>
-        </w:tc>
-      </w:tr>
-      <w:tr>
-        <w:trPr>
-          <w:cantSplit/>
-        </w:trPr>
-        <w:tc>
-          <w:tcPr>
-            <w:tcW w:type="dxa" w:w="1300"/>
-            <w:tcBorders>
-              <w:top w:val="single" w:color="808080" w:sz="4"/>
-              <w:left w:val="single" w:color="808080" w:sz="4"/>
-              <w:bottom w:val="single" w:color="808080" w:sz="4"/>
-              <w:right w:val="single" w:color="808080" w:sz="4"/>
-            </w:tcBorders>
-            <w:tcMar>
-              <w:top w:type="dxa" w:w="40"/>
-              <w:left w:type="dxa" w:w="80"/>
-              <w:bottom w:type="dxa" w:w="40"/>
-              <w:right w:type="dxa" w:w="80"/>
-            </w:tcMar>
-            <w:vAlign w:val="center"/>
-          </w:tcPr>
-          <w:p>
-            <w:pPr>
-              <w:spacing w:after="0" w:before="0"/>
-              <w:jc w:val="left"/>
-            </w:pPr>
-            <w:r>
-              <w:rPr>
-                <w:rFonts w:ascii="Arial" w:cs="Arial" w:eastAsia="Arial" w:hAnsi="Arial"/>
-                <w:b w:val="false"/>
-                <w:bCs w:val="false"/>
-                <w:sz w:val="18"/>
-                <w:szCs w:val="18"/>
-              </w:rPr>
-              <w:t xml:space="preserve">Sep 4</w:t>
-            </w:r>
-          </w:p>
-        </w:tc>
-        <w:tc>
-          <w:tcPr>
-            <w:tcW w:type="dxa" w:w="7000"/>
-            <w:tcBorders>
-              <w:top w:val="single" w:color="808080" w:sz="4"/>
-              <w:left w:val="single" w:color="808080" w:sz="4"/>
-              <w:bottom w:val="single" w:color="808080" w:sz="4"/>
-              <w:right w:val="single" w:color="808080" w:sz="4"/>
-            </w:tcBorders>
-            <w:tcMar>
-              <w:top w:type="dxa" w:w="40"/>
-              <w:left w:type="dxa" w:w="80"/>
-              <w:bottom w:type="dxa" w:w="40"/>
-              <w:right w:type="dxa" w:w="80"/>
-            </w:tcMar>
-            <w:vAlign w:val="center"/>
-          </w:tcPr>
-          <w:p>
-            <w:pPr>
-              <w:spacing w:after="0" w:before="0"/>
-              <w:jc w:val="left"/>
-            </w:pPr>
-            <w:r>
-              <w:rPr>
-                <w:rFonts w:ascii="Arial" w:cs="Arial" w:eastAsia="Arial" w:hAnsi="Arial"/>
-                <w:b w:val="false"/>
-                <w:bCs w:val="false"/>
-                <w:sz w:val="18"/>
-                <w:szCs w:val="18"/>
-              </w:rPr>
-              <w:t xml:space="preserve">151.66 + (7.12 × 25) + (33.47 × 0) + (29.83 × 0) + (−32.47 × 4.5)</w:t>
-            </w:r>
-          </w:p>
-        </w:tc>
-        <w:tc>
-          <w:tcPr>
-            <w:tcW w:type="dxa" w:w="1000"/>
-            <w:tcBorders>
-              <w:top w:val="single" w:color="808080" w:sz="4"/>
-              <w:left w:val="single" w:color="808080" w:sz="4"/>
-              <w:bottom w:val="single" w:color="808080" w:sz="4"/>
-              <w:right w:val="single" w:color="808080" w:sz="4"/>
-            </w:tcBorders>
-            <w:tcMar>
-              <w:top w:type="dxa" w:w="40"/>
-              <w:left w:type="dxa" w:w="80"/>
-              <w:bottom w:type="dxa" w:w="40"/>
-              <w:right w:type="dxa" w:w="80"/>
-            </w:tcMar>
-            <w:vAlign w:val="center"/>
-          </w:tcPr>
-          <w:p>
-            <w:pPr>
-              <w:spacing w:after="0" w:before="0"/>
-              <w:jc w:val="center"/>
-            </w:pPr>
-            <w:r>
-              <w:rPr>
-                <w:rFonts w:ascii="Arial" w:cs="Arial" w:eastAsia="Arial" w:hAnsi="Arial"/>
-                <w:b w:val="false"/>
-                <w:bCs w:val="false"/>
-                <w:sz w:val="18"/>
-                <w:szCs w:val="18"/>
-              </w:rPr>
-              <w:t xml:space="preserve">183.5</w:t>
-            </w:r>
-          </w:p>
-        </w:tc>
-        <w:tc>
-          <w:tcPr>
-            <w:tcW w:type="dxa" w:w="1000"/>
-            <w:tcBorders>
-              <w:top w:val="single" w:color="808080" w:sz="4"/>
-              <w:left w:val="single" w:color="808080" w:sz="4"/>
-              <w:bottom w:val="single" w:color="808080" w:sz="4"/>
-              <w:right w:val="single" w:color="808080" w:sz="4"/>
-            </w:tcBorders>
-            <w:tcMar>
-              <w:top w:type="dxa" w:w="40"/>
-              <w:left w:type="dxa" w:w="80"/>
-              <w:bottom w:type="dxa" w:w="40"/>
-              <w:right w:type="dxa" w:w="80"/>
-            </w:tcMar>
-            <w:vAlign w:val="center"/>
-          </w:tcPr>
-          <w:p>
-            <w:pPr>
-              <w:spacing w:after="0" w:before="0"/>
-              <w:jc w:val="center"/>
-            </w:pPr>
-            <w:r>
-              <w:rPr>
-                <w:rFonts w:ascii="Arial" w:cs="Arial" w:eastAsia="Arial" w:hAnsi="Arial"/>
-                <w:b w:val="false"/>
-                <w:bCs w:val="false"/>
-                <w:sz w:val="18"/>
-                <w:szCs w:val="18"/>
-              </w:rPr>
-              <w:t xml:space="preserve">−56.5</w:t>
-            </w:r>
-          </w:p>
-        </w:tc>
-      </w:tr>
-    </w:tbl>
-    <w:p>
-      <w:pPr>
-        <w:spacing w:after="80" w:before="0"/>
-      </w:pPr>
+      <w:r>
+        <w:rPr>
+          <w:rFonts w:ascii="Arial" w:cs="Arial" w:eastAsia="Arial" w:hAnsi="Arial"/>
+          <w:sz w:val="19"/>
+          <w:szCs w:val="19"/>
+        </w:rPr>
+        <w:t xml:space="preserve"> =T.TEST gives p = 0.0312 (df = 8, |t| = 2.609, two-tailed critical value 2.306).</w:t>
+      </w:r>
     </w:p>
     <w:p>
       <w:pPr>
@@ -6119,7 +5892,7 @@
           <w:sz w:val="19"/>
           <w:szCs w:val="19"/>
         </w:rPr>
-        <w:t xml:space="preserve">Reading LINEST Row 1 in the order of the X columns</w:t>
+        <w:t xml:space="preserve">Reading the LINEST table backwards</w:t>
       </w:r>
       <w:r>
         <w:rPr>
@@ -6127,7 +5900,25 @@
           <w:sz w:val="19"/>
           <w:szCs w:val="19"/>
         </w:rPr>
-        <w:t xml:space="preserve"> (Q12). It is reversed, so the first number is the last X column. Give no mark for part (a) if the order is not reversed, but apply follow-through to (b).</w:t>
+        <w:t xml:space="preserve"> (2a): Col A is the </w:t>
+      </w:r>
+      <w:r>
+        <w:rPr>
+          <w:rFonts w:ascii="Arial" w:cs="Arial" w:eastAsia="Arial" w:hAnsi="Arial"/>
+          <w:b/>
+          <w:bCs/>
+          <w:sz w:val="19"/>
+          <w:szCs w:val="19"/>
+        </w:rPr>
+        <w:t xml:space="preserve">last</w:t>
+      </w:r>
+      <w:r>
+        <w:rPr>
+          <w:rFonts w:ascii="Arial" w:cs="Arial" w:eastAsia="Arial" w:hAnsi="Arial"/>
+          <w:sz w:val="19"/>
+          <w:szCs w:val="19"/>
+        </w:rPr>
+        <w:t xml:space="preserve"> X column and Col D the intercept. The layout table is printed on the paper, so give no credit for guessing the order; apply follow-through if the order is wrong but the method is right.</w:t>
       </w:r>
     </w:p>
     <w:p>
@@ -6148,7 +5939,7 @@
           <w:sz w:val="19"/>
           <w:szCs w:val="19"/>
         </w:rPr>
-        <w:t xml:space="preserve">Treating |r| &lt; 0.7 as “no overlap” and ignoring negative correlations</w:t>
+        <w:t xml:space="preserve">“Per customer” and “causes”</w:t>
       </w:r>
       <w:r>
         <w:rPr>
@@ -6156,7 +5947,43 @@
           <w:sz w:val="19"/>
           <w:szCs w:val="19"/>
         </w:rPr>
-        <w:t xml:space="preserve"> (Q8). A pair at −0.75 counts.</w:t>
+        <w:t xml:space="preserve"> (2b): the coefficients describe the </w:t>
+      </w:r>
+      <w:r>
+        <w:rPr>
+          <w:rFonts w:ascii="Arial" w:cs="Arial" w:eastAsia="Arial" w:hAnsi="Arial"/>
+          <w:b/>
+          <w:bCs/>
+          <w:sz w:val="19"/>
+          <w:szCs w:val="19"/>
+        </w:rPr>
+        <w:t xml:space="preserve">daily total</w:t>
+      </w:r>
+      <w:r>
+        <w:rPr>
+          <w:rFonts w:ascii="Arial" w:cs="Arial" w:eastAsia="Arial" w:hAnsi="Arial"/>
+          <w:sz w:val="19"/>
+          <w:szCs w:val="19"/>
+        </w:rPr>
+        <w:t xml:space="preserve"> and an </w:t>
+      </w:r>
+      <w:r>
+        <w:rPr>
+          <w:rFonts w:ascii="Arial" w:cs="Arial" w:eastAsia="Arial" w:hAnsi="Arial"/>
+          <w:b/>
+          <w:bCs/>
+          <w:sz w:val="19"/>
+          <w:szCs w:val="19"/>
+        </w:rPr>
+        <w:t xml:space="preserve">association</w:t>
+      </w:r>
+      <w:r>
+        <w:rPr>
+          <w:rFonts w:ascii="Arial" w:cs="Arial" w:eastAsia="Arial" w:hAnsi="Arial"/>
+          <w:sz w:val="19"/>
+          <w:szCs w:val="19"/>
+        </w:rPr>
+        <w:t xml:space="preserve">.</w:t>
       </w:r>
     </w:p>
     <w:p>
@@ -6177,7 +6004,7 @@
           <w:sz w:val="19"/>
           <w:szCs w:val="19"/>
         </w:rPr>
-        <w:t xml:space="preserve">“Delete the outlier”</w:t>
+        <w:t xml:space="preserve">Reading R² as “percent correct”</w:t>
       </w:r>
       <w:r>
         <w:rPr>
@@ -6185,7 +6012,7 @@
           <w:sz w:val="19"/>
           <w:szCs w:val="19"/>
         </w:rPr>
-        <w:t xml:space="preserve"> (Q7). A raw extreme is not an error: ask whether the model explains it. Mark the reasoning, not the decision.</w:t>
+        <w:t xml:space="preserve"> (2b): R² is the share of variation explained.</w:t>
       </w:r>
     </w:p>
     <w:p>
@@ -6206,7 +6033,7 @@
           <w:sz w:val="19"/>
           <w:szCs w:val="19"/>
         </w:rPr>
-        <w:t xml:space="preserve">Dropping price because r ≈ 0</w:t>
+        <w:t xml:space="preserve">Using absolute values</w:t>
       </w:r>
       <w:r>
         <w:rPr>
@@ -6214,25 +6041,7 @@
           <w:sz w:val="19"/>
           <w:szCs w:val="19"/>
         </w:rPr>
-        <w:t xml:space="preserve"> (Q13c, Q1) or </w:t>
-      </w:r>
-      <w:r>
-        <w:rPr>
-          <w:rFonts w:ascii="Arial" w:cs="Arial" w:eastAsia="Arial" w:hAnsi="Arial"/>
-          <w:b/>
-          <w:bCs/>
-          <w:sz w:val="19"/>
-          <w:szCs w:val="19"/>
-        </w:rPr>
-        <w:t xml:space="preserve">trusting the simple price slope</w:t>
-      </w:r>
-      <w:r>
-        <w:rPr>
-          <w:rFonts w:ascii="Arial" w:cs="Arial" w:eastAsia="Arial" w:hAnsi="Arial"/>
-          <w:sz w:val="19"/>
-          <w:szCs w:val="19"/>
-        </w:rPr>
-        <w:t xml:space="preserve"> (Q13b): both ignore confounding.</w:t>
+        <w:t xml:space="preserve"> (3a-ii): MAE averages the sizes of the errors, so signs must not cancel.</w:t>
       </w:r>
     </w:p>
     <w:p>
@@ -6253,7 +6062,7 @@
           <w:sz w:val="19"/>
           <w:szCs w:val="19"/>
         </w:rPr>
-        <w:t xml:space="preserve">“M5 is best because its R² is higher”</w:t>
+        <w:t xml:space="preserve">Reading p as the probability that H₀ is true</w:t>
       </w:r>
       <w:r>
         <w:rPr>
@@ -6261,36 +6070,7 @@
           <w:sz w:val="19"/>
           <w:szCs w:val="19"/>
         </w:rPr>
-        <w:t xml:space="preserve"> (Q17). Look for the argument that R² only rises with more variables and that what matters is unseen days.</w:t>
-      </w:r>
-    </w:p>
-    <w:p>
-      <w:pPr>
-        <w:pStyle w:val="ListParagraph"/>
-        <w:keepLines/>
-        <w:numPr>
-          <w:ilvl w:val="0"/>
-          <w:numId w:val="1"/>
-        </w:numPr>
-        <w:spacing w:after="40" w:before="20"/>
-      </w:pPr>
-      <w:r>
-        <w:rPr>
-          <w:rFonts w:ascii="Arial" w:cs="Arial" w:eastAsia="Arial" w:hAnsi="Arial"/>
-          <w:b/>
-          <w:bCs/>
-          <w:sz w:val="19"/>
-          <w:szCs w:val="19"/>
-        </w:rPr>
-        <w:t xml:space="preserve">Hypothesis marks:</w:t>
-      </w:r>
-      <w:r>
-        <w:rPr>
-          <w:rFonts w:ascii="Arial" w:cs="Arial" w:eastAsia="Arial" w:hAnsi="Arial"/>
-          <w:sz w:val="19"/>
-          <w:szCs w:val="19"/>
-        </w:rPr>
-        <w:t xml:space="preserve"> never penalise a hypothesis because the data disagree; penalise a hypothesis that no data could disagree with.</w:t>
+        <w:t xml:space="preserve"> (4c). Credit “if there were no real effect, a result this extreme would be rare”.</w:t>
       </w:r>
     </w:p>
     <w:sectPr>
@@ -6440,7 +6220,7 @@
         <w:sz w:val="16"/>
         <w:szCs w:val="16"/>
       </w:rPr>
-      <w:t xml:space="preserve">MAT282 · Midterm Version A · ANSWER KEY</w:t>
+      <w:t xml:space="preserve">MAT282 · Midterm Exam · Version A · ANSWER KEY</w:t>
     </w:r>
     <w:r>
       <w:rPr>

--- a/mat282_midterm/MAT282_Midterm_Version_A_KEY.docx
+++ b/mat282_midterm/MAT282_Midterm_Version_A_KEY.docx
@@ -159,7 +159,7 @@
                 <w:sz w:val="18"/>
                 <w:szCs w:val="18"/>
               </w:rPr>
-              <w:t xml:space="preserve"> from earlier answers. Accept rounding differences of ±0.02 in s and t and ±0.5 in forecasts. Rules used in this paper: a coefficient is </w:t>
+              <w:t xml:space="preserve"> from earlier answers. Accept rounding differences of ±0.02 in s and t and ±0.5 in forecasts. Students interpret coefficients but are </w:t>
             </w:r>
             <w:r>
               <w:rPr>
@@ -169,15 +169,15 @@
                 <w:sz w:val="18"/>
                 <w:szCs w:val="18"/>
               </w:rPr>
-              <w:t xml:space="preserve">clearly different from zero if it is more than 2 standard errors from zero</w:t>
-            </w:r>
-            <w:r>
-              <w:rPr>
-                <w:rFonts w:ascii="Arial" w:cs="Arial" w:eastAsia="Arial" w:hAnsi="Arial"/>
-                <w:sz w:val="18"/>
-                <w:szCs w:val="18"/>
-              </w:rPr>
-              <w:t xml:space="preserve">; a t-test is </w:t>
+              <w:t xml:space="preserve">not yet</w:t>
+            </w:r>
+            <w:r>
+              <w:rPr>
+                <w:rFonts w:ascii="Arial" w:cs="Arial" w:eastAsia="Arial" w:hAnsi="Arial"/>
+                <w:sz w:val="18"/>
+                <w:szCs w:val="18"/>
+              </w:rPr>
+              <w:t xml:space="preserve"> asked whether coefficients are significant. In Section 4 a t-test is </w:t>
             </w:r>
             <w:r>
               <w:rPr>
@@ -195,7 +195,7 @@
                 <w:sz w:val="18"/>
                 <w:szCs w:val="18"/>
               </w:rPr>
-              <w:t xml:space="preserve"> (two-tailed, T.TEST type 2); critical t for df = 8 is 2.31. Objective column: syllabus learning outcome (LO) and your category, </w:t>
+              <w:t xml:space="preserve"> (two-tailed, T.TEST type 2). Objective column: syllabus learning outcome (LO) and your category, </w:t>
             </w:r>
             <w:r>
               <w:rPr>
@@ -949,7 +949,7 @@
                 <w:sz w:val="18"/>
                 <w:szCs w:val="18"/>
               </w:rPr>
-              <w:t xml:space="preserve"> With r = 0.78 they carry mostly the same information, so LINEST cannot separate their effects: coefficients become unstable and their standard errors large (the model assumes inputs that are not duplicates of each other). Keep </w:t>
+              <w:t xml:space="preserve"> With r = 0.78 they carry mostly the same information, so the model cannot tell their effects apart, and “holding sunshine constant while temperature changes” is unrealistic because they rise and fall together: the coefficients become unreliable (the model assumes inputs that are not duplicates of each other). Keep </w:t>
             </w:r>
             <w:r>
               <w:rPr>
@@ -1319,7 +1319,7 @@
                 <w:sz w:val="18"/>
                 <w:szCs w:val="18"/>
               </w:rPr>
-              <w:t xml:space="preserve">Sales = 72.87 + 4.31 × temperature + 1.99 × sunshine + 27.09 × event  (ŷ = b + m₁x₁ + m₂x₂ + m₃x₃; the table shows Col A = m₃, Col B = m₂, Col C = m₁, Col D = b).</w:t>
+              <w:t xml:space="preserve">Sales = 48.97 + 5.57 × temperature + 34.16 × weekend + 25.74 × event  (ŷ = b + m₁x₁ + m₂x₂ + m₃x₃; the table shows Col A = m₃, Col B = m₂, Col C = m₁, Col D = b).</w:t>
             </w:r>
           </w:p>
         </w:tc>
@@ -1494,7 +1494,7 @@
                 <w:sz w:val="18"/>
                 <w:szCs w:val="18"/>
               </w:rPr>
-              <w:t xml:space="preserve">(i) 72.87 is the predicted sales when temperature = 0 °C, sunshine = 0 h and no event; it is not the sales on an average day (and 0 °C is outside the data). (ii) On event days the model predicts about 27 more cups than on days without an event, holding temperature and sunshine fixed; an association, not proof that events cause the sales. (iii) About 43% of the day-to-day variation in sales is explained; a typical forecast misses by about 27 cups (SE − Y).</w:t>
+              <w:t xml:space="preserve">(i) 48.97 is the predicted sales when temperature = 0 °C, it is a weekday and there is no event; it is not the sales on an average day (and 0 °C is outside the data). (ii) On event days the model predicts about 26 more cups than on days without an event, holding temperature and weekend fixed; an association, not proof that events cause the sales. (iii) About 61% of the day-to-day variation in sales is explained by the model; a typical forecast misses by about 23 cups (SE − Y).</w:t>
             </w:r>
           </w:p>
         </w:tc>
@@ -1635,7 +1635,7 @@
                 <w:sz w:val="18"/>
                 <w:szCs w:val="18"/>
               </w:rPr>
-              <w:t xml:space="preserve">LO6 · Cal + Con</w:t>
+              <w:t xml:space="preserve">LO3, LO6 · Cal + Con</w:t>
             </w:r>
           </w:p>
         </w:tc>
@@ -1669,7 +1669,7 @@
                 <w:sz w:val="18"/>
                 <w:szCs w:val="18"/>
               </w:rPr>
-              <w:t xml:space="preserve">(a) </w:t>
+              <w:t xml:space="preserve">(a) 5 × 5.57 = 27.85, about </w:t>
             </w:r>
             <w:r>
               <w:rPr>
@@ -1679,17 +1679,17 @@
                 <w:sz w:val="18"/>
                 <w:szCs w:val="18"/>
               </w:rPr>
-              <w:t xml:space="preserve">Sunshine</w:t>
-            </w:r>
-            <w:r>
-              <w:rPr>
-                <w:rFonts w:ascii="Arial" w:cs="Arial" w:eastAsia="Arial" w:hAnsi="Arial"/>
-                <w:b w:val="false"/>
-                <w:bCs w:val="false"/>
-                <w:sz w:val="18"/>
-                <w:szCs w:val="18"/>
-              </w:rPr>
-              <w:t xml:space="preserve">: |1.99| is less than 2 × 1.37 = 2.74, so it is not clearly different from zero; temperature (4.31 vs 2 × 1.01 = 2.02) and event (27.09 vs 10.36) are. (b) Sunshine overlaps with temperature (r = 0.78): once temperature is in the model it adds almost nothing new. (c) Drop sunshine and refit with temperature and event.</w:t>
+              <w:t xml:space="preserve">+28 cups</w:t>
+            </w:r>
+            <w:r>
+              <w:rPr>
+                <w:rFonts w:ascii="Arial" w:cs="Arial" w:eastAsia="Arial" w:hAnsi="Arial"/>
+                <w:b w:val="false"/>
+                <w:bCs w:val="false"/>
+                <w:sz w:val="18"/>
+                <w:szCs w:val="18"/>
+              </w:rPr>
+              <w:t xml:space="preserve">. (b) The 5 °C rise (+27.9) changes predicted sales slightly more than a beach event (+25.7). (c) The coefficients have different units (per °C and per event day): multiply each by the actual change in its variable before comparing.</w:t>
             </w:r>
           </w:p>
         </w:tc>
@@ -1757,7 +1757,7 @@
                 <w:sz w:val="18"/>
                 <w:szCs w:val="18"/>
               </w:rPr>
-              <w:t xml:space="preserve">1 correct predictor with the comparison + 1 overlap reason + 1 sensible action.</w:t>
+              <w:t xml:space="preserve">1 + 1 + 1.</w:t>
             </w:r>
           </w:p>
         </w:tc>
@@ -1864,7 +1864,7 @@
                 <w:sz w:val="18"/>
                 <w:szCs w:val="18"/>
               </w:rPr>
-              <w:t xml:space="preserve">(a) ŷ = 72.87 + 4.31(26) + 1.99(8) + 27.09(1) = </w:t>
+              <w:t xml:space="preserve">(a) ŷ = 48.97 + 5.57(26) + 34.16(1) + 25.74(1) = </w:t>
             </w:r>
             <w:r>
               <w:rPr>
@@ -1874,17 +1874,17 @@
                 <w:sz w:val="18"/>
                 <w:szCs w:val="18"/>
               </w:rPr>
-              <w:t xml:space="preserve">227.9</w:t>
-            </w:r>
-            <w:r>
-              <w:rPr>
-                <w:rFonts w:ascii="Arial" w:cs="Arial" w:eastAsia="Arial" w:hAnsi="Arial"/>
-                <w:b w:val="false"/>
-                <w:bCs w:val="false"/>
-                <w:sz w:val="18"/>
-                <w:szCs w:val="18"/>
-              </w:rPr>
-              <w:t xml:space="preserve"> cups. (b) 2 × 27.22 = 54.44, so about </w:t>
+              <w:t xml:space="preserve">253.7</w:t>
+            </w:r>
+            <w:r>
+              <w:rPr>
+                <w:rFonts w:ascii="Arial" w:cs="Arial" w:eastAsia="Arial" w:hAnsi="Arial"/>
+                <w:b w:val="false"/>
+                <w:bCs w:val="false"/>
+                <w:sz w:val="18"/>
+                <w:szCs w:val="18"/>
+              </w:rPr>
+              <w:t xml:space="preserve"> cups. (b) Residual = 215 − 253.7 = </w:t>
             </w:r>
             <w:r>
               <w:rPr>
@@ -1894,17 +1894,17 @@
                 <w:sz w:val="18"/>
                 <w:szCs w:val="18"/>
               </w:rPr>
-              <w:t xml:space="preserve">174 to 282</w:t>
-            </w:r>
-            <w:r>
-              <w:rPr>
-                <w:rFonts w:ascii="Arial" w:cs="Arial" w:eastAsia="Arial" w:hAnsi="Arial"/>
-                <w:b w:val="false"/>
-                <w:bCs w:val="false"/>
-                <w:sz w:val="18"/>
-                <w:szCs w:val="18"/>
-              </w:rPr>
-              <w:t xml:space="preserve"> cups. (c) 150 is outside the range, so it is surprising: more than 2 SE − Y from the prediction (a storm, a closure, a stock-out or a special event?); investigate.</w:t>
+              <w:t xml:space="preserve">−38.7</w:t>
+            </w:r>
+            <w:r>
+              <w:rPr>
+                <w:rFonts w:ascii="Arial" w:cs="Arial" w:eastAsia="Arial" w:hAnsi="Arial"/>
+                <w:b w:val="false"/>
+                <w:bCs w:val="false"/>
+                <w:sz w:val="18"/>
+                <w:szCs w:val="18"/>
+              </w:rPr>
+              <w:t xml:space="preserve">. (c) |residual| = 38.7 is larger than SE − Y = 22.52: a bigger miss than typical (about 1.7 × SE − Y): the café sold less than the model predicted; look for a reason (weather on the day, a closure, a stock-out).</w:t>
             </w:r>
           </w:p>
         </w:tc>
@@ -1972,7 +1972,7 @@
                 <w:sz w:val="18"/>
                 <w:szCs w:val="18"/>
               </w:rPr>
-              <w:t xml:space="preserve">2 prediction (1 substitution, 1 value) + 1 range + 1 judgement with a reason.</w:t>
+              <w:t xml:space="preserve">2 prediction (1 substitution, 1 value) + 1 residual (actual − predicted) + 1 comparison with SE − Y.</w:t>
             </w:r>
           </w:p>
         </w:tc>
@@ -3229,7 +3229,7 @@
                 <w:sz w:val="18"/>
                 <w:szCs w:val="18"/>
               </w:rPr>
-              <w:t xml:space="preserve"> (the same decision as |t| = 2.61 &gt; 2.31): reject H₀. (iii) If the price had no effect, a difference this large or larger would turn up in only about 3% of samples like these. It is not the probability that H₀ is true and it does not give the size of the effect.</w:t>
+              <w:t xml:space="preserve">: reject H₀. (iii) If the price had no effect, a difference this large or larger would turn up in only about 3% of samples like these. It is not the probability that H₀ is true and it does not give the size of the effect.</w:t>
             </w:r>
           </w:p>
         </w:tc>
@@ -3297,7 +3297,7 @@
                 <w:sz w:val="18"/>
                 <w:szCs w:val="18"/>
               </w:rPr>
-              <w:t xml:space="preserve">1 null hypothesis + 1 decision with p (and t vs critical value) + 1 correct plain-words meaning.</w:t>
+              <w:t xml:space="preserve">1 null hypothesis + 1 decision using p + 1 correct plain-words meaning.</w:t>
             </w:r>
           </w:p>
         </w:tc>
@@ -3579,7 +3579,7 @@
                 <w:sz w:val="18"/>
                 <w:szCs w:val="18"/>
               </w:rPr>
-              <w:t xml:space="preserve">(i) The inputs recommended (e.g. temperature and beach events; sunshine adds nothing once temperature is in the model) with the typical forecast error (about 27 cups). (ii) The price test: gelato sales were lower after the price rise (about 14 cups, p = 0.031). (iii) A caution (small samples, other changes, association not proof, forecasts can still miss by the typical error).</w:t>
+              <w:t xml:space="preserve">(i) The inputs recommended (e.g. temperature, weekend and beach events all push sales up (not sunshine, which overlaps with temperature)) with the typical forecast error (about 23 cups). (ii) The price test: gelato sales were lower after the price rise (about 14 cups, p = 0.031). (iii) A caution (small samples, other changes, association not proof, forecasts can still miss by the typical error).</w:t>
             </w:r>
           </w:p>
         </w:tc>
@@ -5854,7 +5854,7 @@
           <w:sz w:val="19"/>
           <w:szCs w:val="19"/>
         </w:rPr>
-        <w:t xml:space="preserve"> =T.TEST gives p = 0.0312 (df = 8, |t| = 2.609, two-tailed critical value 2.306).</w:t>
+        <w:t xml:space="preserve"> =T.TEST gives p = 0.0312 (df = 8, |t| = 2.609, two-tailed).</w:t>
       </w:r>
     </w:p>
     <w:p>

--- a/mat282_midterm/MAT282_Midterm_Version_A_KEY.docx
+++ b/mat282_midterm/MAT282_Midterm_Version_A_KEY.docx
@@ -123,7 +123,7 @@
                 <w:sz w:val="18"/>
                 <w:szCs w:val="18"/>
               </w:rPr>
-              <w:t xml:space="preserve"> Sections 1 and 5 and the explanation parts of the others reward </w:t>
+              <w:t xml:space="preserve"> Part 1 and the Summary reward </w:t>
             </w:r>
             <w:r>
               <w:rPr>
@@ -133,15 +133,15 @@
                 <w:sz w:val="18"/>
                 <w:szCs w:val="18"/>
               </w:rPr>
-              <w:t xml:space="preserve">sensible reasoning that is defended with a reason or a number</w:t>
-            </w:r>
-            <w:r>
-              <w:rPr>
-                <w:rFonts w:ascii="Arial" w:cs="Arial" w:eastAsia="Arial" w:hAnsi="Arial"/>
-                <w:sz w:val="18"/>
-                <w:szCs w:val="18"/>
-              </w:rPr>
-              <w:t xml:space="preserve">; there is no single right model. Apply </w:t>
+              <w:t xml:space="preserve">interpretation that is correct, specific and clearly explained in the student’s own words</w:t>
+            </w:r>
+            <w:r>
+              <w:rPr>
+                <w:rFonts w:ascii="Arial" w:cs="Arial" w:eastAsia="Arial" w:hAnsi="Arial"/>
+                <w:sz w:val="18"/>
+                <w:szCs w:val="18"/>
+              </w:rPr>
+              <w:t xml:space="preserve">; there is no single right model. A full coefficient interpretation has: the change in X </w:t>
             </w:r>
             <w:r>
               <w:rPr>
@@ -151,15 +151,15 @@
                 <w:sz w:val="18"/>
                 <w:szCs w:val="18"/>
               </w:rPr>
-              <w:t xml:space="preserve">follow-through</w:t>
-            </w:r>
-            <w:r>
-              <w:rPr>
-                <w:rFonts w:ascii="Arial" w:cs="Arial" w:eastAsia="Arial" w:hAnsi="Arial"/>
-                <w:sz w:val="18"/>
-                <w:szCs w:val="18"/>
-              </w:rPr>
-              <w:t xml:space="preserve"> from earlier answers. Accept rounding differences of ±0.02 in s and t and ±0.5 in forecasts. Students interpret coefficients but are </w:t>
+              <w:t xml:space="preserve">with its unit</w:t>
+            </w:r>
+            <w:r>
+              <w:rPr>
+                <w:rFonts w:ascii="Arial" w:cs="Arial" w:eastAsia="Arial" w:hAnsi="Arial"/>
+                <w:sz w:val="18"/>
+                <w:szCs w:val="18"/>
+              </w:rPr>
+              <w:t xml:space="preserve"> (1 °C, €0.10, 10 km/h); the change in predicted Y </w:t>
             </w:r>
             <w:r>
               <w:rPr>
@@ -169,15 +169,15 @@
                 <w:sz w:val="18"/>
                 <w:szCs w:val="18"/>
               </w:rPr>
-              <w:t xml:space="preserve">not yet</w:t>
-            </w:r>
-            <w:r>
-              <w:rPr>
-                <w:rFonts w:ascii="Arial" w:cs="Arial" w:eastAsia="Arial" w:hAnsi="Arial"/>
-                <w:sz w:val="18"/>
-                <w:szCs w:val="18"/>
-              </w:rPr>
-              <w:t xml:space="preserve"> asked whether coefficients are significant. In Section 4 a t-test is </w:t>
+              <w:t xml:space="preserve">with direction and unit</w:t>
+            </w:r>
+            <w:r>
+              <w:rPr>
+                <w:rFonts w:ascii="Arial" w:cs="Arial" w:eastAsia="Arial" w:hAnsi="Arial"/>
+                <w:sz w:val="18"/>
+                <w:szCs w:val="18"/>
+              </w:rPr>
+              <w:t xml:space="preserve"> (more or fewer cups); </w:t>
             </w:r>
             <w:r>
               <w:rPr>
@@ -187,15 +187,51 @@
                 <w:sz w:val="18"/>
                 <w:szCs w:val="18"/>
               </w:rPr>
-              <w:t xml:space="preserve">significant if p &lt; 0.05</w:t>
-            </w:r>
-            <w:r>
-              <w:rPr>
-                <w:rFonts w:ascii="Arial" w:cs="Arial" w:eastAsia="Arial" w:hAnsi="Arial"/>
-                <w:sz w:val="18"/>
-                <w:szCs w:val="18"/>
-              </w:rPr>
-              <w:t xml:space="preserve"> (two-tailed, T.TEST type 2). Objective column: syllabus learning outcome (LO) and your category, </w:t>
+              <w:t xml:space="preserve">“holding the other variables constant”</w:t>
+            </w:r>
+            <w:r>
+              <w:rPr>
+                <w:rFonts w:ascii="Arial" w:cs="Arial" w:eastAsia="Arial" w:hAnsi="Arial"/>
+                <w:sz w:val="18"/>
+                <w:szCs w:val="18"/>
+              </w:rPr>
+              <w:t xml:space="preserve"> (naming them); and association language (“is associated with”, “the model predicts”), not “causes”. For 0/1 variables the comparison group must be clear (event vs no event). Apply </w:t>
+            </w:r>
+            <w:r>
+              <w:rPr>
+                <w:rFonts w:ascii="Arial" w:cs="Arial" w:eastAsia="Arial" w:hAnsi="Arial"/>
+                <w:b/>
+                <w:bCs/>
+                <w:sz w:val="18"/>
+                <w:szCs w:val="18"/>
+              </w:rPr>
+              <w:t xml:space="preserve">follow-through</w:t>
+            </w:r>
+            <w:r>
+              <w:rPr>
+                <w:rFonts w:ascii="Arial" w:cs="Arial" w:eastAsia="Arial" w:hAnsi="Arial"/>
+                <w:sz w:val="18"/>
+                <w:szCs w:val="18"/>
+              </w:rPr>
+              <w:t xml:space="preserve"> from earlier answers; accept rounding differences of ±0.02 in s and t and ±0.5 in forecasts. Students interpret coefficients but are </w:t>
+            </w:r>
+            <w:r>
+              <w:rPr>
+                <w:rFonts w:ascii="Arial" w:cs="Arial" w:eastAsia="Arial" w:hAnsi="Arial"/>
+                <w:b/>
+                <w:bCs/>
+                <w:sz w:val="18"/>
+                <w:szCs w:val="18"/>
+              </w:rPr>
+              <w:t xml:space="preserve">not yet</w:t>
+            </w:r>
+            <w:r>
+              <w:rPr>
+                <w:rFonts w:ascii="Arial" w:cs="Arial" w:eastAsia="Arial" w:hAnsi="Arial"/>
+                <w:sz w:val="18"/>
+                <w:szCs w:val="18"/>
+              </w:rPr>
+              <w:t xml:space="preserve"> asked whether coefficients are significant. In Part 3 a t-test is significant if p &lt; 0.05 (two-tailed, T.TEST type 2). Objective column: syllabus learning outcome (LO) and your category, </w:t>
             </w:r>
             <w:r>
               <w:rPr>
@@ -647,7 +683,7 @@
                 <w:sz w:val="18"/>
                 <w:szCs w:val="18"/>
               </w:rPr>
-              <w:t xml:space="preserve">1 per input: direction and a coherent reason. A “wrong” direction with a good reason scores; a direction with no reason does not.</w:t>
+              <w:t xml:space="preserve">1 per input: direction and a coherent reason.</w:t>
             </w:r>
           </w:p>
         </w:tc>
@@ -764,7 +800,7 @@
                 <w:sz w:val="18"/>
                 <w:szCs w:val="18"/>
               </w:rPr>
-              <w:t xml:space="preserve">, iced coffee sales counted at closing time: it is not known before opening (only after the day) and it is driven by the same weather and day type, so it cannot be used to forecast.</w:t>
+              <w:t xml:space="preserve">, iced coffee sales counted at closing time: it is not known before opening and it is driven by the same weather and day type, so it cannot be used to forecast.</w:t>
             </w:r>
           </w:p>
         </w:tc>
@@ -832,7 +868,7 @@
                 <w:sz w:val="18"/>
                 <w:szCs w:val="18"/>
               </w:rPr>
-              <w:t xml:space="preserve">1 identifies item 6 + 1 the problem (not known in advance).</w:t>
+              <w:t xml:space="preserve">1 item 6 + 1 the problem (not known in advance).</w:t>
             </w:r>
           </w:p>
         </w:tc>
@@ -949,7 +985,7 @@
                 <w:sz w:val="18"/>
                 <w:szCs w:val="18"/>
               </w:rPr>
-              <w:t xml:space="preserve"> With r = 0.78 they carry mostly the same information, so the model cannot tell their effects apart, and “holding sunshine constant while temperature changes” is unrealistic because they rise and fall together: the coefficients become unreliable (the model assumes inputs that are not duplicates of each other). Keep </w:t>
+              <w:t xml:space="preserve"> With r = 0.78 they carry mostly the same information, so the model cannot tell their effects apart, and “holding sunshine constant while temperature changes” is unrealistic because they rise and fall together: the coefficients become unreliable. Keep </w:t>
             </w:r>
             <w:r>
               <w:rPr>
@@ -1076,7 +1112,7 @@
                 <w:sz w:val="18"/>
                 <w:szCs w:val="18"/>
               </w:rPr>
-              <w:t xml:space="preserve">1d</w:t>
+              <w:t xml:space="preserve">2a</w:t>
             </w:r>
           </w:p>
         </w:tc>
@@ -1110,7 +1146,7 @@
                 <w:sz w:val="18"/>
                 <w:szCs w:val="18"/>
               </w:rPr>
-              <w:t xml:space="preserve">LO6 · Con</w:t>
+              <w:t xml:space="preserve">LO5, LO6 · Com</w:t>
             </w:r>
           </w:p>
         </w:tc>
@@ -1144,7 +1180,7 @@
                 <w:sz w:val="18"/>
                 <w:szCs w:val="18"/>
               </w:rPr>
-              <w:t xml:space="preserve">Hold back some days, fit the model on the rest, predict the held-back days, then calculate their residuals and MAE.</w:t>
+              <w:t xml:space="preserve">Sales = 167.59 + 7.06 × temperature + 30.65 × event − 33.73 × price  (ŷ = b + m₁x₁ + m₂x₂ + m₃x₃; Table 2: Col A = m₃, Col B = m₂, Col C = m₁, Col D = b).</w:t>
             </w:r>
           </w:p>
         </w:tc>
@@ -1178,7 +1214,7 @@
                 <w:sz w:val="18"/>
                 <w:szCs w:val="18"/>
               </w:rPr>
-              <w:t xml:space="preserve">1</w:t>
+              <w:t xml:space="preserve">2</w:t>
             </w:r>
           </w:p>
         </w:tc>
@@ -1212,7 +1248,7 @@
                 <w:sz w:val="18"/>
                 <w:szCs w:val="18"/>
               </w:rPr>
-              <w:t xml:space="preserve">1: a hold-out check with residuals/MAE (names the idea of unseen days).</w:t>
+              <w:t xml:space="preserve">1 numbers matched to the right variables + 1 equation form with variable names.</w:t>
             </w:r>
           </w:p>
         </w:tc>
@@ -1251,7 +1287,7 @@
                 <w:sz w:val="18"/>
                 <w:szCs w:val="18"/>
               </w:rPr>
-              <w:t xml:space="preserve">2a</w:t>
+              <w:t xml:space="preserve">2b</w:t>
             </w:r>
           </w:p>
         </w:tc>
@@ -1285,7 +1321,7 @@
                 <w:sz w:val="18"/>
                 <w:szCs w:val="18"/>
               </w:rPr>
-              <w:t xml:space="preserve">LO5, LO6 · Com</w:t>
+              <w:t xml:space="preserve">LO6, LO7 · Con</w:t>
             </w:r>
           </w:p>
         </w:tc>
@@ -1319,7 +1355,27 @@
                 <w:sz w:val="18"/>
                 <w:szCs w:val="18"/>
               </w:rPr>
-              <w:t xml:space="preserve">Sales = 48.97 + 5.57 × temperature + 34.16 × weekend + 25.74 × event  (ŷ = b + m₁x₁ + m₂x₂ + m₃x₃; the table shows Col A = m₃, Col B = m₂, Col C = m₁, Col D = b).</w:t>
+              <w:t xml:space="preserve">(i) </w:t>
+            </w:r>
+            <w:r>
+              <w:rPr>
+                <w:rFonts w:ascii="Arial" w:cs="Arial" w:eastAsia="Arial" w:hAnsi="Arial"/>
+                <w:b/>
+                <w:bCs/>
+                <w:sz w:val="18"/>
+                <w:szCs w:val="18"/>
+              </w:rPr>
+              <w:t xml:space="preserve">Holding beach event and price constant, a 1 °C rise in temperature is associated with about 7 more gelato cups sold per day</w:t>
+            </w:r>
+            <w:r>
+              <w:rPr>
+                <w:rFonts w:ascii="Arial" w:cs="Arial" w:eastAsia="Arial" w:hAnsi="Arial"/>
+                <w:b w:val="false"/>
+                <w:bCs w:val="false"/>
+                <w:sz w:val="18"/>
+                <w:szCs w:val="18"/>
+              </w:rPr>
+              <w:t xml:space="preserve"> (7.06). (ii) The other variables also change sales and may differ between hot and cooler days. Holding them constant isolates the effect of this variable: we compare days that are alike in the other variables and differ only in this one.</w:t>
             </w:r>
           </w:p>
         </w:tc>
@@ -1353,7 +1409,7 @@
                 <w:sz w:val="18"/>
                 <w:szCs w:val="18"/>
               </w:rPr>
-              <w:t xml:space="preserve">2</w:t>
+              <w:t xml:space="preserve">3</w:t>
             </w:r>
           </w:p>
         </w:tc>
@@ -1387,7 +1443,7 @@
                 <w:sz w:val="18"/>
                 <w:szCs w:val="18"/>
               </w:rPr>
-              <w:t xml:space="preserve">1 correct numbers matched to the right variables + 1 correct equation form.</w:t>
+              <w:t xml:space="preserve">(i) 1 size, direction and unit + 1 names the variables held constant; (ii) 1 reason.</w:t>
             </w:r>
           </w:p>
         </w:tc>
@@ -1426,7 +1482,7 @@
                 <w:sz w:val="18"/>
                 <w:szCs w:val="18"/>
               </w:rPr>
-              <w:t xml:space="preserve">2b</w:t>
+              <w:t xml:space="preserve">2c</w:t>
             </w:r>
           </w:p>
         </w:tc>
@@ -1494,7 +1550,47 @@
                 <w:sz w:val="18"/>
                 <w:szCs w:val="18"/>
               </w:rPr>
-              <w:t xml:space="preserve">(i) 48.97 is the predicted sales when temperature = 0 °C, it is a weekday and there is no event; it is not the sales on an average day (and 0 °C is outside the data). (ii) On event days the model predicts about 26 more cups than on days without an event, holding temperature and weekend fixed; an association, not proof that events cause the sales. (iii) About 61% of the day-to-day variation in sales is explained by the model; a typical forecast misses by about 23 cups (SE − Y).</w:t>
+              <w:t xml:space="preserve">(i) Negative: </w:t>
+            </w:r>
+            <w:r>
+              <w:rPr>
+                <w:rFonts w:ascii="Arial" w:cs="Arial" w:eastAsia="Arial" w:hAnsi="Arial"/>
+                <w:b/>
+                <w:bCs/>
+                <w:sz w:val="18"/>
+                <w:szCs w:val="18"/>
+              </w:rPr>
+              <w:t xml:space="preserve">higher price goes with lower sales</w:t>
+            </w:r>
+            <w:r>
+              <w:rPr>
+                <w:rFonts w:ascii="Arial" w:cs="Arial" w:eastAsia="Arial" w:hAnsi="Arial"/>
+                <w:b w:val="false"/>
+                <w:bCs w:val="false"/>
+                <w:sz w:val="18"/>
+                <w:szCs w:val="18"/>
+              </w:rPr>
+              <w:t xml:space="preserve">: each €1 increase is associated with about 34 fewer cups, holding temperature and event constant. (ii) On event days the model predicts about 31 more cups than on days without an event, at the same temperature and price. (iii) 0.10 × (−33.73) = −3.37: about </w:t>
+            </w:r>
+            <w:r>
+              <w:rPr>
+                <w:rFonts w:ascii="Arial" w:cs="Arial" w:eastAsia="Arial" w:hAnsi="Arial"/>
+                <w:b/>
+                <w:bCs/>
+                <w:sz w:val="18"/>
+                <w:szCs w:val="18"/>
+              </w:rPr>
+              <w:t xml:space="preserve">3 fewer cups per €0.10 increase</w:t>
+            </w:r>
+            <w:r>
+              <w:rPr>
+                <w:rFonts w:ascii="Arial" w:cs="Arial" w:eastAsia="Arial" w:hAnsi="Arial"/>
+                <w:b w:val="false"/>
+                <w:bCs w:val="false"/>
+                <w:sz w:val="18"/>
+                <w:szCs w:val="18"/>
+              </w:rPr>
+              <w:t xml:space="preserve">.</w:t>
             </w:r>
           </w:p>
         </w:tc>
@@ -1562,7 +1658,7 @@
                 <w:sz w:val="18"/>
                 <w:szCs w:val="18"/>
               </w:rPr>
-              <w:t xml:space="preserve">1 each: the corrected statement must keep units and “holding the others fixed”.</w:t>
+              <w:t xml:space="preserve">1 sign meaning in context + 1 0/1 variable with the comparison group + 1 rescaled coefficient.</w:t>
             </w:r>
           </w:p>
         </w:tc>
@@ -1601,7 +1697,7 @@
                 <w:sz w:val="18"/>
                 <w:szCs w:val="18"/>
               </w:rPr>
-              <w:t xml:space="preserve">2c</w:t>
+              <w:t xml:space="preserve">2d</w:t>
             </w:r>
           </w:p>
         </w:tc>
@@ -1635,7 +1731,7 @@
                 <w:sz w:val="18"/>
                 <w:szCs w:val="18"/>
               </w:rPr>
-              <w:t xml:space="preserve">LO3, LO6 · Cal + Con</w:t>
+              <w:t xml:space="preserve">LO3, LO6, LO7 · Cal + Con</w:t>
             </w:r>
           </w:p>
         </w:tc>
@@ -1669,7 +1765,7 @@
                 <w:sz w:val="18"/>
                 <w:szCs w:val="18"/>
               </w:rPr>
-              <w:t xml:space="preserve">(a) 5 × 5.57 = 27.85, about </w:t>
+              <w:t xml:space="preserve">(i) 10 × 7.06 = 70.6: about </w:t>
             </w:r>
             <w:r>
               <w:rPr>
@@ -1679,17 +1775,17 @@
                 <w:sz w:val="18"/>
                 <w:szCs w:val="18"/>
               </w:rPr>
-              <w:t xml:space="preserve">+28 cups</w:t>
-            </w:r>
-            <w:r>
-              <w:rPr>
-                <w:rFonts w:ascii="Arial" w:cs="Arial" w:eastAsia="Arial" w:hAnsi="Arial"/>
-                <w:b w:val="false"/>
-                <w:bCs w:val="false"/>
-                <w:sz w:val="18"/>
-                <w:szCs w:val="18"/>
-              </w:rPr>
-              <w:t xml:space="preserve">. (b) The 5 °C rise (+27.9) changes predicted sales slightly more than a beach event (+25.7). (c) The coefficients have different units (per °C and per event day): multiply each by the actual change in its variable before comparing.</w:t>
+              <w:t xml:space="preserve">71 more cups per 10 °C</w:t>
+            </w:r>
+            <w:r>
+              <w:rPr>
+                <w:rFonts w:ascii="Arial" w:cs="Arial" w:eastAsia="Arial" w:hAnsi="Arial"/>
+                <w:b w:val="false"/>
+                <w:bCs w:val="false"/>
+                <w:sz w:val="18"/>
+                <w:szCs w:val="18"/>
+              </w:rPr>
+              <w:t xml:space="preserve">. (ii) “Per 10 °C” is better: 1 °C is too small to picture, while hot and cool days differ by 10 °C or more; choose a change that matches realistic variation. (iii) Not fair: the coefficients are per unit of different variables (event is a 0/1 switch, temperature is per °C). A 10 °C rise (+71) is bigger than an event (+31), so temperature matters more for realistic changes.</w:t>
             </w:r>
           </w:p>
         </w:tc>
@@ -1757,7 +1853,7 @@
                 <w:sz w:val="18"/>
                 <w:szCs w:val="18"/>
               </w:rPr>
-              <w:t xml:space="preserve">1 + 1 + 1.</w:t>
+              <w:t xml:space="preserve">1 rescaled + 1 why a sensible unit + 1 unfair comparison explained with (i).</w:t>
             </w:r>
           </w:p>
         </w:tc>
@@ -1796,7 +1892,7 @@
                 <w:sz w:val="18"/>
                 <w:szCs w:val="18"/>
               </w:rPr>
-              <w:t xml:space="preserve">2d</w:t>
+              <w:t xml:space="preserve">2e</w:t>
             </w:r>
           </w:p>
         </w:tc>
@@ -1830,7 +1926,7 @@
                 <w:sz w:val="18"/>
                 <w:szCs w:val="18"/>
               </w:rPr>
-              <w:t xml:space="preserve">LO5, LO6 · Cal</w:t>
+              <w:t xml:space="preserve">LO5, LO6, LO7 · Cal + Con</w:t>
             </w:r>
           </w:p>
         </w:tc>
@@ -1864,7 +1960,7 @@
                 <w:sz w:val="18"/>
                 <w:szCs w:val="18"/>
               </w:rPr>
-              <w:t xml:space="preserve">(a) ŷ = 48.97 + 5.57(26) + 34.16(1) + 25.74(1) = </w:t>
+              <w:t xml:space="preserve">(i) ŷ = 167.59 + 7.06(26) + 30.65(1) − 33.73(4.30) = </w:t>
             </w:r>
             <w:r>
               <w:rPr>
@@ -1874,17 +1970,17 @@
                 <w:sz w:val="18"/>
                 <w:szCs w:val="18"/>
               </w:rPr>
-              <w:t xml:space="preserve">253.7</w:t>
-            </w:r>
-            <w:r>
-              <w:rPr>
-                <w:rFonts w:ascii="Arial" w:cs="Arial" w:eastAsia="Arial" w:hAnsi="Arial"/>
-                <w:b w:val="false"/>
-                <w:bCs w:val="false"/>
-                <w:sz w:val="18"/>
-                <w:szCs w:val="18"/>
-              </w:rPr>
-              <w:t xml:space="preserve"> cups. (b) Residual = 215 − 253.7 = </w:t>
+              <w:t xml:space="preserve">236.8 cups</w:t>
+            </w:r>
+            <w:r>
+              <w:rPr>
+                <w:rFonts w:ascii="Arial" w:cs="Arial" w:eastAsia="Arial" w:hAnsi="Arial"/>
+                <w:b w:val="false"/>
+                <w:bCs w:val="false"/>
+                <w:sz w:val="18"/>
+                <w:szCs w:val="18"/>
+              </w:rPr>
+              <w:t xml:space="preserve">. (ii) 0.20 × (−33.73) = −6.75: about </w:t>
             </w:r>
             <w:r>
               <w:rPr>
@@ -1894,17 +1990,17 @@
                 <w:sz w:val="18"/>
                 <w:szCs w:val="18"/>
               </w:rPr>
-              <w:t xml:space="preserve">−38.7</w:t>
-            </w:r>
-            <w:r>
-              <w:rPr>
-                <w:rFonts w:ascii="Arial" w:cs="Arial" w:eastAsia="Arial" w:hAnsi="Arial"/>
-                <w:b w:val="false"/>
-                <w:bCs w:val="false"/>
-                <w:sz w:val="18"/>
-                <w:szCs w:val="18"/>
-              </w:rPr>
-              <w:t xml:space="preserve">. (c) |residual| = 38.7 is larger than SE − Y = 22.52: a bigger miss than typical (about 1.7 × SE − Y): the café sold less than the model predicted; look for a reason (weather on the day, a closure, a stock-out).</w:t>
+              <w:t xml:space="preserve">7 fewer cups</w:t>
+            </w:r>
+            <w:r>
+              <w:rPr>
+                <w:rFonts w:ascii="Arial" w:cs="Arial" w:eastAsia="Arial" w:hAnsi="Arial"/>
+                <w:b w:val="false"/>
+                <w:bCs w:val="false"/>
+                <w:sz w:val="18"/>
+                <w:szCs w:val="18"/>
+              </w:rPr>
+              <w:t xml:space="preserve">.</w:t>
             </w:r>
           </w:p>
         </w:tc>
@@ -1938,7 +2034,7 @@
                 <w:sz w:val="18"/>
                 <w:szCs w:val="18"/>
               </w:rPr>
-              <w:t xml:space="preserve">4</w:t>
+              <w:t xml:space="preserve">3</w:t>
             </w:r>
           </w:p>
         </w:tc>
@@ -1972,7 +2068,7 @@
                 <w:sz w:val="18"/>
                 <w:szCs w:val="18"/>
               </w:rPr>
-              <w:t xml:space="preserve">2 prediction (1 substitution, 1 value) + 1 residual (actual − predicted) + 1 comparison with SE − Y.</w:t>
+              <w:t xml:space="preserve">2 prediction (1 substitution, 1 value) + 1 price change effect with sign.</w:t>
             </w:r>
           </w:p>
         </w:tc>
@@ -2011,7 +2107,7 @@
                 <w:sz w:val="18"/>
                 <w:szCs w:val="18"/>
               </w:rPr>
-              <w:t xml:space="preserve">3a-i</w:t>
+              <w:t xml:space="preserve">3</w:t>
             </w:r>
           </w:p>
         </w:tc>
@@ -2045,7 +2141,7 @@
                 <w:sz w:val="18"/>
                 <w:szCs w:val="18"/>
               </w:rPr>
-              <w:t xml:space="preserve">LO3, LO6 · Cal</w:t>
+              <w:t xml:space="preserve">LO3, LO4, LO6 · Con</w:t>
             </w:r>
           </w:p>
         </w:tc>
@@ -2079,7 +2175,27 @@
                 <w:sz w:val="18"/>
                 <w:szCs w:val="18"/>
               </w:rPr>
-              <w:t xml:space="preserve">Filled table: Mon actual 180, predicted 190, residual −10; Sat actual 245, predicted 230, residual +15; Wed actual 160, predicted 165, residual −5.</w:t>
+              <w:t xml:space="preserve">(a) </w:t>
+            </w:r>
+            <w:r>
+              <w:rPr>
+                <w:rFonts w:ascii="Arial" w:cs="Arial" w:eastAsia="Arial" w:hAnsi="Arial"/>
+                <w:b/>
+                <w:bCs/>
+                <w:sz w:val="18"/>
+                <w:szCs w:val="18"/>
+              </w:rPr>
+              <w:t xml:space="preserve">Day 8</w:t>
+            </w:r>
+            <w:r>
+              <w:rPr>
+                <w:rFonts w:ascii="Arial" w:cs="Arial" w:eastAsia="Arial" w:hAnsi="Arial"/>
+                <w:b w:val="false"/>
+                <w:bCs w:val="false"/>
+                <w:sz w:val="18"/>
+                <w:szCs w:val="18"/>
+              </w:rPr>
+              <w:t xml:space="preserve">: the hottest day, but sales far below the pattern. (b) Without it the slope is 6.29 vs 2.49 with it, R² 0.97 vs 0.17: one day cuts the slope by more than half and wrecks the fit. (c) Find out why (closure, power cut, stock-out, recording error). Delete only with a documented reason; otherwise keep it and report results both ways.</w:t>
             </w:r>
           </w:p>
         </w:tc>
@@ -2113,7 +2229,7 @@
                 <w:sz w:val="18"/>
                 <w:szCs w:val="18"/>
               </w:rPr>
-              <w:t xml:space="preserve">1</w:t>
+              <w:t xml:space="preserve">3</w:t>
             </w:r>
           </w:p>
         </w:tc>
@@ -2147,7 +2263,7 @@
                 <w:sz w:val="18"/>
                 <w:szCs w:val="18"/>
               </w:rPr>
-              <w:t xml:space="preserve">1 all blanks correct (follow-through on a single slip).</w:t>
+              <w:t xml:space="preserve">1 + 1 + 1.</w:t>
             </w:r>
           </w:p>
         </w:tc>
@@ -2186,7 +2302,7 @@
                 <w:sz w:val="18"/>
                 <w:szCs w:val="18"/>
               </w:rPr>
-              <w:t xml:space="preserve">3a-ii</w:t>
+              <w:t xml:space="preserve">4a</w:t>
             </w:r>
           </w:p>
         </w:tc>
@@ -2220,7 +2336,7 @@
                 <w:sz w:val="18"/>
                 <w:szCs w:val="18"/>
               </w:rPr>
-              <w:t xml:space="preserve">LO3, LO6 · Cal</w:t>
+              <w:t xml:space="preserve">LO3 · Cal</w:t>
             </w:r>
           </w:p>
         </w:tc>
@@ -2254,27 +2370,7 @@
                 <w:sz w:val="18"/>
                 <w:szCs w:val="18"/>
               </w:rPr>
-              <w:t xml:space="preserve">MAE = (10 + 15 + 5) ÷ 3 = </w:t>
-            </w:r>
-            <w:r>
-              <w:rPr>
-                <w:rFonts w:ascii="Arial" w:cs="Arial" w:eastAsia="Arial" w:hAnsi="Arial"/>
-                <w:b/>
-                <w:bCs/>
-                <w:sz w:val="18"/>
-                <w:szCs w:val="18"/>
-              </w:rPr>
-              <w:t xml:space="preserve">10</w:t>
-            </w:r>
-            <w:r>
-              <w:rPr>
-                <w:rFonts w:ascii="Arial" w:cs="Arial" w:eastAsia="Arial" w:hAnsi="Arial"/>
-                <w:b w:val="false"/>
-                <w:bCs w:val="false"/>
-                <w:sz w:val="18"/>
-                <w:szCs w:val="18"/>
-              </w:rPr>
-              <w:t xml:space="preserve"> cups.</w:t>
+              <w:t xml:space="preserve">Means 200 and 186; Σ(x − x̄)² = 320 and 256; s₁ = √(320 ÷ 4) = 8.94, s₂ = √(256 ÷ 4) = 8.00 (deviations in the worked table below).</w:t>
             </w:r>
           </w:p>
         </w:tc>
@@ -2308,7 +2404,7 @@
                 <w:sz w:val="18"/>
                 <w:szCs w:val="18"/>
               </w:rPr>
-              <w:t xml:space="preserve">1</w:t>
+              <w:t xml:space="preserve">3</w:t>
             </w:r>
           </w:p>
         </w:tc>
@@ -2342,7 +2438,7 @@
                 <w:sz w:val="18"/>
                 <w:szCs w:val="18"/>
               </w:rPr>
-              <w:t xml:space="preserve">1 correct (absolute values used).</w:t>
+              <w:t xml:space="preserve">1 means + 1 sums of squares + 1 s values.</w:t>
             </w:r>
           </w:p>
         </w:tc>
@@ -2381,7 +2477,7 @@
                 <w:sz w:val="18"/>
                 <w:szCs w:val="18"/>
               </w:rPr>
-              <w:t xml:space="preserve">3a-iii</w:t>
+              <w:t xml:space="preserve">4b</w:t>
             </w:r>
           </w:p>
         </w:tc>
@@ -2415,7 +2511,7 @@
                 <w:sz w:val="18"/>
                 <w:szCs w:val="18"/>
               </w:rPr>
-              <w:t xml:space="preserve">LO6 · Con</w:t>
+              <w:t xml:space="preserve">LO3 · Cal</w:t>
             </w:r>
           </w:p>
         </w:tc>
@@ -2449,7 +2545,7 @@
                 <w:sz w:val="18"/>
                 <w:szCs w:val="18"/>
               </w:rPr>
-              <w:t xml:space="preserve">Model Z has the </w:t>
+              <w:t xml:space="preserve">s_p = √[(4 × 80 + 4 × 64) ÷ 8] = √72 = 8.49; t = (200 − 186) ÷ [8.49 × √(1/5 + 1/5)] = 14 ÷ 5.37 = </w:t>
             </w:r>
             <w:r>
               <w:rPr>
@@ -2459,17 +2555,17 @@
                 <w:sz w:val="18"/>
                 <w:szCs w:val="18"/>
               </w:rPr>
-              <w:t xml:space="preserve">lower MAE</w:t>
-            </w:r>
-            <w:r>
-              <w:rPr>
-                <w:rFonts w:ascii="Arial" w:cs="Arial" w:eastAsia="Arial" w:hAnsi="Arial"/>
-                <w:b w:val="false"/>
-                <w:bCs w:val="false"/>
-                <w:sz w:val="18"/>
-                <w:szCs w:val="18"/>
-              </w:rPr>
-              <w:t xml:space="preserve"> (6 vs 10). But every residual has the same sign: Z over-predicts every day by 6 (systematic bias). A simple correction (subtract 6) would remove it. Model X’s errors are larger but not one-sided.</w:t>
+              <w:t xml:space="preserve">2.61</w:t>
+            </w:r>
+            <w:r>
+              <w:rPr>
+                <w:rFonts w:ascii="Arial" w:cs="Arial" w:eastAsia="Arial" w:hAnsi="Arial"/>
+                <w:b w:val="false"/>
+                <w:bCs w:val="false"/>
+                <w:sz w:val="18"/>
+                <w:szCs w:val="18"/>
+              </w:rPr>
+              <w:t xml:space="preserve">.</w:t>
             </w:r>
           </w:p>
         </w:tc>
@@ -2537,7 +2633,7 @@
                 <w:sz w:val="18"/>
                 <w:szCs w:val="18"/>
               </w:rPr>
-              <w:t xml:space="preserve">1 lower MAE with numbers + 1 identical signs = bias.</w:t>
+              <w:t xml:space="preserve">1 s_p + 1 t (follow-through on s; either sign if the direction is stated).</w:t>
             </w:r>
           </w:p>
         </w:tc>
@@ -2576,7 +2672,7 @@
                 <w:sz w:val="18"/>
                 <w:szCs w:val="18"/>
               </w:rPr>
-              <w:t xml:space="preserve">3b</w:t>
+              <w:t xml:space="preserve">5a</w:t>
             </w:r>
           </w:p>
         </w:tc>
@@ -2610,7 +2706,7 @@
                 <w:sz w:val="18"/>
                 <w:szCs w:val="18"/>
               </w:rPr>
-              <w:t xml:space="preserve">LO3, LO4, LO6 · Con</w:t>
+              <w:t xml:space="preserve">LO3, LO5 · Com</w:t>
             </w:r>
           </w:p>
         </w:tc>
@@ -2644,27 +2740,7 @@
                 <w:sz w:val="18"/>
                 <w:szCs w:val="18"/>
               </w:rPr>
-              <w:t xml:space="preserve">(i) </w:t>
-            </w:r>
-            <w:r>
-              <w:rPr>
-                <w:rFonts w:ascii="Arial" w:cs="Arial" w:eastAsia="Arial" w:hAnsi="Arial"/>
-                <w:b/>
-                <w:bCs/>
-                <w:sz w:val="18"/>
-                <w:szCs w:val="18"/>
-              </w:rPr>
-              <w:t xml:space="preserve">Day 8</w:t>
-            </w:r>
-            <w:r>
-              <w:rPr>
-                <w:rFonts w:ascii="Arial" w:cs="Arial" w:eastAsia="Arial" w:hAnsi="Arial"/>
-                <w:b w:val="false"/>
-                <w:bCs w:val="false"/>
-                <w:sz w:val="18"/>
-                <w:szCs w:val="18"/>
-              </w:rPr>
-              <w:t xml:space="preserve">: the hottest day, but sales far below the pattern. (ii) Without it the slope is 6.29 vs 2.49 with it, R² 0.97 vs 0.17 (SE − Y 5.2 vs 28.8): one day cuts the slope by more than half and wrecks the fit. (iii) Find out why (closure, power cut, stock-out, recording error). Delete only with a documented reason; otherwise keep it and report results both ways.</w:t>
+              <w:t xml:space="preserve">(i) =STDEV.S(B2:B6) (or STDEV) · (ii) =T.TEST(B2:B6, C2:C6, 2, 2) · (iii) =LINEST(B2:B169, C2:E169, TRUE, TRUE). Sheet names are not required.</w:t>
             </w:r>
           </w:p>
         </w:tc>
@@ -2698,7 +2774,7 @@
                 <w:sz w:val="18"/>
                 <w:szCs w:val="18"/>
               </w:rPr>
-              <w:t xml:space="preserve">4</w:t>
+              <w:t xml:space="preserve">3</w:t>
             </w:r>
           </w:p>
         </w:tc>
@@ -2732,7 +2808,7 @@
                 <w:sz w:val="18"/>
                 <w:szCs w:val="18"/>
               </w:rPr>
-              <w:t xml:space="preserve">1 day + 2 impact (1 slope, 1 R²) + 1 sensible next step.</w:t>
+              <w:t xml:space="preserve">1 each (correct function and ranges; arguments in the right order).</w:t>
             </w:r>
           </w:p>
         </w:tc>
@@ -2771,7 +2847,7 @@
                 <w:sz w:val="18"/>
                 <w:szCs w:val="18"/>
               </w:rPr>
-              <w:t xml:space="preserve">4a</w:t>
+              <w:t xml:space="preserve">5b</w:t>
             </w:r>
           </w:p>
         </w:tc>
@@ -2805,7 +2881,7 @@
                 <w:sz w:val="18"/>
                 <w:szCs w:val="18"/>
               </w:rPr>
-              <w:t xml:space="preserve">LO3 · Cal</w:t>
+              <w:t xml:space="preserve">LO3, LO5 · Com</w:t>
             </w:r>
           </w:p>
         </w:tc>
@@ -2839,7 +2915,67 @@
                 <w:sz w:val="18"/>
                 <w:szCs w:val="18"/>
               </w:rPr>
-              <w:t xml:space="preserve">Means 200 and 186; Σ(x − x̄)² = 320 and 256; s₁ = √(320 ÷ 4) = 8.94, s₂ = √(256 ÷ 4) = 8.00 (deviations in the worked table below).</w:t>
+              <w:t xml:space="preserve">In T.TEST the first 2 means a </w:t>
+            </w:r>
+            <w:r>
+              <w:rPr>
+                <w:rFonts w:ascii="Arial" w:cs="Arial" w:eastAsia="Arial" w:hAnsi="Arial"/>
+                <w:b/>
+                <w:bCs/>
+                <w:sz w:val="18"/>
+                <w:szCs w:val="18"/>
+              </w:rPr>
+              <w:t xml:space="preserve">two-tailed</w:t>
+            </w:r>
+            <w:r>
+              <w:rPr>
+                <w:rFonts w:ascii="Arial" w:cs="Arial" w:eastAsia="Arial" w:hAnsi="Arial"/>
+                <w:b w:val="false"/>
+                <w:bCs w:val="false"/>
+                <w:sz w:val="18"/>
+                <w:szCs w:val="18"/>
+              </w:rPr>
+              <w:t xml:space="preserve"> test and the second 2 means </w:t>
+            </w:r>
+            <w:r>
+              <w:rPr>
+                <w:rFonts w:ascii="Arial" w:cs="Arial" w:eastAsia="Arial" w:hAnsi="Arial"/>
+                <w:b/>
+                <w:bCs/>
+                <w:sz w:val="18"/>
+                <w:szCs w:val="18"/>
+              </w:rPr>
+              <w:t xml:space="preserve">two samples with equal variance</w:t>
+            </w:r>
+            <w:r>
+              <w:rPr>
+                <w:rFonts w:ascii="Arial" w:cs="Arial" w:eastAsia="Arial" w:hAnsi="Arial"/>
+                <w:b w:val="false"/>
+                <w:bCs w:val="false"/>
+                <w:sz w:val="18"/>
+                <w:szCs w:val="18"/>
+              </w:rPr>
+              <w:t xml:space="preserve">. In LINEST the first TRUE keeps the intercept (not forced to 0); the </w:t>
+            </w:r>
+            <w:r>
+              <w:rPr>
+                <w:rFonts w:ascii="Arial" w:cs="Arial" w:eastAsia="Arial" w:hAnsi="Arial"/>
+                <w:b/>
+                <w:bCs/>
+                <w:sz w:val="18"/>
+                <w:szCs w:val="18"/>
+              </w:rPr>
+              <w:t xml:space="preserve">second TRUE returns the extra statistics</w:t>
+            </w:r>
+            <w:r>
+              <w:rPr>
+                <w:rFonts w:ascii="Arial" w:cs="Arial" w:eastAsia="Arial" w:hAnsi="Arial"/>
+                <w:b w:val="false"/>
+                <w:bCs w:val="false"/>
+                <w:sz w:val="18"/>
+                <w:szCs w:val="18"/>
+              </w:rPr>
+              <w:t xml:space="preserve"> (standard errors, R², SE − Y, F, df, sums of squares) in rows 2–5.</w:t>
             </w:r>
           </w:p>
         </w:tc>
@@ -2873,7 +3009,7 @@
                 <w:sz w:val="18"/>
                 <w:szCs w:val="18"/>
               </w:rPr>
-              <w:t xml:space="preserve">3</w:t>
+              <w:t xml:space="preserve">2</w:t>
             </w:r>
           </w:p>
         </w:tc>
@@ -2907,7 +3043,7 @@
                 <w:sz w:val="18"/>
                 <w:szCs w:val="18"/>
               </w:rPr>
-              <w:t xml:space="preserve">1 means + 1 sums of squares + 1 s values.</w:t>
+              <w:t xml:space="preserve">1 T.TEST arguments + 1 second TRUE.</w:t>
             </w:r>
           </w:p>
         </w:tc>
@@ -2946,7 +3082,7 @@
                 <w:sz w:val="18"/>
                 <w:szCs w:val="18"/>
               </w:rPr>
-              <w:t xml:space="preserve">4b</w:t>
+              <w:t xml:space="preserve">5c</w:t>
             </w:r>
           </w:p>
         </w:tc>
@@ -2980,7 +3116,7 @@
                 <w:sz w:val="18"/>
                 <w:szCs w:val="18"/>
               </w:rPr>
-              <w:t xml:space="preserve">LO3 · Cal</w:t>
+              <w:t xml:space="preserve">LO1, LO3, LO6 · Con</w:t>
             </w:r>
           </w:p>
         </w:tc>
@@ -3014,7 +3150,7 @@
                 <w:sz w:val="18"/>
                 <w:szCs w:val="18"/>
               </w:rPr>
-              <w:t xml:space="preserve">s_p = √[(4 × 80 + 4 × 64) ÷ 8] = √72 = 8.49; t = (200 − 186) ÷ [8.49 × √(1/5 + 1/5)] = 14 ÷ 5.37 = </w:t>
+              <w:t xml:space="preserve">(i) H₀: the price rise made no difference to mean daily gelato sales (mean before = mean after). (ii) p = 0.031 &lt; 0.05, so the difference is </w:t>
             </w:r>
             <w:r>
               <w:rPr>
@@ -3024,17 +3160,17 @@
                 <w:sz w:val="18"/>
                 <w:szCs w:val="18"/>
               </w:rPr>
-              <w:t xml:space="preserve">2.61</w:t>
-            </w:r>
-            <w:r>
-              <w:rPr>
-                <w:rFonts w:ascii="Arial" w:cs="Arial" w:eastAsia="Arial" w:hAnsi="Arial"/>
-                <w:b w:val="false"/>
-                <w:bCs w:val="false"/>
-                <w:sz w:val="18"/>
-                <w:szCs w:val="18"/>
-              </w:rPr>
-              <w:t xml:space="preserve">.</w:t>
+              <w:t xml:space="preserve">statistically significant</w:t>
+            </w:r>
+            <w:r>
+              <w:rPr>
+                <w:rFonts w:ascii="Arial" w:cs="Arial" w:eastAsia="Arial" w:hAnsi="Arial"/>
+                <w:b w:val="false"/>
+                <w:bCs w:val="false"/>
+                <w:sz w:val="18"/>
+                <w:szCs w:val="18"/>
+              </w:rPr>
+              <w:t xml:space="preserve">: reject H₀. (iii) If the price had no effect, a difference this large or larger would turn up in only about 3% of samples like these. It is not the probability that H₀ is true and it does not give the size of the effect.</w:t>
             </w:r>
           </w:p>
         </w:tc>
@@ -3068,7 +3204,7 @@
                 <w:sz w:val="18"/>
                 <w:szCs w:val="18"/>
               </w:rPr>
-              <w:t xml:space="preserve">2</w:t>
+              <w:t xml:space="preserve">3</w:t>
             </w:r>
           </w:p>
         </w:tc>
@@ -3102,7 +3238,7 @@
                 <w:sz w:val="18"/>
                 <w:szCs w:val="18"/>
               </w:rPr>
-              <w:t xml:space="preserve">1 s_p + 1 t (follow-through on s; sign may be reported either way if direction is stated).</w:t>
+              <w:t xml:space="preserve">1 null hypothesis + 1 decision using p + 1 correct plain-words meaning.</w:t>
             </w:r>
           </w:p>
         </w:tc>
@@ -3141,7 +3277,7 @@
                 <w:sz w:val="18"/>
                 <w:szCs w:val="18"/>
               </w:rPr>
-              <w:t xml:space="preserve">4c</w:t>
+              <w:t xml:space="preserve">6</w:t>
             </w:r>
           </w:p>
         </w:tc>
@@ -3175,7 +3311,7 @@
                 <w:sz w:val="18"/>
                 <w:szCs w:val="18"/>
               </w:rPr>
-              <w:t xml:space="preserve">LO1, LO3, LO6 · Con</w:t>
+              <w:t xml:space="preserve">LO7 · Con</w:t>
             </w:r>
           </w:p>
         </w:tc>
@@ -3209,7 +3345,7 @@
                 <w:sz w:val="18"/>
                 <w:szCs w:val="18"/>
               </w:rPr>
-              <w:t xml:space="preserve">(i) H₀: the price rise made no difference to mean daily gelato sales (mean before = mean after). (ii) p = 0.031 &lt; 0.05, so the difference is </w:t>
+              <w:t xml:space="preserve">(i) One model input with a </w:t>
             </w:r>
             <w:r>
               <w:rPr>
@@ -3219,17 +3355,17 @@
                 <w:sz w:val="18"/>
                 <w:szCs w:val="18"/>
               </w:rPr>
-              <w:t xml:space="preserve">statistically significant</w:t>
-            </w:r>
-            <w:r>
-              <w:rPr>
-                <w:rFonts w:ascii="Arial" w:cs="Arial" w:eastAsia="Arial" w:hAnsi="Arial"/>
-                <w:b w:val="false"/>
-                <w:bCs w:val="false"/>
-                <w:sz w:val="18"/>
-                <w:szCs w:val="18"/>
-              </w:rPr>
-              <w:t xml:space="preserve">: reject H₀. (iii) If the price had no effect, a difference this large or larger would turn up in only about 3% of samples like these. It is not the probability that H₀ is true and it does not give the size of the effect.</w:t>
+              <w:t xml:space="preserve">sensible change and its effect on sales, holding the others constant</w:t>
+            </w:r>
+            <w:r>
+              <w:rPr>
+                <w:rFonts w:ascii="Arial" w:cs="Arial" w:eastAsia="Arial" w:hAnsi="Arial"/>
+                <w:b w:val="false"/>
+                <w:bCs w:val="false"/>
+                <w:sz w:val="18"/>
+                <w:szCs w:val="18"/>
+              </w:rPr>
+              <w:t xml:space="preserve"> (e.g. “Holding event and price the same, a 10 °C warmer day is expected to sell about 71 more gelato cups.”). (ii) The price test in plain words: gelato sales were lower after the price rise (about 14 cups, p = 0.031). (iii) A caution (small samples, other changes, association not proof, forecasts can miss).</w:t>
             </w:r>
           </w:p>
         </w:tc>
@@ -3297,357 +3433,7 @@
                 <w:sz w:val="18"/>
                 <w:szCs w:val="18"/>
               </w:rPr>
-              <w:t xml:space="preserve">1 null hypothesis + 1 decision using p + 1 correct plain-words meaning.</w:t>
-            </w:r>
-          </w:p>
-        </w:tc>
-      </w:tr>
-      <w:tr>
-        <w:trPr>
-          <w:cantSplit/>
-        </w:trPr>
-        <w:tc>
-          <w:tcPr>
-            <w:tcW w:type="dxa" w:w="700"/>
-            <w:tcBorders>
-              <w:top w:val="single" w:color="808080" w:sz="4"/>
-              <w:left w:val="single" w:color="808080" w:sz="4"/>
-              <w:bottom w:val="single" w:color="808080" w:sz="4"/>
-              <w:right w:val="single" w:color="808080" w:sz="4"/>
-            </w:tcBorders>
-            <w:tcMar>
-              <w:top w:type="dxa" w:w="40"/>
-              <w:left w:type="dxa" w:w="80"/>
-              <w:bottom w:type="dxa" w:w="40"/>
-              <w:right w:type="dxa" w:w="80"/>
-            </w:tcMar>
-            <w:vAlign w:val="center"/>
-          </w:tcPr>
-          <w:p>
-            <w:pPr>
-              <w:spacing w:after="0" w:before="0"/>
-              <w:jc w:val="left"/>
-            </w:pPr>
-            <w:r>
-              <w:rPr>
-                <w:rFonts w:ascii="Arial" w:cs="Arial" w:eastAsia="Arial" w:hAnsi="Arial"/>
-                <w:b/>
-                <w:bCs/>
-                <w:sz w:val="18"/>
-                <w:szCs w:val="18"/>
-              </w:rPr>
-              <w:t xml:space="preserve">4d</w:t>
-            </w:r>
-          </w:p>
-        </w:tc>
-        <w:tc>
-          <w:tcPr>
-            <w:tcW w:type="dxa" w:w="1500"/>
-            <w:tcBorders>
-              <w:top w:val="single" w:color="808080" w:sz="4"/>
-              <w:left w:val="single" w:color="808080" w:sz="4"/>
-              <w:bottom w:val="single" w:color="808080" w:sz="4"/>
-              <w:right w:val="single" w:color="808080" w:sz="4"/>
-            </w:tcBorders>
-            <w:tcMar>
-              <w:top w:type="dxa" w:w="40"/>
-              <w:left w:type="dxa" w:w="80"/>
-              <w:bottom w:type="dxa" w:w="40"/>
-              <w:right w:type="dxa" w:w="80"/>
-            </w:tcMar>
-            <w:vAlign w:val="center"/>
-          </w:tcPr>
-          <w:p>
-            <w:pPr>
-              <w:spacing w:after="0" w:before="0"/>
-              <w:jc w:val="left"/>
-            </w:pPr>
-            <w:r>
-              <w:rPr>
-                <w:rFonts w:ascii="Arial" w:cs="Arial" w:eastAsia="Arial" w:hAnsi="Arial"/>
-                <w:b w:val="false"/>
-                <w:bCs w:val="false"/>
-                <w:sz w:val="18"/>
-                <w:szCs w:val="18"/>
-              </w:rPr>
-              <w:t xml:space="preserve">LO6 · Con</w:t>
-            </w:r>
-          </w:p>
-        </w:tc>
-        <w:tc>
-          <w:tcPr>
-            <w:tcW w:type="dxa" w:w="5500"/>
-            <w:tcBorders>
-              <w:top w:val="single" w:color="808080" w:sz="4"/>
-              <w:left w:val="single" w:color="808080" w:sz="4"/>
-              <w:bottom w:val="single" w:color="808080" w:sz="4"/>
-              <w:right w:val="single" w:color="808080" w:sz="4"/>
-            </w:tcBorders>
-            <w:tcMar>
-              <w:top w:type="dxa" w:w="40"/>
-              <w:left w:type="dxa" w:w="80"/>
-              <w:bottom w:type="dxa" w:w="40"/>
-              <w:right w:type="dxa" w:w="80"/>
-            </w:tcMar>
-            <w:vAlign w:val="center"/>
-          </w:tcPr>
-          <w:p>
-            <w:pPr>
-              <w:spacing w:after="0" w:before="0"/>
-              <w:jc w:val="left"/>
-            </w:pPr>
-            <w:r>
-              <w:rPr>
-                <w:rFonts w:ascii="Arial" w:cs="Arial" w:eastAsia="Arial" w:hAnsi="Arial"/>
-                <w:b w:val="false"/>
-                <w:bCs w:val="false"/>
-                <w:sz w:val="18"/>
-                <w:szCs w:val="18"/>
-              </w:rPr>
-              <w:t xml:space="preserve">Any sensible other change: temperature or season, a local event, tourist numbers, a menu or staff change; only 5 days per group; this shows association rather than proof of cause.</w:t>
-            </w:r>
-          </w:p>
-        </w:tc>
-        <w:tc>
-          <w:tcPr>
-            <w:tcW w:type="dxa" w:w="500"/>
-            <w:tcBorders>
-              <w:top w:val="single" w:color="808080" w:sz="4"/>
-              <w:left w:val="single" w:color="808080" w:sz="4"/>
-              <w:bottom w:val="single" w:color="808080" w:sz="4"/>
-              <w:right w:val="single" w:color="808080" w:sz="4"/>
-            </w:tcBorders>
-            <w:tcMar>
-              <w:top w:type="dxa" w:w="40"/>
-              <w:left w:type="dxa" w:w="80"/>
-              <w:bottom w:type="dxa" w:w="40"/>
-              <w:right w:type="dxa" w:w="80"/>
-            </w:tcMar>
-            <w:vAlign w:val="center"/>
-          </w:tcPr>
-          <w:p>
-            <w:pPr>
-              <w:spacing w:after="0" w:before="0"/>
-              <w:jc w:val="center"/>
-            </w:pPr>
-            <w:r>
-              <w:rPr>
-                <w:rFonts w:ascii="Arial" w:cs="Arial" w:eastAsia="Arial" w:hAnsi="Arial"/>
-                <w:b w:val="false"/>
-                <w:bCs w:val="false"/>
-                <w:sz w:val="18"/>
-                <w:szCs w:val="18"/>
-              </w:rPr>
-              <w:t xml:space="preserve">1</w:t>
-            </w:r>
-          </w:p>
-        </w:tc>
-        <w:tc>
-          <w:tcPr>
-            <w:tcW w:type="dxa" w:w="2000"/>
-            <w:tcBorders>
-              <w:top w:val="single" w:color="808080" w:sz="4"/>
-              <w:left w:val="single" w:color="808080" w:sz="4"/>
-              <w:bottom w:val="single" w:color="808080" w:sz="4"/>
-              <w:right w:val="single" w:color="808080" w:sz="4"/>
-            </w:tcBorders>
-            <w:tcMar>
-              <w:top w:type="dxa" w:w="40"/>
-              <w:left w:type="dxa" w:w="80"/>
-              <w:bottom w:type="dxa" w:w="40"/>
-              <w:right w:type="dxa" w:w="80"/>
-            </w:tcMar>
-            <w:vAlign w:val="center"/>
-          </w:tcPr>
-          <w:p>
-            <w:pPr>
-              <w:spacing w:after="0" w:before="0"/>
-              <w:jc w:val="left"/>
-            </w:pPr>
-            <w:r>
-              <w:rPr>
-                <w:rFonts w:ascii="Arial" w:cs="Arial" w:eastAsia="Arial" w:hAnsi="Arial"/>
-                <w:b w:val="false"/>
-                <w:bCs w:val="false"/>
-                <w:sz w:val="18"/>
-                <w:szCs w:val="18"/>
-              </w:rPr>
-              <w:t xml:space="preserve">1 a relevant reason/idea.</w:t>
-            </w:r>
-          </w:p>
-        </w:tc>
-      </w:tr>
-      <w:tr>
-        <w:trPr>
-          <w:cantSplit/>
-        </w:trPr>
-        <w:tc>
-          <w:tcPr>
-            <w:tcW w:type="dxa" w:w="700"/>
-            <w:tcBorders>
-              <w:top w:val="single" w:color="808080" w:sz="4"/>
-              <w:left w:val="single" w:color="808080" w:sz="4"/>
-              <w:bottom w:val="single" w:color="808080" w:sz="4"/>
-              <w:right w:val="single" w:color="808080" w:sz="4"/>
-            </w:tcBorders>
-            <w:tcMar>
-              <w:top w:type="dxa" w:w="40"/>
-              <w:left w:type="dxa" w:w="80"/>
-              <w:bottom w:type="dxa" w:w="40"/>
-              <w:right w:type="dxa" w:w="80"/>
-            </w:tcMar>
-            <w:vAlign w:val="center"/>
-          </w:tcPr>
-          <w:p>
-            <w:pPr>
-              <w:spacing w:after="0" w:before="0"/>
-              <w:jc w:val="left"/>
-            </w:pPr>
-            <w:r>
-              <w:rPr>
-                <w:rFonts w:ascii="Arial" w:cs="Arial" w:eastAsia="Arial" w:hAnsi="Arial"/>
-                <w:b/>
-                <w:bCs/>
-                <w:sz w:val="18"/>
-                <w:szCs w:val="18"/>
-              </w:rPr>
-              <w:t xml:space="preserve">5</w:t>
-            </w:r>
-          </w:p>
-        </w:tc>
-        <w:tc>
-          <w:tcPr>
-            <w:tcW w:type="dxa" w:w="1500"/>
-            <w:tcBorders>
-              <w:top w:val="single" w:color="808080" w:sz="4"/>
-              <w:left w:val="single" w:color="808080" w:sz="4"/>
-              <w:bottom w:val="single" w:color="808080" w:sz="4"/>
-              <w:right w:val="single" w:color="808080" w:sz="4"/>
-            </w:tcBorders>
-            <w:tcMar>
-              <w:top w:type="dxa" w:w="40"/>
-              <w:left w:type="dxa" w:w="80"/>
-              <w:bottom w:type="dxa" w:w="40"/>
-              <w:right w:type="dxa" w:w="80"/>
-            </w:tcMar>
-            <w:vAlign w:val="center"/>
-          </w:tcPr>
-          <w:p>
-            <w:pPr>
-              <w:spacing w:after="0" w:before="0"/>
-              <w:jc w:val="left"/>
-            </w:pPr>
-            <w:r>
-              <w:rPr>
-                <w:rFonts w:ascii="Arial" w:cs="Arial" w:eastAsia="Arial" w:hAnsi="Arial"/>
-                <w:b w:val="false"/>
-                <w:bCs w:val="false"/>
-                <w:sz w:val="18"/>
-                <w:szCs w:val="18"/>
-              </w:rPr>
-              <w:t xml:space="preserve">LO7 · Con</w:t>
-            </w:r>
-          </w:p>
-        </w:tc>
-        <w:tc>
-          <w:tcPr>
-            <w:tcW w:type="dxa" w:w="5500"/>
-            <w:tcBorders>
-              <w:top w:val="single" w:color="808080" w:sz="4"/>
-              <w:left w:val="single" w:color="808080" w:sz="4"/>
-              <w:bottom w:val="single" w:color="808080" w:sz="4"/>
-              <w:right w:val="single" w:color="808080" w:sz="4"/>
-            </w:tcBorders>
-            <w:tcMar>
-              <w:top w:type="dxa" w:w="40"/>
-              <w:left w:type="dxa" w:w="80"/>
-              <w:bottom w:type="dxa" w:w="40"/>
-              <w:right w:type="dxa" w:w="80"/>
-            </w:tcMar>
-            <w:vAlign w:val="center"/>
-          </w:tcPr>
-          <w:p>
-            <w:pPr>
-              <w:spacing w:after="0" w:before="0"/>
-              <w:jc w:val="left"/>
-            </w:pPr>
-            <w:r>
-              <w:rPr>
-                <w:rFonts w:ascii="Arial" w:cs="Arial" w:eastAsia="Arial" w:hAnsi="Arial"/>
-                <w:b w:val="false"/>
-                <w:bCs w:val="false"/>
-                <w:sz w:val="18"/>
-                <w:szCs w:val="18"/>
-              </w:rPr>
-              <w:t xml:space="preserve">(i) The inputs recommended (e.g. temperature, weekend and beach events all push sales up (not sunshine, which overlaps with temperature)) with the typical forecast error (about 23 cups). (ii) The price test: gelato sales were lower after the price rise (about 14 cups, p = 0.031). (iii) A caution (small samples, other changes, association not proof, forecasts can still miss by the typical error).</w:t>
-            </w:r>
-          </w:p>
-        </w:tc>
-        <w:tc>
-          <w:tcPr>
-            <w:tcW w:type="dxa" w:w="500"/>
-            <w:tcBorders>
-              <w:top w:val="single" w:color="808080" w:sz="4"/>
-              <w:left w:val="single" w:color="808080" w:sz="4"/>
-              <w:bottom w:val="single" w:color="808080" w:sz="4"/>
-              <w:right w:val="single" w:color="808080" w:sz="4"/>
-            </w:tcBorders>
-            <w:tcMar>
-              <w:top w:type="dxa" w:w="40"/>
-              <w:left w:type="dxa" w:w="80"/>
-              <w:bottom w:type="dxa" w:w="40"/>
-              <w:right w:type="dxa" w:w="80"/>
-            </w:tcMar>
-            <w:vAlign w:val="center"/>
-          </w:tcPr>
-          <w:p>
-            <w:pPr>
-              <w:spacing w:after="0" w:before="0"/>
-              <w:jc w:val="center"/>
-            </w:pPr>
-            <w:r>
-              <w:rPr>
-                <w:rFonts w:ascii="Arial" w:cs="Arial" w:eastAsia="Arial" w:hAnsi="Arial"/>
-                <w:b w:val="false"/>
-                <w:bCs w:val="false"/>
-                <w:sz w:val="18"/>
-                <w:szCs w:val="18"/>
-              </w:rPr>
-              <w:t xml:space="preserve">3</w:t>
-            </w:r>
-          </w:p>
-        </w:tc>
-        <w:tc>
-          <w:tcPr>
-            <w:tcW w:type="dxa" w:w="2000"/>
-            <w:tcBorders>
-              <w:top w:val="single" w:color="808080" w:sz="4"/>
-              <w:left w:val="single" w:color="808080" w:sz="4"/>
-              <w:bottom w:val="single" w:color="808080" w:sz="4"/>
-              <w:right w:val="single" w:color="808080" w:sz="4"/>
-            </w:tcBorders>
-            <w:tcMar>
-              <w:top w:type="dxa" w:w="40"/>
-              <w:left w:type="dxa" w:w="80"/>
-              <w:bottom w:type="dxa" w:w="40"/>
-              <w:right w:type="dxa" w:w="80"/>
-            </w:tcMar>
-            <w:vAlign w:val="center"/>
-          </w:tcPr>
-          <w:p>
-            <w:pPr>
-              <w:spacing w:after="0" w:before="0"/>
-              <w:jc w:val="left"/>
-            </w:pPr>
-            <w:r>
-              <w:rPr>
-                <w:rFonts w:ascii="Arial" w:cs="Arial" w:eastAsia="Arial" w:hAnsi="Arial"/>
-                <w:b w:val="false"/>
-                <w:bCs w:val="false"/>
-                <w:sz w:val="18"/>
-                <w:szCs w:val="18"/>
-              </w:rPr>
-              <w:t xml:space="preserve">1 inputs + main LINEST finding in plain words + 1 price test result in plain words + 1 a genuine caution.</w:t>
+              <w:t xml:space="preserve">1 + 1 + 1; plain language and correct units.</w:t>
             </w:r>
           </w:p>
         </w:tc>
@@ -3672,23 +3458,7 @@
           <w:sz w:val="22"/>
           <w:szCs w:val="22"/>
         </w:rPr>
-        <w:t xml:space="preserve">2 · Worked tables</w:t>
-      </w:r>
-    </w:p>
-    <w:p>
-      <w:pPr>
-        <w:keepLines/>
-        <w:spacing w:after="60" w:before="40"/>
-      </w:pPr>
-      <w:r>
-        <w:rPr>
-          <w:rFonts w:ascii="Arial" w:cs="Arial" w:eastAsia="Arial" w:hAnsi="Arial"/>
-          <w:b/>
-          <w:bCs/>
-          <w:sz w:val="19"/>
-          <w:szCs w:val="19"/>
-        </w:rPr>
-        <w:t xml:space="preserve">Section 4 worksheet (Table 6).</w:t>
+        <w:t xml:space="preserve">2 · Worked table (Part 2)</w:t>
       </w:r>
     </w:p>
     <w:tbl>
@@ -5872,6 +5642,158 @@
           <w:szCs w:val="22"/>
         </w:rPr>
         <w:t xml:space="preserve">3 · Where students go wrong</w:t>
+      </w:r>
+    </w:p>
+    <w:p>
+      <w:pPr>
+        <w:pStyle w:val="ListParagraph"/>
+        <w:keepLines/>
+        <w:numPr>
+          <w:ilvl w:val="0"/>
+          <w:numId w:val="1"/>
+        </w:numPr>
+        <w:spacing w:after="40" w:before="20"/>
+      </w:pPr>
+      <w:r>
+        <w:rPr>
+          <w:rFonts w:ascii="Arial" w:cs="Arial" w:eastAsia="Arial" w:hAnsi="Arial"/>
+          <w:b/>
+          <w:bCs/>
+          <w:sz w:val="19"/>
+          <w:szCs w:val="19"/>
+        </w:rPr>
+        <w:t xml:space="preserve">Leaving out “holding the other variables constant”</w:t>
+      </w:r>
+      <w:r>
+        <w:rPr>
+          <w:rFonts w:ascii="Arial" w:cs="Arial" w:eastAsia="Arial" w:hAnsi="Arial"/>
+          <w:sz w:val="19"/>
+          <w:szCs w:val="19"/>
+        </w:rPr>
+        <w:t xml:space="preserve"> (2b, 2c, Q6), or not naming what is held constant.</w:t>
+      </w:r>
+    </w:p>
+    <w:p>
+      <w:pPr>
+        <w:pStyle w:val="ListParagraph"/>
+        <w:keepLines/>
+        <w:numPr>
+          <w:ilvl w:val="0"/>
+          <w:numId w:val="1"/>
+        </w:numPr>
+        <w:spacing w:after="40" w:before="20"/>
+      </w:pPr>
+      <w:r>
+        <w:rPr>
+          <w:rFonts w:ascii="Arial" w:cs="Arial" w:eastAsia="Arial" w:hAnsi="Arial"/>
+          <w:b/>
+          <w:bCs/>
+          <w:sz w:val="19"/>
+          <w:szCs w:val="19"/>
+        </w:rPr>
+        <w:t xml:space="preserve">Treating a coefficient as the total effect of a big change</w:t>
+      </w:r>
+      <w:r>
+        <w:rPr>
+          <w:rFonts w:ascii="Arial" w:cs="Arial" w:eastAsia="Arial" w:hAnsi="Arial"/>
+          <w:sz w:val="19"/>
+          <w:szCs w:val="19"/>
+        </w:rPr>
+        <w:t xml:space="preserve"> (2c(iii), 2d): the coefficient is per </w:t>
+      </w:r>
+      <w:r>
+        <w:rPr>
+          <w:rFonts w:ascii="Arial" w:cs="Arial" w:eastAsia="Arial" w:hAnsi="Arial"/>
+          <w:b/>
+          <w:bCs/>
+          <w:sz w:val="19"/>
+          <w:szCs w:val="19"/>
+        </w:rPr>
+        <w:t xml:space="preserve">one unit</w:t>
+      </w:r>
+      <w:r>
+        <w:rPr>
+          <w:rFonts w:ascii="Arial" w:cs="Arial" w:eastAsia="Arial" w:hAnsi="Arial"/>
+          <w:sz w:val="19"/>
+          <w:szCs w:val="19"/>
+        </w:rPr>
+        <w:t xml:space="preserve">; students must multiply by the change they mean (€0.10, 10 °C, 10 km/h).</w:t>
+      </w:r>
+    </w:p>
+    <w:p>
+      <w:pPr>
+        <w:pStyle w:val="ListParagraph"/>
+        <w:keepLines/>
+        <w:numPr>
+          <w:ilvl w:val="0"/>
+          <w:numId w:val="1"/>
+        </w:numPr>
+        <w:spacing w:after="40" w:before="20"/>
+      </w:pPr>
+      <w:r>
+        <w:rPr>
+          <w:rFonts w:ascii="Arial" w:cs="Arial" w:eastAsia="Arial" w:hAnsi="Arial"/>
+          <w:b/>
+          <w:bCs/>
+          <w:sz w:val="19"/>
+          <w:szCs w:val="19"/>
+        </w:rPr>
+        <w:t xml:space="preserve">Sign confusion:</w:t>
+      </w:r>
+      <w:r>
+        <w:rPr>
+          <w:rFonts w:ascii="Arial" w:cs="Arial" w:eastAsia="Arial" w:hAnsi="Arial"/>
+          <w:sz w:val="19"/>
+          <w:szCs w:val="19"/>
+        </w:rPr>
+        <w:t xml:space="preserve"> a negative coefficient means sales </w:t>
+      </w:r>
+      <w:r>
+        <w:rPr>
+          <w:rFonts w:ascii="Arial" w:cs="Arial" w:eastAsia="Arial" w:hAnsi="Arial"/>
+          <w:b/>
+          <w:bCs/>
+          <w:sz w:val="19"/>
+          <w:szCs w:val="19"/>
+        </w:rPr>
+        <w:t xml:space="preserve">fall</w:t>
+      </w:r>
+      <w:r>
+        <w:rPr>
+          <w:rFonts w:ascii="Arial" w:cs="Arial" w:eastAsia="Arial" w:hAnsi="Arial"/>
+          <w:sz w:val="19"/>
+          <w:szCs w:val="19"/>
+        </w:rPr>
+        <w:t xml:space="preserve"> as X rises; it does not mean negative sales or “no sales”.</w:t>
+      </w:r>
+    </w:p>
+    <w:p>
+      <w:pPr>
+        <w:pStyle w:val="ListParagraph"/>
+        <w:keepLines/>
+        <w:numPr>
+          <w:ilvl w:val="0"/>
+          <w:numId w:val="1"/>
+        </w:numPr>
+        <w:spacing w:after="40" w:before="20"/>
+      </w:pPr>
+      <w:r>
+        <w:rPr>
+          <w:rFonts w:ascii="Arial" w:cs="Arial" w:eastAsia="Arial" w:hAnsi="Arial"/>
+          <w:b/>
+          <w:bCs/>
+          <w:sz w:val="19"/>
+          <w:szCs w:val="19"/>
+        </w:rPr>
+        <w:t xml:space="preserve">Comparing raw coefficients across variables with different units</w:t>
+      </w:r>
+      <w:r>
+        <w:rPr>
+          <w:rFonts w:ascii="Arial" w:cs="Arial" w:eastAsia="Arial" w:hAnsi="Arial"/>
+          <w:sz w:val="19"/>
+          <w:szCs w:val="19"/>
+        </w:rPr>
+        <w:t xml:space="preserve"> (2d(iii)).</w:t>
       </w:r>
     </w:p>
     <w:p>
@@ -5939,7 +5861,7 @@
           <w:sz w:val="19"/>
           <w:szCs w:val="19"/>
         </w:rPr>
-        <w:t xml:space="preserve">“Per customer” and “causes”</w:t>
+        <w:t xml:space="preserve">“Causes” and “per customer”:</w:t>
       </w:r>
       <w:r>
         <w:rPr>
@@ -5947,101 +5869,7 @@
           <w:sz w:val="19"/>
           <w:szCs w:val="19"/>
         </w:rPr>
-        <w:t xml:space="preserve"> (2b): the coefficients describe the </w:t>
-      </w:r>
-      <w:r>
-        <w:rPr>
-          <w:rFonts w:ascii="Arial" w:cs="Arial" w:eastAsia="Arial" w:hAnsi="Arial"/>
-          <w:b/>
-          <w:bCs/>
-          <w:sz w:val="19"/>
-          <w:szCs w:val="19"/>
-        </w:rPr>
-        <w:t xml:space="preserve">daily total</w:t>
-      </w:r>
-      <w:r>
-        <w:rPr>
-          <w:rFonts w:ascii="Arial" w:cs="Arial" w:eastAsia="Arial" w:hAnsi="Arial"/>
-          <w:sz w:val="19"/>
-          <w:szCs w:val="19"/>
-        </w:rPr>
-        <w:t xml:space="preserve"> and an </w:t>
-      </w:r>
-      <w:r>
-        <w:rPr>
-          <w:rFonts w:ascii="Arial" w:cs="Arial" w:eastAsia="Arial" w:hAnsi="Arial"/>
-          <w:b/>
-          <w:bCs/>
-          <w:sz w:val="19"/>
-          <w:szCs w:val="19"/>
-        </w:rPr>
-        <w:t xml:space="preserve">association</w:t>
-      </w:r>
-      <w:r>
-        <w:rPr>
-          <w:rFonts w:ascii="Arial" w:cs="Arial" w:eastAsia="Arial" w:hAnsi="Arial"/>
-          <w:sz w:val="19"/>
-          <w:szCs w:val="19"/>
-        </w:rPr>
-        <w:t xml:space="preserve">.</w:t>
-      </w:r>
-    </w:p>
-    <w:p>
-      <w:pPr>
-        <w:pStyle w:val="ListParagraph"/>
-        <w:keepLines/>
-        <w:numPr>
-          <w:ilvl w:val="0"/>
-          <w:numId w:val="1"/>
-        </w:numPr>
-        <w:spacing w:after="40" w:before="20"/>
-      </w:pPr>
-      <w:r>
-        <w:rPr>
-          <w:rFonts w:ascii="Arial" w:cs="Arial" w:eastAsia="Arial" w:hAnsi="Arial"/>
-          <w:b/>
-          <w:bCs/>
-          <w:sz w:val="19"/>
-          <w:szCs w:val="19"/>
-        </w:rPr>
-        <w:t xml:space="preserve">Reading R² as “percent correct”</w:t>
-      </w:r>
-      <w:r>
-        <w:rPr>
-          <w:rFonts w:ascii="Arial" w:cs="Arial" w:eastAsia="Arial" w:hAnsi="Arial"/>
-          <w:sz w:val="19"/>
-          <w:szCs w:val="19"/>
-        </w:rPr>
-        <w:t xml:space="preserve"> (2b): R² is the share of variation explained.</w:t>
-      </w:r>
-    </w:p>
-    <w:p>
-      <w:pPr>
-        <w:pStyle w:val="ListParagraph"/>
-        <w:keepLines/>
-        <w:numPr>
-          <w:ilvl w:val="0"/>
-          <w:numId w:val="1"/>
-        </w:numPr>
-        <w:spacing w:after="40" w:before="20"/>
-      </w:pPr>
-      <w:r>
-        <w:rPr>
-          <w:rFonts w:ascii="Arial" w:cs="Arial" w:eastAsia="Arial" w:hAnsi="Arial"/>
-          <w:b/>
-          <w:bCs/>
-          <w:sz w:val="19"/>
-          <w:szCs w:val="19"/>
-        </w:rPr>
-        <w:t xml:space="preserve">Using absolute values</w:t>
-      </w:r>
-      <w:r>
-        <w:rPr>
-          <w:rFonts w:ascii="Arial" w:cs="Arial" w:eastAsia="Arial" w:hAnsi="Arial"/>
-          <w:sz w:val="19"/>
-          <w:szCs w:val="19"/>
-        </w:rPr>
-        <w:t xml:space="preserve"> (3a-ii): MAE averages the sizes of the errors, so signs must not cancel.</w:t>
+        <w:t xml:space="preserve"> the coefficients describe daily totals and associations.</w:t>
       </w:r>
     </w:p>
     <w:p>
@@ -6070,7 +5898,7 @@
           <w:sz w:val="19"/>
           <w:szCs w:val="19"/>
         </w:rPr>
-        <w:t xml:space="preserve"> (4c). Credit “if there were no real effect, a result this extreme would be rare”.</w:t>
+        <w:t xml:space="preserve"> (5c). Credit “if there were no real effect, a result this extreme would be rare”.</w:t>
       </w:r>
     </w:p>
     <w:sectPr>
